--- a/doc/seguimiento.docx
+++ b/doc/seguimiento.docx
@@ -1,6 +1,6 @@
 
 <file path=word/document.xml><?xml version="1.0" encoding="utf-8"?>
-<w:document xmlns:wpc="http://schemas.microsoft.com/office/word/2010/wordprocessingCanvas" xmlns:cx="http://schemas.microsoft.com/office/drawing/2014/chartex" xmlns:cx1="http://schemas.microsoft.com/office/drawing/2015/9/8/chartex" xmlns:cx2="http://schemas.microsoft.com/office/drawing/2015/10/21/chartex" xmlns:cx3="http://schemas.microsoft.com/office/drawing/2016/5/9/chartex" xmlns:cx4="http://schemas.microsoft.com/office/drawing/2016/5/10/chartex" xmlns:cx5="http://schemas.microsoft.com/office/drawing/2016/5/11/chartex" xmlns:cx6="http://schemas.microsoft.com/office/drawing/2016/5/12/chartex" xmlns:cx7="http://schemas.microsoft.com/office/drawing/2016/5/13/chartex" xmlns:cx8="http://schemas.microsoft.com/office/drawing/2016/5/14/chartex" xmlns:mc="http://schemas.openxmlformats.org/markup-compatibility/2006" xmlns:aink="http://schemas.microsoft.com/office/drawing/2016/ink" xmlns:am3d="http://schemas.microsoft.com/office/drawing/2017/model3d" xmlns:o="urn:schemas-microsoft-com:office:office" xmlns:r="http://schemas.openxmlformats.org/officeDocument/2006/relationships" xmlns:m="http://schemas.openxmlformats.org/officeDocument/2006/math" xmlns:v="urn:schemas-microsoft-com:vml" xmlns:wp14="http://schemas.microsoft.com/office/word/2010/wordprocessingDrawing" xmlns:wp="http://schemas.openxmlformats.org/drawingml/2006/wordprocessingDrawing" xmlns:w10="urn:schemas-microsoft-com:office:word" xmlns:w="http://schemas.openxmlformats.org/wordprocessingml/2006/main" xmlns:w14="http://schemas.microsoft.com/office/word/2010/wordml" xmlns:w15="http://schemas.microsoft.com/office/word/2012/wordml" xmlns:w16cid="http://schemas.microsoft.com/office/word/2016/wordml/cid" xmlns:w16se="http://schemas.microsoft.com/office/word/2015/wordml/symex" xmlns:wpg="http://schemas.microsoft.com/office/word/2010/wordprocessingGroup" xmlns:wpi="http://schemas.microsoft.com/office/word/2010/wordprocessingInk" xmlns:wne="http://schemas.microsoft.com/office/word/2006/wordml" xmlns:wps="http://schemas.microsoft.com/office/word/2010/wordprocessingShape" mc:Ignorable="w14 w15 w16se w16cid wp14">
+<w:document xmlns:wpc="http://schemas.microsoft.com/office/word/2010/wordprocessingCanvas" xmlns:cx="http://schemas.microsoft.com/office/drawing/2014/chartex" xmlns:cx1="http://schemas.microsoft.com/office/drawing/2015/9/8/chartex" xmlns:cx2="http://schemas.microsoft.com/office/drawing/2015/10/21/chartex" xmlns:cx3="http://schemas.microsoft.com/office/drawing/2016/5/9/chartex" xmlns:cx4="http://schemas.microsoft.com/office/drawing/2016/5/10/chartex" xmlns:cx5="http://schemas.microsoft.com/office/drawing/2016/5/11/chartex" xmlns:cx6="http://schemas.microsoft.com/office/drawing/2016/5/12/chartex" xmlns:cx7="http://schemas.microsoft.com/office/drawing/2016/5/13/chartex" xmlns:cx8="http://schemas.microsoft.com/office/drawing/2016/5/14/chartex" xmlns:mc="http://schemas.openxmlformats.org/markup-compatibility/2006" xmlns:aink="http://schemas.microsoft.com/office/drawing/2016/ink" xmlns:am3d="http://schemas.microsoft.com/office/drawing/2017/model3d" xmlns:o="urn:schemas-microsoft-com:office:office" xmlns:oel="http://schemas.microsoft.com/office/2019/extlst" xmlns:r="http://schemas.openxmlformats.org/officeDocument/2006/relationships" xmlns:m="http://schemas.openxmlformats.org/officeDocument/2006/math" xmlns:v="urn:schemas-microsoft-com:vml" xmlns:wp14="http://schemas.microsoft.com/office/word/2010/wordprocessingDrawing" xmlns:wp="http://schemas.openxmlformats.org/drawingml/2006/wordprocessingDrawing" xmlns:w10="urn:schemas-microsoft-com:office:word" xmlns:w="http://schemas.openxmlformats.org/wordprocessingml/2006/main" xmlns:w14="http://schemas.microsoft.com/office/word/2010/wordml" xmlns:w15="http://schemas.microsoft.com/office/word/2012/wordml" xmlns:w16cex="http://schemas.microsoft.com/office/word/2018/wordml/cex" xmlns:w16cid="http://schemas.microsoft.com/office/word/2016/wordml/cid" xmlns:w16="http://schemas.microsoft.com/office/word/2018/wordml" xmlns:w16sdtdh="http://schemas.microsoft.com/office/word/2020/wordml/sdtdatahash" xmlns:w16se="http://schemas.microsoft.com/office/word/2015/wordml/symex" xmlns:wpg="http://schemas.microsoft.com/office/word/2010/wordprocessingGroup" xmlns:wpi="http://schemas.microsoft.com/office/word/2010/wordprocessingInk" xmlns:wne="http://schemas.microsoft.com/office/word/2006/wordml" xmlns:wps="http://schemas.microsoft.com/office/word/2010/wordprocessingShape" mc:Ignorable="w14 w15 w16se w16cid w16 w16cex w16sdtdh wp14">
   <w:body>
     <w:p>
       <w:r>
@@ -77,14 +77,14 @@
                               <w:tblLook w:val="0000" w:firstRow="0" w:lastRow="0" w:firstColumn="0" w:lastColumn="0" w:noHBand="0" w:noVBand="0"/>
                             </w:tblPr>
                             <w:tblGrid>
-                              <w:gridCol w:w="2882"/>
-                              <w:gridCol w:w="5720"/>
-                              <w:gridCol w:w="2134"/>
+                              <w:gridCol w:w="2885"/>
+                              <w:gridCol w:w="5728"/>
+                              <w:gridCol w:w="2137"/>
                             </w:tblGrid>
                             <w:tr>
                               <w:trPr>
                                 <w:cantSplit/>
-                                <w:trHeight w:val="1128"/>
+                                <w:trHeight w:val="552"/>
                                 <w:jc w:val="center"/>
                               </w:trPr>
                               <w:tc>
@@ -127,7 +127,7 @@
                                                 <pic:cNvPicPr/>
                                               </pic:nvPicPr>
                                               <pic:blipFill rotWithShape="1">
-                                                <a:blip r:embed="rId10">
+                                                <a:blip r:embed="rId11">
                                                   <a:extLst>
                                                     <a:ext uri="{28A0092B-C50C-407E-A947-70E740481C1C}">
                                                       <a14:useLocalDpi xmlns:a14="http://schemas.microsoft.com/office/drawing/2010/main" val="0"/>
@@ -171,12 +171,16 @@
                                   <w:pPr>
                                     <w:jc w:val="center"/>
                                     <w:rPr>
+                                      <w:b/>
+                                      <w:bCs/>
                                       <w:sz w:val="19"/>
                                       <w:szCs w:val="19"/>
                                     </w:rPr>
                                   </w:pPr>
                                   <w:r>
                                     <w:rPr>
+                                      <w:b/>
+                                      <w:bCs/>
                                       <w:sz w:val="19"/>
                                       <w:szCs w:val="19"/>
                                     </w:rPr>
@@ -231,7 +235,7 @@
                             <w:tr>
                               <w:trPr>
                                 <w:cantSplit/>
-                                <w:trHeight w:val="452"/>
+                                <w:trHeight w:val="978"/>
                                 <w:jc w:val="center"/>
                               </w:trPr>
                               <w:tc>
@@ -276,16 +280,7 @@
                                       <w:sz w:val="19"/>
                                       <w:szCs w:val="19"/>
                                     </w:rPr>
-                                    <w:t>Seguimiento a la Formación Docente</w:t>
-                                  </w:r>
-                                  <w:r>
-                                    <w:rPr>
-                                      <w:rFonts w:cs="Arial"/>
-                                      <w:b/>
-                                      <w:sz w:val="19"/>
-                                      <w:szCs w:val="19"/>
-                                    </w:rPr>
-                                    <w:t>:</w:t>
+                                    <w:t>Reporte de seguimiento de formación docente</w:t>
                                   </w:r>
                                 </w:p>
                                 <w:p>
@@ -306,27 +301,7 @@
                                       <w:sz w:val="19"/>
                                       <w:szCs w:val="19"/>
                                     </w:rPr>
-                                    <w:t>{</w:t>
-                                  </w:r>
-                                  <w:proofErr w:type="spellStart"/>
-                                  <w:r>
-                                    <w:rPr>
-                                      <w:rFonts w:cs="Arial"/>
-                                      <w:b/>
-                                      <w:sz w:val="19"/>
-                                      <w:szCs w:val="19"/>
-                                    </w:rPr>
-                                    <w:t>NombresC</w:t>
-                                  </w:r>
-                                  <w:proofErr w:type="spellEnd"/>
-                                  <w:r>
-                                    <w:rPr>
-                                      <w:rFonts w:cs="Arial"/>
-                                      <w:b/>
-                                      <w:sz w:val="19"/>
-                                      <w:szCs w:val="19"/>
-                                    </w:rPr>
-                                    <w:t>}</w:t>
+                                    <w:t>Formato institucional de aplicación semestral</w:t>
                                   </w:r>
                                   <w:r>
                                     <w:rPr>
@@ -361,9 +336,6 @@
                           <w:p>
                             <w:pPr>
                               <w:jc w:val="left"/>
-                              <w:rPr>
-                                <w:lang w:val="es-EC"/>
-                              </w:rPr>
                             </w:pPr>
                           </w:p>
                         </w:txbxContent>
@@ -392,7 +364,7 @@
                 <v:stroke joinstyle="miter"/>
                 <v:path gradientshapeok="t" o:connecttype="rect"/>
               </v:shapetype>
-              <v:shape id="ctc1" o:spid="_x0000_s1026" type="#_x0000_t202" style="position:absolute;left:0;text-align:left;margin-left:0;margin-top:-28.35pt;width:581.1pt;height:131.55pt;z-index:251659264;visibility:visible;mso-wrap-style:square;mso-width-percent:0;mso-height-percent:0;mso-wrap-distance-left:9pt;mso-wrap-distance-top:0;mso-wrap-distance-right:9pt;mso-wrap-distance-bottom:0;mso-position-horizontal:center;mso-position-horizontal-relative:page;mso-position-vertical:absolute;mso-position-vertical-relative:margin;mso-width-percent:0;mso-height-percent:0;mso-width-relative:margin;mso-height-relative:margin;v-text-anchor:top" o:gfxdata="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" o:allowoverlap="f" fillcolor="white [3201]" stroked="f" strokeweight=".5pt">
+              <v:shape id="ctc1" o:spid="_x0000_s1026" type="#_x0000_t202" style="position:absolute;left:0;text-align:left;margin-left:0;margin-top:-28.35pt;width:581.1pt;height:131.55pt;z-index:251659264;visibility:visible;mso-wrap-style:square;mso-width-percent:0;mso-height-percent:0;mso-wrap-distance-left:9pt;mso-wrap-distance-top:0;mso-wrap-distance-right:9pt;mso-wrap-distance-bottom:0;mso-position-horizontal:center;mso-position-horizontal-relative:page;mso-position-vertical:absolute;mso-position-vertical-relative:margin;mso-width-percent:0;mso-height-percent:0;mso-width-relative:margin;mso-height-relative:margin;v-text-anchor:top" o:gfxdata="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" o:allowoverlap="f" fillcolor="white [3201]" stroked="f" strokeweight=".5pt">
                 <v:textbox>
                   <w:txbxContent>
                     <w:tbl>
@@ -414,14 +386,14 @@
                         <w:tblLook w:val="0000" w:firstRow="0" w:lastRow="0" w:firstColumn="0" w:lastColumn="0" w:noHBand="0" w:noVBand="0"/>
                       </w:tblPr>
                       <w:tblGrid>
-                        <w:gridCol w:w="2882"/>
-                        <w:gridCol w:w="5720"/>
-                        <w:gridCol w:w="2134"/>
+                        <w:gridCol w:w="2885"/>
+                        <w:gridCol w:w="5728"/>
+                        <w:gridCol w:w="2137"/>
                       </w:tblGrid>
                       <w:tr>
                         <w:trPr>
                           <w:cantSplit/>
-                          <w:trHeight w:val="1128"/>
+                          <w:trHeight w:val="552"/>
                           <w:jc w:val="center"/>
                         </w:trPr>
                         <w:tc>
@@ -464,7 +436,7 @@
                                           <pic:cNvPicPr/>
                                         </pic:nvPicPr>
                                         <pic:blipFill rotWithShape="1">
-                                          <a:blip r:embed="rId10">
+                                          <a:blip r:embed="rId11">
                                             <a:extLst>
                                               <a:ext uri="{28A0092B-C50C-407E-A947-70E740481C1C}">
                                                 <a14:useLocalDpi xmlns:a14="http://schemas.microsoft.com/office/drawing/2010/main" val="0"/>
@@ -508,12 +480,16 @@
                             <w:pPr>
                               <w:jc w:val="center"/>
                               <w:rPr>
+                                <w:b/>
+                                <w:bCs/>
                                 <w:sz w:val="19"/>
                                 <w:szCs w:val="19"/>
                               </w:rPr>
                             </w:pPr>
                             <w:r>
                               <w:rPr>
+                                <w:b/>
+                                <w:bCs/>
                                 <w:sz w:val="19"/>
                                 <w:szCs w:val="19"/>
                               </w:rPr>
@@ -568,7 +544,7 @@
                       <w:tr>
                         <w:trPr>
                           <w:cantSplit/>
-                          <w:trHeight w:val="452"/>
+                          <w:trHeight w:val="978"/>
                           <w:jc w:val="center"/>
                         </w:trPr>
                         <w:tc>
@@ -613,16 +589,7 @@
                                 <w:sz w:val="19"/>
                                 <w:szCs w:val="19"/>
                               </w:rPr>
-                              <w:t>Seguimiento a la Formación Docente</w:t>
-                            </w:r>
-                            <w:r>
-                              <w:rPr>
-                                <w:rFonts w:cs="Arial"/>
-                                <w:b/>
-                                <w:sz w:val="19"/>
-                                <w:szCs w:val="19"/>
-                              </w:rPr>
-                              <w:t>:</w:t>
+                              <w:t>Reporte de seguimiento de formación docente</w:t>
                             </w:r>
                           </w:p>
                           <w:p>
@@ -643,27 +610,7 @@
                                 <w:sz w:val="19"/>
                                 <w:szCs w:val="19"/>
                               </w:rPr>
-                              <w:t>{</w:t>
-                            </w:r>
-                            <w:proofErr w:type="spellStart"/>
-                            <w:r>
-                              <w:rPr>
-                                <w:rFonts w:cs="Arial"/>
-                                <w:b/>
-                                <w:sz w:val="19"/>
-                                <w:szCs w:val="19"/>
-                              </w:rPr>
-                              <w:t>NombresC</w:t>
-                            </w:r>
-                            <w:proofErr w:type="spellEnd"/>
-                            <w:r>
-                              <w:rPr>
-                                <w:rFonts w:cs="Arial"/>
-                                <w:b/>
-                                <w:sz w:val="19"/>
-                                <w:szCs w:val="19"/>
-                              </w:rPr>
-                              <w:t>}</w:t>
+                              <w:t>Formato institucional de aplicación semestral</w:t>
                             </w:r>
                             <w:r>
                               <w:rPr>
@@ -698,9 +645,6 @@
                     <w:p>
                       <w:pPr>
                         <w:jc w:val="left"/>
-                        <w:rPr>
-                          <w:lang w:val="es-EC"/>
-                        </w:rPr>
                       </w:pPr>
                     </w:p>
                   </w:txbxContent>
@@ -726,139 +670,256 @@
     <w:p/>
     <w:p/>
     <w:p/>
-    <w:p/>
-    <w:p/>
+    <w:p>
+      <w:pPr>
+        <w:jc w:val="center"/>
+      </w:pPr>
+    </w:p>
     <w:p/>
     <w:p>
-      <w:pPr>
-        <w:jc w:val="center"/>
-      </w:pPr>
-    </w:p>
-    <w:p>
-      <w:pPr>
-        <w:ind w:left="2158" w:right="2158"/>
-        <w:jc w:val="center"/>
-        <w:rPr>
-          <w:b/>
-          <w:sz w:val="46"/>
-          <w:szCs w:val="46"/>
-        </w:rPr>
-      </w:pPr>
       <w:r>
         <w:rPr>
-          <w:b/>
-          <w:sz w:val="46"/>
-          <w:szCs w:val="46"/>
+          <w:noProof/>
         </w:rPr>
-        <w:t>Seguimiento</w:t>
-      </w:r>
-      <w:r>
-        <w:rPr>
-          <w:b/>
-          <w:spacing w:val="-13"/>
-          <w:sz w:val="46"/>
-          <w:szCs w:val="46"/>
-        </w:rPr>
-        <w:t xml:space="preserve"> </w:t>
-      </w:r>
-      <w:r>
-        <w:rPr>
-          <w:b/>
-          <w:sz w:val="46"/>
-          <w:szCs w:val="46"/>
-        </w:rPr>
-        <w:t>a</w:t>
-      </w:r>
-      <w:r>
-        <w:rPr>
-          <w:b/>
-          <w:spacing w:val="-9"/>
-          <w:sz w:val="46"/>
-          <w:szCs w:val="46"/>
-        </w:rPr>
-        <w:t xml:space="preserve"> </w:t>
-      </w:r>
-      <w:r>
-        <w:rPr>
-          <w:b/>
-          <w:sz w:val="46"/>
-          <w:szCs w:val="46"/>
-        </w:rPr>
-        <w:t>la</w:t>
-      </w:r>
-      <w:r>
-        <w:rPr>
-          <w:b/>
-          <w:spacing w:val="-9"/>
-          <w:sz w:val="46"/>
-          <w:szCs w:val="46"/>
-        </w:rPr>
-        <w:t xml:space="preserve"> </w:t>
-      </w:r>
-      <w:r>
-        <w:rPr>
-          <w:b/>
-          <w:sz w:val="46"/>
-          <w:szCs w:val="46"/>
-        </w:rPr>
-        <w:t>Formación</w:t>
-      </w:r>
-      <w:r>
-        <w:rPr>
-          <w:b/>
-          <w:spacing w:val="-8"/>
-          <w:sz w:val="46"/>
-          <w:szCs w:val="46"/>
-        </w:rPr>
-        <w:t xml:space="preserve"> </w:t>
-      </w:r>
-      <w:r>
-        <w:rPr>
-          <w:b/>
-          <w:sz w:val="46"/>
-          <w:szCs w:val="46"/>
-        </w:rPr>
-        <w:t>Docente:</w:t>
+        <mc:AlternateContent>
+          <mc:Choice Requires="wps">
+            <w:drawing>
+              <wp:anchor distT="0" distB="0" distL="114300" distR="114300" simplePos="0" relativeHeight="251662336" behindDoc="0" locked="0" layoutInCell="1" allowOverlap="1" wp14:anchorId="2F9CBB3D" wp14:editId="17F7B15C">
+                <wp:simplePos x="0" y="0"/>
+                <wp:positionH relativeFrom="column">
+                  <wp:posOffset>1215498</wp:posOffset>
+                </wp:positionH>
+                <wp:positionV relativeFrom="paragraph">
+                  <wp:posOffset>7608</wp:posOffset>
+                </wp:positionV>
+                <wp:extent cx="4994695" cy="2380891"/>
+                <wp:effectExtent l="0" t="0" r="0" b="635"/>
+                <wp:wrapNone/>
+                <wp:docPr id="3" name="Cuadro de texto 3"/>
+                <wp:cNvGraphicFramePr/>
+                <a:graphic xmlns:a="http://schemas.openxmlformats.org/drawingml/2006/main">
+                  <a:graphicData uri="http://schemas.microsoft.com/office/word/2010/wordprocessingShape">
+                    <wps:wsp>
+                      <wps:cNvSpPr txBox="1"/>
+                      <wps:spPr>
+                        <a:xfrm>
+                          <a:off x="0" y="0"/>
+                          <a:ext cx="4994695" cy="2380891"/>
+                        </a:xfrm>
+                        <a:prstGeom prst="rect">
+                          <a:avLst/>
+                        </a:prstGeom>
+                        <a:noFill/>
+                        <a:ln>
+                          <a:noFill/>
+                        </a:ln>
+                      </wps:spPr>
+                      <wps:style>
+                        <a:lnRef idx="0">
+                          <a:scrgbClr r="0" g="0" b="0"/>
+                        </a:lnRef>
+                        <a:fillRef idx="0">
+                          <a:scrgbClr r="0" g="0" b="0"/>
+                        </a:fillRef>
+                        <a:effectRef idx="0">
+                          <a:scrgbClr r="0" g="0" b="0"/>
+                        </a:effectRef>
+                        <a:fontRef idx="minor">
+                          <a:schemeClr val="dk1"/>
+                        </a:fontRef>
+                      </wps:style>
+                      <wps:txbx>
+                        <w:txbxContent>
+                          <w:p>
+                            <w:pPr>
+                              <w:ind w:right="2158"/>
+                              <w:jc w:val="center"/>
+                              <w:rPr>
+                                <w:b/>
+                                <w:sz w:val="46"/>
+                                <w:szCs w:val="46"/>
+                              </w:rPr>
+                            </w:pPr>
+                            <w:r>
+                              <w:rPr>
+                                <w:b/>
+                                <w:sz w:val="46"/>
+                                <w:szCs w:val="46"/>
+                              </w:rPr>
+                              <w:t>Reporte de seguimiento de formación</w:t>
+                            </w:r>
+                            <w:r>
+                              <w:rPr>
+                                <w:b/>
+                                <w:sz w:val="46"/>
+                                <w:szCs w:val="46"/>
+                              </w:rPr>
+                              <w:t xml:space="preserve"> </w:t>
+                            </w:r>
+                            <w:r>
+                              <w:rPr>
+                                <w:b/>
+                                <w:sz w:val="46"/>
+                                <w:szCs w:val="46"/>
+                              </w:rPr>
+                              <w:t>Docente</w:t>
+                            </w:r>
+                            <w:r>
+                              <w:rPr>
+                                <w:b/>
+                                <w:sz w:val="46"/>
+                                <w:szCs w:val="46"/>
+                              </w:rPr>
+                              <w:t>:</w:t>
+                            </w:r>
+                            <w:r>
+                              <w:rPr>
+                                <w:b/>
+                                <w:sz w:val="46"/>
+                                <w:szCs w:val="46"/>
+                              </w:rPr>
+                              <w:t xml:space="preserve"> </w:t>
+                            </w:r>
+                            <w:r>
+                              <w:rPr>
+                                <w:b/>
+                                <w:sz w:val="46"/>
+                                <w:szCs w:val="46"/>
+                              </w:rPr>
+                              <w:t>{</w:t>
+                            </w:r>
+                            <w:proofErr w:type="spellStart"/>
+                            <w:r>
+                              <w:rPr>
+                                <w:b/>
+                                <w:sz w:val="46"/>
+                                <w:szCs w:val="46"/>
+                              </w:rPr>
+                              <w:t>NombresC</w:t>
+                            </w:r>
+                            <w:proofErr w:type="spellEnd"/>
+                            <w:r>
+                              <w:rPr>
+                                <w:b/>
+                                <w:sz w:val="46"/>
+                                <w:szCs w:val="46"/>
+                              </w:rPr>
+                              <w:t>}</w:t>
+                            </w:r>
+                          </w:p>
+                          <w:p/>
+                        </w:txbxContent>
+                      </wps:txbx>
+                      <wps:bodyPr rot="0" spcFirstLastPara="0" vertOverflow="overflow" horzOverflow="overflow" vert="horz" wrap="square" lIns="91440" tIns="45720" rIns="91440" bIns="45720" numCol="1" spcCol="0" rtlCol="0" fromWordArt="0" anchor="t" anchorCtr="0" forceAA="0" compatLnSpc="1">
+                        <a:prstTxWarp prst="textNoShape">
+                          <a:avLst/>
+                        </a:prstTxWarp>
+                        <a:noAutofit/>
+                      </wps:bodyPr>
+                    </wps:wsp>
+                  </a:graphicData>
+                </a:graphic>
+                <wp14:sizeRelH relativeFrom="margin">
+                  <wp14:pctWidth>0</wp14:pctWidth>
+                </wp14:sizeRelH>
+              </wp:anchor>
+            </w:drawing>
+          </mc:Choice>
+          <mc:Fallback>
+            <w:pict>
+              <v:shape w14:anchorId="2F9CBB3D" id="Cuadro de texto 3" o:spid="_x0000_s1027" type="#_x0000_t202" style="position:absolute;left:0;text-align:left;margin-left:95.7pt;margin-top:.6pt;width:393.3pt;height:187.45pt;z-index:251662336;visibility:visible;mso-wrap-style:square;mso-width-percent:0;mso-wrap-distance-left:9pt;mso-wrap-distance-top:0;mso-wrap-distance-right:9pt;mso-wrap-distance-bottom:0;mso-position-horizontal:absolute;mso-position-horizontal-relative:text;mso-position-vertical:absolute;mso-position-vertical-relative:text;mso-width-percent:0;mso-width-relative:margin;v-text-anchor:top" o:gfxdata="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" filled="f" stroked="f">
+                <v:textbox>
+                  <w:txbxContent>
+                    <w:p>
+                      <w:pPr>
+                        <w:ind w:right="2158"/>
+                        <w:jc w:val="center"/>
+                        <w:rPr>
+                          <w:b/>
+                          <w:sz w:val="46"/>
+                          <w:szCs w:val="46"/>
+                        </w:rPr>
+                      </w:pPr>
+                      <w:r>
+                        <w:rPr>
+                          <w:b/>
+                          <w:sz w:val="46"/>
+                          <w:szCs w:val="46"/>
+                        </w:rPr>
+                        <w:t>Reporte de seguimiento de formación</w:t>
+                      </w:r>
+                      <w:r>
+                        <w:rPr>
+                          <w:b/>
+                          <w:sz w:val="46"/>
+                          <w:szCs w:val="46"/>
+                        </w:rPr>
+                        <w:t xml:space="preserve"> </w:t>
+                      </w:r>
+                      <w:r>
+                        <w:rPr>
+                          <w:b/>
+                          <w:sz w:val="46"/>
+                          <w:szCs w:val="46"/>
+                        </w:rPr>
+                        <w:t>Docente</w:t>
+                      </w:r>
+                      <w:r>
+                        <w:rPr>
+                          <w:b/>
+                          <w:sz w:val="46"/>
+                          <w:szCs w:val="46"/>
+                        </w:rPr>
+                        <w:t>:</w:t>
+                      </w:r>
+                      <w:r>
+                        <w:rPr>
+                          <w:b/>
+                          <w:sz w:val="46"/>
+                          <w:szCs w:val="46"/>
+                        </w:rPr>
+                        <w:t xml:space="preserve"> </w:t>
+                      </w:r>
+                      <w:r>
+                        <w:rPr>
+                          <w:b/>
+                          <w:sz w:val="46"/>
+                          <w:szCs w:val="46"/>
+                        </w:rPr>
+                        <w:t>{</w:t>
+                      </w:r>
+                      <w:proofErr w:type="spellStart"/>
+                      <w:r>
+                        <w:rPr>
+                          <w:b/>
+                          <w:sz w:val="46"/>
+                          <w:szCs w:val="46"/>
+                        </w:rPr>
+                        <w:t>NombresC</w:t>
+                      </w:r>
+                      <w:proofErr w:type="spellEnd"/>
+                      <w:r>
+                        <w:rPr>
+                          <w:b/>
+                          <w:sz w:val="46"/>
+                          <w:szCs w:val="46"/>
+                        </w:rPr>
+                        <w:t>}</w:t>
+                      </w:r>
+                    </w:p>
+                    <w:p/>
+                  </w:txbxContent>
+                </v:textbox>
+              </v:shape>
+            </w:pict>
+          </mc:Fallback>
+        </mc:AlternateContent>
       </w:r>
     </w:p>
     <w:p>
       <w:pPr>
         <w:jc w:val="center"/>
       </w:pPr>
-      <w:r>
-        <w:rPr>
-          <w:b/>
-          <w:sz w:val="46"/>
-          <w:szCs w:val="46"/>
-        </w:rPr>
-        <w:t>{</w:t>
-      </w:r>
-      <w:proofErr w:type="spellStart"/>
-      <w:r>
-        <w:rPr>
-          <w:b/>
-          <w:sz w:val="46"/>
-          <w:szCs w:val="46"/>
-        </w:rPr>
-        <w:t>NombresC</w:t>
-      </w:r>
-      <w:proofErr w:type="spellEnd"/>
-      <w:r>
-        <w:rPr>
-          <w:b/>
-          <w:sz w:val="46"/>
-          <w:szCs w:val="46"/>
-        </w:rPr>
-        <w:t>}</w:t>
-      </w:r>
-    </w:p>
-    <w:p/>
-    <w:p/>
-    <w:p/>
-    <w:p>
-      <w:pPr>
-        <w:jc w:val="center"/>
-      </w:pPr>
     </w:p>
     <w:p>
       <w:pPr>
@@ -924,8 +985,71 @@
       <w:pPr>
         <w:jc w:val="center"/>
       </w:pPr>
-      <w:bookmarkStart w:id="2" w:name="_GoBack"/>
-      <w:bookmarkEnd w:id="2"/>
+    </w:p>
+    <w:p>
+      <w:pPr>
+        <w:jc w:val="center"/>
+      </w:pPr>
+    </w:p>
+    <w:p>
+      <w:pPr>
+        <w:jc w:val="center"/>
+      </w:pPr>
+    </w:p>
+    <w:p>
+      <w:pPr>
+        <w:jc w:val="center"/>
+      </w:pPr>
+    </w:p>
+    <w:p>
+      <w:pPr>
+        <w:jc w:val="center"/>
+      </w:pPr>
+    </w:p>
+    <w:p>
+      <w:pPr>
+        <w:jc w:val="center"/>
+      </w:pPr>
+    </w:p>
+    <w:p>
+      <w:pPr>
+        <w:jc w:val="center"/>
+      </w:pPr>
+    </w:p>
+    <w:p>
+      <w:pPr>
+        <w:jc w:val="center"/>
+      </w:pPr>
+    </w:p>
+    <w:p>
+      <w:pPr>
+        <w:jc w:val="center"/>
+      </w:pPr>
+    </w:p>
+    <w:p>
+      <w:pPr>
+        <w:jc w:val="center"/>
+      </w:pPr>
+    </w:p>
+    <w:p>
+      <w:pPr>
+        <w:jc w:val="center"/>
+      </w:pPr>
+    </w:p>
+    <w:p>
+      <w:pPr>
+        <w:jc w:val="center"/>
+      </w:pPr>
+    </w:p>
+    <w:p>
+      <w:pPr>
+        <w:jc w:val="center"/>
+      </w:pPr>
+    </w:p>
+    <w:p>
+      <w:pPr>
+        <w:jc w:val="center"/>
+      </w:pPr>
     </w:p>
     <w:p>
       <w:pPr>
@@ -1047,7 +1171,7 @@
                                       <w:szCs w:val="18"/>
                                     </w:rPr>
                                   </w:pPr>
-                                  <w:bookmarkStart w:id="3" w:name="_Hlk168652179"/>
+                                  <w:bookmarkStart w:id="2" w:name="_Hlk168652179"/>
                                   <w:r>
                                     <w:rPr>
                                       <w:rFonts w:ascii="Arial" w:hAnsi="Arial" w:cs="Arial"/>
@@ -1121,7 +1245,7 @@
                                       <w:sz w:val="18"/>
                                       <w:szCs w:val="18"/>
                                     </w:rPr>
-                                    <w:t>Revisado Por:</w:t>
+                                    <w:t>REVISADO POR:</w:t>
                                   </w:r>
                                 </w:p>
                               </w:tc>
@@ -1215,29 +1339,7 @@
                                       <w:sz w:val="18"/>
                                       <w:szCs w:val="18"/>
                                     </w:rPr>
-                                    <w:t>{</w:t>
-                                  </w:r>
-                                  <w:proofErr w:type="spellStart"/>
-                                  <w:r>
-                                    <w:rPr>
-                                      <w:rFonts w:ascii="Arial" w:hAnsi="Arial" w:cs="Arial"/>
-                                      <w:b/>
-                                      <w:spacing w:val="-1"/>
-                                      <w:sz w:val="18"/>
-                                      <w:szCs w:val="18"/>
-                                    </w:rPr>
-                                    <w:t>NombresC</w:t>
-                                  </w:r>
-                                  <w:proofErr w:type="spellEnd"/>
-                                  <w:r>
-                                    <w:rPr>
-                                      <w:rFonts w:ascii="Arial" w:hAnsi="Arial" w:cs="Arial"/>
-                                      <w:b/>
-                                      <w:spacing w:val="-1"/>
-                                      <w:sz w:val="18"/>
-                                      <w:szCs w:val="18"/>
-                                    </w:rPr>
-                                    <w:t>}</w:t>
+                                    <w:t>Mgs. Jefferson Villarreal</w:t>
                                   </w:r>
                                 </w:p>
                               </w:tc>
@@ -1276,6 +1378,16 @@
                                     </w:rPr>
                                     <w:t xml:space="preserve"> </w:t>
                                   </w:r>
+                                  <w:r>
+                                    <w:rPr>
+                                      <w:rFonts w:ascii="Arial" w:hAnsi="Arial" w:cs="Arial"/>
+                                      <w:b/>
+                                      <w:spacing w:val="-1"/>
+                                      <w:sz w:val="18"/>
+                                      <w:szCs w:val="18"/>
+                                    </w:rPr>
+                                    <w:t xml:space="preserve">Ing. Martha </w:t>
+                                  </w:r>
                                   <w:proofErr w:type="spellStart"/>
                                   <w:r>
                                     <w:rPr>
@@ -1285,19 +1397,9 @@
                                       <w:sz w:val="18"/>
                                       <w:szCs w:val="18"/>
                                     </w:rPr>
-                                    <w:t>Msc</w:t>
+                                    <w:t>Tomalá</w:t>
                                   </w:r>
                                   <w:proofErr w:type="spellEnd"/>
-                                  <w:r>
-                                    <w:rPr>
-                                      <w:rFonts w:ascii="Arial" w:hAnsi="Arial" w:cs="Arial"/>
-                                      <w:b/>
-                                      <w:spacing w:val="-1"/>
-                                      <w:sz w:val="18"/>
-                                      <w:szCs w:val="18"/>
-                                    </w:rPr>
-                                    <w:t>. Jefferson Villarreal</w:t>
-                                  </w:r>
                                 </w:p>
                               </w:tc>
                               <w:tc>
@@ -1397,8 +1499,42 @@
                                       <w:sz w:val="18"/>
                                       <w:szCs w:val="18"/>
                                     </w:rPr>
-                                    <w:t>Docente</w:t>
+                                    <w:t xml:space="preserve">Gestor de </w:t>
                                   </w:r>
+                                  <w:proofErr w:type="spellStart"/>
+                                  <w:r>
+                                    <w:rPr>
+                                      <w:rFonts w:ascii="Arial" w:hAnsi="Arial" w:cs="Arial"/>
+                                      <w:b/>
+                                      <w:bCs/>
+                                      <w:sz w:val="18"/>
+                                      <w:szCs w:val="18"/>
+                                    </w:rPr>
+                                    <w:t>Procesos</w:t>
+                                  </w:r>
+                                  <w:proofErr w:type="spellEnd"/>
+                                  <w:r>
+                                    <w:rPr>
+                                      <w:rFonts w:ascii="Arial" w:hAnsi="Arial" w:cs="Arial"/>
+                                      <w:b/>
+                                      <w:bCs/>
+                                      <w:sz w:val="18"/>
+                                      <w:szCs w:val="18"/>
+                                    </w:rPr>
+                                    <w:t xml:space="preserve"> </w:t>
+                                  </w:r>
+                                  <w:proofErr w:type="spellStart"/>
+                                  <w:r>
+                                    <w:rPr>
+                                      <w:rFonts w:ascii="Arial" w:hAnsi="Arial" w:cs="Arial"/>
+                                      <w:b/>
+                                      <w:bCs/>
+                                      <w:sz w:val="18"/>
+                                      <w:szCs w:val="18"/>
+                                    </w:rPr>
+                                    <w:t>Académicos</w:t>
+                                  </w:r>
+                                  <w:proofErr w:type="spellEnd"/>
                                 </w:p>
                                 <w:p>
                                   <w:pPr>
@@ -1447,6 +1583,7 @@
                                     </w:rPr>
                                     <w:t xml:space="preserve"> </w:t>
                                   </w:r>
+                                  <w:proofErr w:type="spellStart"/>
                                   <w:r>
                                     <w:rPr>
                                       <w:rFonts w:ascii="Arial"/>
@@ -1454,8 +1591,9 @@
                                       <w:spacing w:val="-2"/>
                                       <w:sz w:val="18"/>
                                     </w:rPr>
-                                    <w:t>Gestor de Procesos Acad</w:t>
+                                    <w:t>Coordinadora</w:t>
                                   </w:r>
+                                  <w:proofErr w:type="spellEnd"/>
                                   <w:r>
                                     <w:rPr>
                                       <w:rFonts w:ascii="Arial"/>
@@ -1463,16 +1601,7 @@
                                       <w:spacing w:val="-2"/>
                                       <w:sz w:val="18"/>
                                     </w:rPr>
-                                    <w:t>é</w:t>
-                                  </w:r>
-                                  <w:r>
-                                    <w:rPr>
-                                      <w:rFonts w:ascii="Arial"/>
-                                      <w:b/>
-                                      <w:spacing w:val="-2"/>
-                                      <w:sz w:val="18"/>
-                                    </w:rPr>
-                                    <w:t xml:space="preserve">micos </w:t>
+                                    <w:t xml:space="preserve"> General de Carreras</w:t>
                                   </w:r>
                                 </w:p>
                               </w:tc>
@@ -1510,6 +1639,7 @@
                                     </w:rPr>
                                     <w:t xml:space="preserve"> </w:t>
                                   </w:r>
+                                  <w:proofErr w:type="spellStart"/>
                                   <w:r>
                                     <w:rPr>
                                       <w:rFonts w:ascii="Arial"/>
@@ -1519,10 +1649,11 @@
                                     </w:rPr>
                                     <w:t>Vicerrector</w:t>
                                   </w:r>
+                                  <w:proofErr w:type="spellEnd"/>
                                 </w:p>
                               </w:tc>
                             </w:tr>
-                            <w:bookmarkEnd w:id="3"/>
+                            <w:bookmarkEnd w:id="2"/>
                           </w:tbl>
                           <w:p/>
                         </w:txbxContent>
@@ -1547,7 +1678,7 @@
           </mc:Choice>
           <mc:Fallback>
             <w:pict>
-              <v:shape w14:anchorId="37AD2730" id="_x0000_s1027" type="#_x0000_t202" style="position:absolute;left:0;text-align:left;margin-left:14pt;margin-top:595.35pt;width:566.9pt;height:127pt;z-index:251661312;visibility:visible;mso-wrap-style:square;mso-width-percent:0;mso-height-percent:0;mso-wrap-distance-left:9pt;mso-wrap-distance-top:0;mso-wrap-distance-right:9pt;mso-wrap-distance-bottom:0;mso-position-horizontal:absolute;mso-position-horizontal-relative:page;mso-position-vertical:absolute;mso-position-vertical-relative:margin;mso-width-percent:0;mso-height-percent:0;mso-width-relative:margin;mso-height-relative:margin;v-text-anchor:top" o:gfxdata="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" o:allowoverlap="f" fillcolor="white [3201]" stroked="f" strokeweight=".5pt">
+              <v:shape w14:anchorId="37AD2730" id="_x0000_s1028" type="#_x0000_t202" style="position:absolute;left:0;text-align:left;margin-left:14pt;margin-top:595.35pt;width:566.9pt;height:127pt;z-index:251661312;visibility:visible;mso-wrap-style:square;mso-width-percent:0;mso-height-percent:0;mso-wrap-distance-left:9pt;mso-wrap-distance-top:0;mso-wrap-distance-right:9pt;mso-wrap-distance-bottom:0;mso-position-horizontal:absolute;mso-position-horizontal-relative:page;mso-position-vertical:absolute;mso-position-vertical-relative:margin;mso-width-percent:0;mso-height-percent:0;mso-width-relative:margin;mso-height-relative:margin;v-text-anchor:top" o:gfxdata="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" o:allowoverlap="f" fillcolor="white [3201]" stroked="f" strokeweight=".5pt">
                 <v:textbox>
                   <w:txbxContent>
                     <w:tbl>
@@ -1591,7 +1722,7 @@
                                 <w:szCs w:val="18"/>
                               </w:rPr>
                             </w:pPr>
-                            <w:bookmarkStart w:id="4" w:name="_Hlk168652179"/>
+                            <w:bookmarkStart w:id="3" w:name="_Hlk168652179"/>
                             <w:r>
                               <w:rPr>
                                 <w:rFonts w:ascii="Arial" w:hAnsi="Arial" w:cs="Arial"/>
@@ -1665,7 +1796,7 @@
                                 <w:sz w:val="18"/>
                                 <w:szCs w:val="18"/>
                               </w:rPr>
-                              <w:t>Revisado Por:</w:t>
+                              <w:t>REVISADO POR:</w:t>
                             </w:r>
                           </w:p>
                         </w:tc>
@@ -1759,29 +1890,7 @@
                                 <w:sz w:val="18"/>
                                 <w:szCs w:val="18"/>
                               </w:rPr>
-                              <w:t>{</w:t>
-                            </w:r>
-                            <w:proofErr w:type="spellStart"/>
-                            <w:r>
-                              <w:rPr>
-                                <w:rFonts w:ascii="Arial" w:hAnsi="Arial" w:cs="Arial"/>
-                                <w:b/>
-                                <w:spacing w:val="-1"/>
-                                <w:sz w:val="18"/>
-                                <w:szCs w:val="18"/>
-                              </w:rPr>
-                              <w:t>NombresC</w:t>
-                            </w:r>
-                            <w:proofErr w:type="spellEnd"/>
-                            <w:r>
-                              <w:rPr>
-                                <w:rFonts w:ascii="Arial" w:hAnsi="Arial" w:cs="Arial"/>
-                                <w:b/>
-                                <w:spacing w:val="-1"/>
-                                <w:sz w:val="18"/>
-                                <w:szCs w:val="18"/>
-                              </w:rPr>
-                              <w:t>}</w:t>
+                              <w:t>Mgs. Jefferson Villarreal</w:t>
                             </w:r>
                           </w:p>
                         </w:tc>
@@ -1820,6 +1929,16 @@
                               </w:rPr>
                               <w:t xml:space="preserve"> </w:t>
                             </w:r>
+                            <w:r>
+                              <w:rPr>
+                                <w:rFonts w:ascii="Arial" w:hAnsi="Arial" w:cs="Arial"/>
+                                <w:b/>
+                                <w:spacing w:val="-1"/>
+                                <w:sz w:val="18"/>
+                                <w:szCs w:val="18"/>
+                              </w:rPr>
+                              <w:t xml:space="preserve">Ing. Martha </w:t>
+                            </w:r>
                             <w:proofErr w:type="spellStart"/>
                             <w:r>
                               <w:rPr>
@@ -1829,19 +1948,9 @@
                                 <w:sz w:val="18"/>
                                 <w:szCs w:val="18"/>
                               </w:rPr>
-                              <w:t>Msc</w:t>
+                              <w:t>Tomalá</w:t>
                             </w:r>
                             <w:proofErr w:type="spellEnd"/>
-                            <w:r>
-                              <w:rPr>
-                                <w:rFonts w:ascii="Arial" w:hAnsi="Arial" w:cs="Arial"/>
-                                <w:b/>
-                                <w:spacing w:val="-1"/>
-                                <w:sz w:val="18"/>
-                                <w:szCs w:val="18"/>
-                              </w:rPr>
-                              <w:t>. Jefferson Villarreal</w:t>
-                            </w:r>
                           </w:p>
                         </w:tc>
                         <w:tc>
@@ -1941,8 +2050,42 @@
                                 <w:sz w:val="18"/>
                                 <w:szCs w:val="18"/>
                               </w:rPr>
-                              <w:t>Docente</w:t>
+                              <w:t xml:space="preserve">Gestor de </w:t>
                             </w:r>
+                            <w:proofErr w:type="spellStart"/>
+                            <w:r>
+                              <w:rPr>
+                                <w:rFonts w:ascii="Arial" w:hAnsi="Arial" w:cs="Arial"/>
+                                <w:b/>
+                                <w:bCs/>
+                                <w:sz w:val="18"/>
+                                <w:szCs w:val="18"/>
+                              </w:rPr>
+                              <w:t>Procesos</w:t>
+                            </w:r>
+                            <w:proofErr w:type="spellEnd"/>
+                            <w:r>
+                              <w:rPr>
+                                <w:rFonts w:ascii="Arial" w:hAnsi="Arial" w:cs="Arial"/>
+                                <w:b/>
+                                <w:bCs/>
+                                <w:sz w:val="18"/>
+                                <w:szCs w:val="18"/>
+                              </w:rPr>
+                              <w:t xml:space="preserve"> </w:t>
+                            </w:r>
+                            <w:proofErr w:type="spellStart"/>
+                            <w:r>
+                              <w:rPr>
+                                <w:rFonts w:ascii="Arial" w:hAnsi="Arial" w:cs="Arial"/>
+                                <w:b/>
+                                <w:bCs/>
+                                <w:sz w:val="18"/>
+                                <w:szCs w:val="18"/>
+                              </w:rPr>
+                              <w:t>Académicos</w:t>
+                            </w:r>
+                            <w:proofErr w:type="spellEnd"/>
                           </w:p>
                           <w:p>
                             <w:pPr>
@@ -1991,6 +2134,7 @@
                               </w:rPr>
                               <w:t xml:space="preserve"> </w:t>
                             </w:r>
+                            <w:proofErr w:type="spellStart"/>
                             <w:r>
                               <w:rPr>
                                 <w:rFonts w:ascii="Arial"/>
@@ -1998,8 +2142,9 @@
                                 <w:spacing w:val="-2"/>
                                 <w:sz w:val="18"/>
                               </w:rPr>
-                              <w:t>Gestor de Procesos Acad</w:t>
+                              <w:t>Coordinadora</w:t>
                             </w:r>
+                            <w:proofErr w:type="spellEnd"/>
                             <w:r>
                               <w:rPr>
                                 <w:rFonts w:ascii="Arial"/>
@@ -2007,16 +2152,7 @@
                                 <w:spacing w:val="-2"/>
                                 <w:sz w:val="18"/>
                               </w:rPr>
-                              <w:t>é</w:t>
-                            </w:r>
-                            <w:r>
-                              <w:rPr>
-                                <w:rFonts w:ascii="Arial"/>
-                                <w:b/>
-                                <w:spacing w:val="-2"/>
-                                <w:sz w:val="18"/>
-                              </w:rPr>
-                              <w:t xml:space="preserve">micos </w:t>
+                              <w:t xml:space="preserve"> General de Carreras</w:t>
                             </w:r>
                           </w:p>
                         </w:tc>
@@ -2054,6 +2190,7 @@
                               </w:rPr>
                               <w:t xml:space="preserve"> </w:t>
                             </w:r>
+                            <w:proofErr w:type="spellStart"/>
                             <w:r>
                               <w:rPr>
                                 <w:rFonts w:ascii="Arial"/>
@@ -2063,10 +2200,11 @@
                               </w:rPr>
                               <w:t>Vicerrector</w:t>
                             </w:r>
+                            <w:proofErr w:type="spellEnd"/>
                           </w:p>
                         </w:tc>
                       </w:tr>
-                      <w:bookmarkEnd w:id="4"/>
+                      <w:bookmarkEnd w:id="3"/>
                     </w:tbl>
                     <w:p/>
                   </w:txbxContent>
@@ -2078,40 +2216,4117 @@
           </mc:Fallback>
         </mc:AlternateContent>
       </w:r>
+      <w:r>
+        <w:br/>
+      </w:r>
     </w:p>
     <w:p>
       <w:pPr>
-        <w:jc w:val="center"/>
-      </w:pPr>
+        <w:spacing w:before="120" w:after="120"/>
+        <w:ind w:left="227" w:right="113" w:firstLine="709"/>
+      </w:pPr>
+      <w:r>
+        <w:lastRenderedPageBreak/>
+        <w:t>Este reporte actualiza de manera semestral la situación de una formación académica previamente registrada. Su propósito es mantener evidencia objetiva y comparable sobre continuidad, avance, resultados y novedades, sin modificar el acuerdo de patrocinio que dio origen al seguimiento.</w:t>
+      </w:r>
     </w:p>
     <w:p>
       <w:pPr>
-        <w:jc w:val="center"/>
-      </w:pPr>
+        <w:spacing w:before="120" w:after="120"/>
+        <w:ind w:left="227" w:right="113" w:firstLine="709"/>
+      </w:pPr>
+      <w:r>
+        <w:t>La información permanente del docente y de la formación debe recuperarse del acuerdo o del registro institucional. El docente únicamente selecciona las opciones que describen su situación real y presenta las evidencias previstas; no se incorporan observaciones ni explicaciones narrativas abiertas.</w:t>
+      </w:r>
     </w:p>
     <w:p>
       <w:pPr>
-        <w:jc w:val="center"/>
-      </w:pPr>
+        <w:pStyle w:val="Prrafodelista"/>
+        <w:numPr>
+          <w:ilvl w:val="0"/>
+          <w:numId w:val="3"/>
+        </w:numPr>
+        <w:spacing w:before="120" w:after="120"/>
+        <w:ind w:left="227" w:right="113" w:firstLine="709"/>
+        <w:rPr>
+          <w:b/>
+          <w:bCs/>
+        </w:rPr>
+      </w:pPr>
+      <w:r>
+        <w:rPr>
+          <w:b/>
+          <w:bCs/>
+        </w:rPr>
+        <w:t>Identificación del seguimiento</w:t>
+      </w:r>
     </w:p>
     <w:p>
       <w:pPr>
-        <w:spacing w:line="360" w:lineRule="auto"/>
+        <w:spacing w:before="120" w:after="120"/>
+        <w:ind w:left="227" w:right="113" w:firstLine="709"/>
+      </w:pPr>
+      <w:r>
+        <w:t>Permite ubicar el reporte dentro del historial de la formación y relacionarlo con</w:t>
+      </w:r>
+      <w:r>
+        <w:t xml:space="preserve"> </w:t>
+      </w:r>
+      <w:r>
+        <w:t>el acuerdo correspondiente. Los campos se completan mediante datos estructurados.</w:t>
+      </w:r>
+    </w:p>
+    <w:tbl>
+      <w:tblPr>
+        <w:tblW w:w="10152" w:type="dxa"/>
+        <w:tblInd w:w="-577" w:type="dxa"/>
+        <w:tblLayout w:type="fixed"/>
+        <w:tblLook w:val="04A0" w:firstRow="1" w:lastRow="0" w:firstColumn="1" w:lastColumn="0" w:noHBand="0" w:noVBand="1"/>
+      </w:tblPr>
+      <w:tblGrid>
+        <w:gridCol w:w="3528"/>
+        <w:gridCol w:w="6624"/>
+      </w:tblGrid>
+      <w:tr>
+        <w:tc>
+          <w:tcPr>
+            <w:tcW w:w="3528" w:type="dxa"/>
+            <w:tcBorders>
+              <w:top w:val="single" w:sz="6" w:space="0" w:color="D9D9D9"/>
+              <w:left w:val="single" w:sz="6" w:space="0" w:color="D9D9D9"/>
+              <w:bottom w:val="single" w:sz="6" w:space="0" w:color="D9D9D9"/>
+              <w:right w:val="single" w:sz="6" w:space="0" w:color="D9D9D9"/>
+            </w:tcBorders>
+            <w:shd w:val="clear" w:color="auto" w:fill="F6F7F9"/>
+            <w:tcMar>
+              <w:top w:w="70" w:type="dxa"/>
+              <w:left w:w="110" w:type="dxa"/>
+              <w:bottom w:w="70" w:type="dxa"/>
+              <w:right w:w="110" w:type="dxa"/>
+            </w:tcMar>
+            <w:vAlign w:val="center"/>
+          </w:tcPr>
+          <w:p>
+            <w:pPr>
+              <w:pStyle w:val="Sinespaciado"/>
+              <w:spacing w:before="120" w:after="120" w:line="240" w:lineRule="auto"/>
+              <w:ind w:left="227" w:right="113" w:firstLine="709"/>
+              <w:rPr>
+                <w:lang w:val="es-EC"/>
+              </w:rPr>
+            </w:pPr>
+            <w:r>
+              <w:rPr>
+                <w:lang w:val="es-EC"/>
+              </w:rPr>
+              <w:t>Periodo</w:t>
+            </w:r>
+          </w:p>
+        </w:tc>
+        <w:tc>
+          <w:tcPr>
+            <w:tcW w:w="6624" w:type="dxa"/>
+            <w:tcBorders>
+              <w:top w:val="single" w:sz="6" w:space="0" w:color="D9D9D9"/>
+              <w:left w:val="single" w:sz="6" w:space="0" w:color="D9D9D9"/>
+              <w:bottom w:val="single" w:sz="6" w:space="0" w:color="D9D9D9"/>
+              <w:right w:val="single" w:sz="6" w:space="0" w:color="D9D9D9"/>
+            </w:tcBorders>
+            <w:tcMar>
+              <w:top w:w="70" w:type="dxa"/>
+              <w:left w:w="110" w:type="dxa"/>
+              <w:bottom w:w="70" w:type="dxa"/>
+              <w:right w:w="110" w:type="dxa"/>
+            </w:tcMar>
+            <w:vAlign w:val="center"/>
+          </w:tcPr>
+          <w:p>
+            <w:pPr>
+              <w:pStyle w:val="Sinespaciado"/>
+              <w:spacing w:before="120" w:after="120" w:line="240" w:lineRule="auto"/>
+              <w:ind w:left="227" w:right="113" w:firstLine="709"/>
+              <w:rPr>
+                <w:lang w:val="es-EC"/>
+              </w:rPr>
+            </w:pPr>
+            <w:r>
+              <w:rPr>
+                <w:rFonts w:ascii="Segoe UI Symbol" w:hAnsi="Segoe UI Symbol" w:cs="Segoe UI Symbol"/>
+                <w:lang w:val="es-EC"/>
+              </w:rPr>
+              <w:t>{perPrimero}</w:t>
+            </w:r>
+            <w:r>
+              <w:rPr>
+                <w:lang w:val="es-EC"/>
+              </w:rPr>
+              <w:t xml:space="preserve"> Primero     </w:t>
+            </w:r>
+            <w:r>
+              <w:rPr>
+                <w:rFonts w:ascii="Segoe UI Symbol" w:hAnsi="Segoe UI Symbol" w:cs="Segoe UI Symbol"/>
+                <w:lang w:val="es-EC"/>
+              </w:rPr>
+              <w:t>{perSegundo}</w:t>
+            </w:r>
+            <w:r>
+              <w:rPr>
+                <w:lang w:val="es-EC"/>
+              </w:rPr>
+              <w:t xml:space="preserve"> Segundo</w:t>
+            </w:r>
+          </w:p>
+        </w:tc>
+      </w:tr>
+      <w:tr>
+        <w:tc>
+          <w:tcPr>
+            <w:tcW w:w="3528" w:type="dxa"/>
+            <w:tcBorders>
+              <w:top w:val="single" w:sz="6" w:space="0" w:color="D9D9D9"/>
+              <w:left w:val="single" w:sz="6" w:space="0" w:color="D9D9D9"/>
+              <w:bottom w:val="single" w:sz="6" w:space="0" w:color="D9D9D9"/>
+              <w:right w:val="single" w:sz="6" w:space="0" w:color="D9D9D9"/>
+            </w:tcBorders>
+            <w:shd w:val="clear" w:color="auto" w:fill="F6F7F9"/>
+            <w:tcMar>
+              <w:top w:w="70" w:type="dxa"/>
+              <w:left w:w="110" w:type="dxa"/>
+              <w:bottom w:w="70" w:type="dxa"/>
+              <w:right w:w="110" w:type="dxa"/>
+            </w:tcMar>
+            <w:vAlign w:val="center"/>
+          </w:tcPr>
+          <w:p>
+            <w:pPr>
+              <w:pStyle w:val="Sinespaciado"/>
+              <w:spacing w:before="120" w:after="120" w:line="240" w:lineRule="auto"/>
+              <w:ind w:left="227" w:right="113" w:firstLine="709"/>
+              <w:rPr>
+                <w:lang w:val="es-EC"/>
+              </w:rPr>
+            </w:pPr>
+            <w:r>
+              <w:rPr>
+                <w:lang w:val="es-EC"/>
+              </w:rPr>
+              <w:t>Año</w:t>
+            </w:r>
+          </w:p>
+        </w:tc>
+        <w:tc>
+          <w:tcPr>
+            <w:tcW w:w="6624" w:type="dxa"/>
+            <w:tcBorders>
+              <w:top w:val="single" w:sz="6" w:space="0" w:color="D9D9D9"/>
+              <w:left w:val="single" w:sz="6" w:space="0" w:color="D9D9D9"/>
+              <w:bottom w:val="single" w:sz="6" w:space="0" w:color="D9D9D9"/>
+              <w:right w:val="single" w:sz="6" w:space="0" w:color="D9D9D9"/>
+            </w:tcBorders>
+            <w:shd w:val="clear" w:color="auto" w:fill="FBFBFC"/>
+            <w:tcMar>
+              <w:top w:w="70" w:type="dxa"/>
+              <w:left w:w="110" w:type="dxa"/>
+              <w:bottom w:w="70" w:type="dxa"/>
+              <w:right w:w="110" w:type="dxa"/>
+            </w:tcMar>
+            <w:vAlign w:val="center"/>
+          </w:tcPr>
+          <w:p>
+            <w:pPr>
+              <w:pStyle w:val="Sinespaciado"/>
+              <w:spacing w:before="120" w:after="120" w:line="240" w:lineRule="auto"/>
+              <w:ind w:left="227" w:right="113" w:firstLine="709"/>
+              <w:rPr>
+                <w:lang w:val="es-EC"/>
+              </w:rPr>
+            </w:pPr>
+            <w:r>
+              <w:rPr>
+                <w:lang w:val="es-EC"/>
+              </w:rPr>
+              <w:t>{</w:t>
+            </w:r>
+            <w:proofErr w:type="spellStart"/>
+            <w:r>
+              <w:rPr>
+                <w:lang w:val="es-EC"/>
+              </w:rPr>
+              <w:t>AnioActual</w:t>
+            </w:r>
+            <w:proofErr w:type="spellEnd"/>
+            <w:r>
+              <w:rPr>
+                <w:lang w:val="es-EC"/>
+              </w:rPr>
+              <w:t>}</w:t>
+            </w:r>
+          </w:p>
+        </w:tc>
+      </w:tr>
+      <w:tr>
+        <w:tc>
+          <w:tcPr>
+            <w:tcW w:w="3528" w:type="dxa"/>
+            <w:tcBorders>
+              <w:top w:val="single" w:sz="6" w:space="0" w:color="D9D9D9"/>
+              <w:left w:val="single" w:sz="6" w:space="0" w:color="D9D9D9"/>
+              <w:bottom w:val="single" w:sz="6" w:space="0" w:color="D9D9D9"/>
+              <w:right w:val="single" w:sz="6" w:space="0" w:color="D9D9D9"/>
+            </w:tcBorders>
+            <w:shd w:val="clear" w:color="auto" w:fill="F6F7F9"/>
+            <w:tcMar>
+              <w:top w:w="70" w:type="dxa"/>
+              <w:left w:w="110" w:type="dxa"/>
+              <w:bottom w:w="70" w:type="dxa"/>
+              <w:right w:w="110" w:type="dxa"/>
+            </w:tcMar>
+            <w:vAlign w:val="center"/>
+          </w:tcPr>
+          <w:p>
+            <w:pPr>
+              <w:pStyle w:val="Sinespaciado"/>
+              <w:spacing w:before="120" w:after="120" w:line="240" w:lineRule="auto"/>
+              <w:ind w:left="227" w:right="113" w:firstLine="709"/>
+              <w:rPr>
+                <w:lang w:val="es-EC"/>
+              </w:rPr>
+            </w:pPr>
+            <w:r>
+              <w:rPr>
+                <w:lang w:val="es-EC"/>
+              </w:rPr>
+              <w:t>Fecha de seguimiento</w:t>
+            </w:r>
+          </w:p>
+        </w:tc>
+        <w:tc>
+          <w:tcPr>
+            <w:tcW w:w="6624" w:type="dxa"/>
+            <w:tcBorders>
+              <w:top w:val="single" w:sz="6" w:space="0" w:color="D9D9D9"/>
+              <w:left w:val="single" w:sz="6" w:space="0" w:color="D9D9D9"/>
+              <w:bottom w:val="single" w:sz="6" w:space="0" w:color="D9D9D9"/>
+              <w:right w:val="single" w:sz="6" w:space="0" w:color="D9D9D9"/>
+            </w:tcBorders>
+            <w:tcMar>
+              <w:top w:w="70" w:type="dxa"/>
+              <w:left w:w="110" w:type="dxa"/>
+              <w:bottom w:w="70" w:type="dxa"/>
+              <w:right w:w="110" w:type="dxa"/>
+            </w:tcMar>
+            <w:vAlign w:val="center"/>
+          </w:tcPr>
+          <w:p>
+            <w:pPr>
+              <w:pStyle w:val="Sinespaciado"/>
+              <w:spacing w:before="120" w:after="120" w:line="240" w:lineRule="auto"/>
+              <w:ind w:left="227" w:right="113" w:firstLine="709"/>
+              <w:rPr>
+                <w:lang w:val="es-EC"/>
+              </w:rPr>
+            </w:pPr>
+            <w:r>
+              <w:rPr>
+                <w:lang w:val="es-EC"/>
+              </w:rPr>
+              <w:t>{</w:t>
+            </w:r>
+            <w:proofErr w:type="spellStart"/>
+            <w:r>
+              <w:rPr>
+                <w:lang w:val="es-EC"/>
+              </w:rPr>
+              <w:t>fechaRealizacion</w:t>
+            </w:r>
+            <w:proofErr w:type="spellEnd"/>
+            <w:r>
+              <w:rPr>
+                <w:lang w:val="es-EC"/>
+              </w:rPr>
+              <w:t>}</w:t>
+            </w:r>
+          </w:p>
+        </w:tc>
+      </w:tr>
+    </w:tbl>
+    <w:p>
+      <w:pPr>
+        <w:pStyle w:val="Prrafodelista"/>
+        <w:numPr>
+          <w:ilvl w:val="0"/>
+          <w:numId w:val="3"/>
+        </w:numPr>
+        <w:spacing w:before="120" w:after="120"/>
+        <w:ind w:left="227" w:right="113" w:firstLine="709"/>
+        <w:rPr>
+          <w:b/>
+          <w:bCs/>
+        </w:rPr>
+      </w:pPr>
+      <w:r>
+        <w:rPr>
+          <w:b/>
+          <w:bCs/>
+        </w:rPr>
+        <w:t xml:space="preserve">Datos Vinculados a la Información </w:t>
+      </w:r>
+    </w:p>
+    <w:p>
+      <w:pPr>
+        <w:spacing w:before="120" w:after="120"/>
+        <w:ind w:left="227" w:right="113" w:firstLine="709"/>
+      </w:pPr>
+      <w:r>
+        <w:t>Estos datos se recuperan del registro institucional y no deben ser reescritos por el docente en cada semestre. Su presencia permite verificar que el seguimiento corresponde al programa patrocinado.</w:t>
+      </w:r>
+    </w:p>
+    <w:tbl>
+      <w:tblPr>
+        <w:tblW w:w="10152" w:type="dxa"/>
+        <w:tblInd w:w="-573" w:type="dxa"/>
+        <w:tblLayout w:type="fixed"/>
+        <w:tblLook w:val="04A0" w:firstRow="1" w:lastRow="0" w:firstColumn="1" w:lastColumn="0" w:noHBand="0" w:noVBand="1"/>
+      </w:tblPr>
+      <w:tblGrid>
+        <w:gridCol w:w="3528"/>
+        <w:gridCol w:w="6624"/>
+      </w:tblGrid>
+      <w:tr>
+        <w:tc>
+          <w:tcPr>
+            <w:tcW w:w="3528" w:type="dxa"/>
+            <w:tcBorders>
+              <w:top w:val="single" w:sz="6" w:space="0" w:color="D9D9D9"/>
+              <w:left w:val="single" w:sz="6" w:space="0" w:color="D9D9D9"/>
+              <w:bottom w:val="single" w:sz="6" w:space="0" w:color="D9D9D9"/>
+              <w:right w:val="single" w:sz="6" w:space="0" w:color="D9D9D9"/>
+            </w:tcBorders>
+            <w:shd w:val="clear" w:color="auto" w:fill="F6F7F9"/>
+            <w:tcMar>
+              <w:top w:w="70" w:type="dxa"/>
+              <w:left w:w="110" w:type="dxa"/>
+              <w:bottom w:w="70" w:type="dxa"/>
+              <w:right w:w="110" w:type="dxa"/>
+            </w:tcMar>
+            <w:vAlign w:val="center"/>
+          </w:tcPr>
+          <w:p>
+            <w:pPr>
+              <w:pStyle w:val="Sinespaciado"/>
+              <w:spacing w:before="120" w:after="120" w:line="240" w:lineRule="auto"/>
+              <w:ind w:left="227" w:right="113" w:firstLine="709"/>
+              <w:rPr>
+                <w:lang w:val="es-EC"/>
+              </w:rPr>
+            </w:pPr>
+            <w:r>
+              <w:rPr>
+                <w:lang w:val="es-EC"/>
+              </w:rPr>
+              <w:t>Docente</w:t>
+            </w:r>
+          </w:p>
+        </w:tc>
+        <w:tc>
+          <w:tcPr>
+            <w:tcW w:w="6624" w:type="dxa"/>
+            <w:tcBorders>
+              <w:top w:val="single" w:sz="6" w:space="0" w:color="D9D9D9"/>
+              <w:left w:val="single" w:sz="6" w:space="0" w:color="D9D9D9"/>
+              <w:bottom w:val="single" w:sz="6" w:space="0" w:color="D9D9D9"/>
+              <w:right w:val="single" w:sz="6" w:space="0" w:color="D9D9D9"/>
+            </w:tcBorders>
+            <w:tcMar>
+              <w:top w:w="70" w:type="dxa"/>
+              <w:left w:w="110" w:type="dxa"/>
+              <w:bottom w:w="70" w:type="dxa"/>
+              <w:right w:w="110" w:type="dxa"/>
+            </w:tcMar>
+            <w:vAlign w:val="center"/>
+          </w:tcPr>
+          <w:p>
+            <w:pPr>
+              <w:pStyle w:val="Sinespaciado"/>
+              <w:spacing w:before="120" w:after="120" w:line="240" w:lineRule="auto"/>
+              <w:ind w:left="227" w:right="113" w:firstLine="709"/>
+              <w:rPr>
+                <w:lang w:val="es-EC"/>
+              </w:rPr>
+            </w:pPr>
+            <w:r>
+              <w:rPr>
+                <w:lang w:val="es-EC"/>
+              </w:rPr>
+              <w:t>{</w:t>
+            </w:r>
+            <w:proofErr w:type="spellStart"/>
+            <w:r>
+              <w:rPr>
+                <w:lang w:val="es-EC"/>
+              </w:rPr>
+              <w:t>NombresC</w:t>
+            </w:r>
+            <w:proofErr w:type="spellEnd"/>
+            <w:r>
+              <w:rPr>
+                <w:lang w:val="es-EC"/>
+              </w:rPr>
+              <w:t>}</w:t>
+            </w:r>
+          </w:p>
+        </w:tc>
+      </w:tr>
+      <w:tr>
+        <w:tc>
+          <w:tcPr>
+            <w:tcW w:w="3528" w:type="dxa"/>
+            <w:tcBorders>
+              <w:top w:val="single" w:sz="6" w:space="0" w:color="D9D9D9"/>
+              <w:left w:val="single" w:sz="6" w:space="0" w:color="D9D9D9"/>
+              <w:bottom w:val="single" w:sz="6" w:space="0" w:color="D9D9D9"/>
+              <w:right w:val="single" w:sz="6" w:space="0" w:color="D9D9D9"/>
+            </w:tcBorders>
+            <w:shd w:val="clear" w:color="auto" w:fill="F6F7F9"/>
+            <w:tcMar>
+              <w:top w:w="70" w:type="dxa"/>
+              <w:left w:w="110" w:type="dxa"/>
+              <w:bottom w:w="70" w:type="dxa"/>
+              <w:right w:w="110" w:type="dxa"/>
+            </w:tcMar>
+            <w:vAlign w:val="center"/>
+          </w:tcPr>
+          <w:p>
+            <w:pPr>
+              <w:pStyle w:val="Sinespaciado"/>
+              <w:spacing w:before="120" w:after="120" w:line="240" w:lineRule="auto"/>
+              <w:ind w:left="227" w:right="113" w:firstLine="709"/>
+              <w:rPr>
+                <w:lang w:val="es-EC"/>
+              </w:rPr>
+            </w:pPr>
+            <w:r>
+              <w:rPr>
+                <w:lang w:val="es-EC"/>
+              </w:rPr>
+              <w:t>Cédula</w:t>
+            </w:r>
+          </w:p>
+        </w:tc>
+        <w:tc>
+          <w:tcPr>
+            <w:tcW w:w="6624" w:type="dxa"/>
+            <w:tcBorders>
+              <w:top w:val="single" w:sz="6" w:space="0" w:color="D9D9D9"/>
+              <w:left w:val="single" w:sz="6" w:space="0" w:color="D9D9D9"/>
+              <w:bottom w:val="single" w:sz="6" w:space="0" w:color="D9D9D9"/>
+              <w:right w:val="single" w:sz="6" w:space="0" w:color="D9D9D9"/>
+            </w:tcBorders>
+            <w:shd w:val="clear" w:color="auto" w:fill="FBFBFC"/>
+            <w:tcMar>
+              <w:top w:w="70" w:type="dxa"/>
+              <w:left w:w="110" w:type="dxa"/>
+              <w:bottom w:w="70" w:type="dxa"/>
+              <w:right w:w="110" w:type="dxa"/>
+            </w:tcMar>
+            <w:vAlign w:val="center"/>
+          </w:tcPr>
+          <w:p>
+            <w:pPr>
+              <w:pStyle w:val="Sinespaciado"/>
+              <w:spacing w:before="120" w:after="120" w:line="240" w:lineRule="auto"/>
+              <w:ind w:left="227" w:right="113" w:firstLine="709"/>
+              <w:rPr>
+                <w:lang w:val="es-EC"/>
+              </w:rPr>
+            </w:pPr>
+            <w:r>
+              <w:rPr>
+                <w:lang w:val="es-EC"/>
+              </w:rPr>
+              <w:t>{cedula}</w:t>
+            </w:r>
+          </w:p>
+        </w:tc>
+      </w:tr>
+      <w:tr>
+        <w:tc>
+          <w:tcPr>
+            <w:tcW w:w="3528" w:type="dxa"/>
+            <w:tcBorders>
+              <w:top w:val="single" w:sz="6" w:space="0" w:color="D9D9D9"/>
+              <w:left w:val="single" w:sz="6" w:space="0" w:color="D9D9D9"/>
+              <w:bottom w:val="single" w:sz="6" w:space="0" w:color="D9D9D9"/>
+              <w:right w:val="single" w:sz="6" w:space="0" w:color="D9D9D9"/>
+            </w:tcBorders>
+            <w:shd w:val="clear" w:color="auto" w:fill="F6F7F9"/>
+            <w:tcMar>
+              <w:top w:w="70" w:type="dxa"/>
+              <w:left w:w="110" w:type="dxa"/>
+              <w:bottom w:w="70" w:type="dxa"/>
+              <w:right w:w="110" w:type="dxa"/>
+            </w:tcMar>
+            <w:vAlign w:val="center"/>
+          </w:tcPr>
+          <w:p>
+            <w:pPr>
+              <w:pStyle w:val="Sinespaciado"/>
+              <w:spacing w:before="120" w:after="120" w:line="240" w:lineRule="auto"/>
+              <w:ind w:left="227" w:right="113" w:firstLine="709"/>
+              <w:rPr>
+                <w:lang w:val="es-EC"/>
+              </w:rPr>
+            </w:pPr>
+            <w:r>
+              <w:rPr>
+                <w:lang w:val="es-EC"/>
+              </w:rPr>
+              <w:t>Carrera o unidad</w:t>
+            </w:r>
+          </w:p>
+        </w:tc>
+        <w:tc>
+          <w:tcPr>
+            <w:tcW w:w="6624" w:type="dxa"/>
+            <w:tcBorders>
+              <w:top w:val="single" w:sz="6" w:space="0" w:color="D9D9D9"/>
+              <w:left w:val="single" w:sz="6" w:space="0" w:color="D9D9D9"/>
+              <w:bottom w:val="single" w:sz="6" w:space="0" w:color="D9D9D9"/>
+              <w:right w:val="single" w:sz="6" w:space="0" w:color="D9D9D9"/>
+            </w:tcBorders>
+            <w:tcMar>
+              <w:top w:w="70" w:type="dxa"/>
+              <w:left w:w="110" w:type="dxa"/>
+              <w:bottom w:w="70" w:type="dxa"/>
+              <w:right w:w="110" w:type="dxa"/>
+            </w:tcMar>
+            <w:vAlign w:val="center"/>
+          </w:tcPr>
+          <w:p>
+            <w:pPr>
+              <w:pStyle w:val="Sinespaciado"/>
+              <w:spacing w:before="120" w:after="120" w:line="240" w:lineRule="auto"/>
+              <w:ind w:left="227" w:right="113" w:firstLine="709"/>
+              <w:rPr>
+                <w:lang w:val="es-EC"/>
+              </w:rPr>
+            </w:pPr>
+            <w:r>
+              <w:rPr>
+                <w:lang w:val="es-EC"/>
+              </w:rPr>
+              <w:t>{carrera}</w:t>
+            </w:r>
+          </w:p>
+        </w:tc>
+      </w:tr>
+      <w:tr>
+        <w:tc>
+          <w:tcPr>
+            <w:tcW w:w="3528" w:type="dxa"/>
+            <w:tcBorders>
+              <w:top w:val="single" w:sz="6" w:space="0" w:color="D9D9D9"/>
+              <w:left w:val="single" w:sz="6" w:space="0" w:color="D9D9D9"/>
+              <w:bottom w:val="single" w:sz="6" w:space="0" w:color="D9D9D9"/>
+              <w:right w:val="single" w:sz="6" w:space="0" w:color="D9D9D9"/>
+            </w:tcBorders>
+            <w:shd w:val="clear" w:color="auto" w:fill="F6F7F9"/>
+            <w:tcMar>
+              <w:top w:w="70" w:type="dxa"/>
+              <w:left w:w="110" w:type="dxa"/>
+              <w:bottom w:w="70" w:type="dxa"/>
+              <w:right w:w="110" w:type="dxa"/>
+            </w:tcMar>
+            <w:vAlign w:val="center"/>
+          </w:tcPr>
+          <w:p>
+            <w:pPr>
+              <w:pStyle w:val="Sinespaciado"/>
+              <w:spacing w:before="120" w:after="120" w:line="240" w:lineRule="auto"/>
+              <w:ind w:left="227" w:right="113" w:firstLine="709"/>
+              <w:rPr>
+                <w:lang w:val="es-EC"/>
+              </w:rPr>
+            </w:pPr>
+            <w:r>
+              <w:rPr>
+                <w:lang w:val="es-EC"/>
+              </w:rPr>
+              <w:t>Programa académico</w:t>
+            </w:r>
+          </w:p>
+        </w:tc>
+        <w:tc>
+          <w:tcPr>
+            <w:tcW w:w="6624" w:type="dxa"/>
+            <w:tcBorders>
+              <w:top w:val="single" w:sz="6" w:space="0" w:color="D9D9D9"/>
+              <w:left w:val="single" w:sz="6" w:space="0" w:color="D9D9D9"/>
+              <w:bottom w:val="single" w:sz="6" w:space="0" w:color="D9D9D9"/>
+              <w:right w:val="single" w:sz="6" w:space="0" w:color="D9D9D9"/>
+            </w:tcBorders>
+            <w:shd w:val="clear" w:color="auto" w:fill="FBFBFC"/>
+            <w:tcMar>
+              <w:top w:w="70" w:type="dxa"/>
+              <w:left w:w="110" w:type="dxa"/>
+              <w:bottom w:w="70" w:type="dxa"/>
+              <w:right w:w="110" w:type="dxa"/>
+            </w:tcMar>
+            <w:vAlign w:val="center"/>
+          </w:tcPr>
+          <w:p>
+            <w:pPr>
+              <w:pStyle w:val="Sinespaciado"/>
+              <w:spacing w:before="120" w:after="120" w:line="240" w:lineRule="auto"/>
+              <w:ind w:left="227" w:right="113" w:firstLine="709"/>
+              <w:rPr>
+                <w:lang w:val="es-EC"/>
+              </w:rPr>
+            </w:pPr>
+            <w:r>
+              <w:rPr>
+                <w:lang w:val="es-EC"/>
+              </w:rPr>
+              <w:t>{programa}</w:t>
+            </w:r>
+          </w:p>
+        </w:tc>
+      </w:tr>
+      <w:tr>
+        <w:tc>
+          <w:tcPr>
+            <w:tcW w:w="3528" w:type="dxa"/>
+            <w:tcBorders>
+              <w:top w:val="single" w:sz="6" w:space="0" w:color="D9D9D9"/>
+              <w:left w:val="single" w:sz="6" w:space="0" w:color="D9D9D9"/>
+              <w:bottom w:val="single" w:sz="6" w:space="0" w:color="D9D9D9"/>
+              <w:right w:val="single" w:sz="6" w:space="0" w:color="D9D9D9"/>
+            </w:tcBorders>
+            <w:shd w:val="clear" w:color="auto" w:fill="F6F7F9"/>
+            <w:tcMar>
+              <w:top w:w="70" w:type="dxa"/>
+              <w:left w:w="110" w:type="dxa"/>
+              <w:bottom w:w="70" w:type="dxa"/>
+              <w:right w:w="110" w:type="dxa"/>
+            </w:tcMar>
+            <w:vAlign w:val="center"/>
+          </w:tcPr>
+          <w:p>
+            <w:pPr>
+              <w:pStyle w:val="Sinespaciado"/>
+              <w:spacing w:before="120" w:after="120" w:line="240" w:lineRule="auto"/>
+              <w:ind w:left="227" w:right="113" w:firstLine="709"/>
+              <w:jc w:val="left"/>
+              <w:rPr>
+                <w:lang w:val="es-EC"/>
+              </w:rPr>
+            </w:pPr>
+            <w:r>
+              <w:rPr>
+                <w:lang w:val="es-EC"/>
+              </w:rPr>
+              <w:t>Institución de educación superior</w:t>
+            </w:r>
+          </w:p>
+        </w:tc>
+        <w:tc>
+          <w:tcPr>
+            <w:tcW w:w="6624" w:type="dxa"/>
+            <w:tcBorders>
+              <w:top w:val="single" w:sz="6" w:space="0" w:color="D9D9D9"/>
+              <w:left w:val="single" w:sz="6" w:space="0" w:color="D9D9D9"/>
+              <w:bottom w:val="single" w:sz="6" w:space="0" w:color="D9D9D9"/>
+              <w:right w:val="single" w:sz="6" w:space="0" w:color="D9D9D9"/>
+            </w:tcBorders>
+            <w:tcMar>
+              <w:top w:w="70" w:type="dxa"/>
+              <w:left w:w="110" w:type="dxa"/>
+              <w:bottom w:w="70" w:type="dxa"/>
+              <w:right w:w="110" w:type="dxa"/>
+            </w:tcMar>
+            <w:vAlign w:val="center"/>
+          </w:tcPr>
+          <w:p>
+            <w:pPr>
+              <w:pStyle w:val="Sinespaciado"/>
+              <w:spacing w:before="120" w:after="120" w:line="240" w:lineRule="auto"/>
+              <w:ind w:left="227" w:right="113" w:firstLine="709"/>
+              <w:rPr>
+                <w:lang w:val="es-EC"/>
+              </w:rPr>
+            </w:pPr>
+            <w:r>
+              <w:rPr>
+                <w:lang w:val="es-EC"/>
+              </w:rPr>
+              <w:t>{institucion}</w:t>
+            </w:r>
+          </w:p>
+        </w:tc>
+      </w:tr>
+    </w:tbl>
+    <w:p>
+      <w:pPr>
+        <w:spacing w:before="120" w:after="120"/>
+        <w:ind w:left="227" w:right="113" w:firstLine="709"/>
+        <w:rPr>
+          <w:b/>
+          <w:bCs/>
+        </w:rPr>
+      </w:pPr>
+    </w:p>
+    <w:p>
+      <w:pPr>
+        <w:spacing w:before="120" w:after="120"/>
+        <w:ind w:left="227" w:right="113" w:firstLine="709"/>
         <w:jc w:val="left"/>
         <w:rPr>
           <w:b/>
+          <w:bCs/>
         </w:rPr>
       </w:pPr>
+      <w:r>
+        <w:rPr>
+          <w:b/>
+          <w:bCs/>
+        </w:rPr>
+        <w:br w:type="page"/>
+      </w:r>
     </w:p>
     <w:p>
       <w:pPr>
         <w:pStyle w:val="Prrafodelista"/>
         <w:numPr>
           <w:ilvl w:val="0"/>
-          <w:numId w:val="1"/>
+          <w:numId w:val="3"/>
         </w:numPr>
+        <w:spacing w:before="120" w:after="120"/>
+        <w:ind w:left="227" w:right="113" w:firstLine="709"/>
+        <w:rPr>
+          <w:b/>
+          <w:bCs/>
+        </w:rPr>
+      </w:pPr>
+      <w:r>
+        <w:rPr>
+          <w:b/>
+          <w:bCs/>
+        </w:rPr>
+        <w:lastRenderedPageBreak/>
+        <w:t>Estado actual de la formación</w:t>
+      </w:r>
+    </w:p>
+    <w:p>
+      <w:pPr>
+        <w:keepNext/>
+        <w:spacing w:before="120" w:after="120"/>
+        <w:ind w:left="227" w:right="113" w:firstLine="709"/>
+      </w:pPr>
+      <w:r>
+        <w:t>Seleccione una sola opción. El estado refleja la condición general del programa académico a la fecha del seguimiento.</w:t>
+      </w:r>
+    </w:p>
+    <w:tbl>
+      <w:tblPr>
+        <w:tblW w:w="5681" w:type="pct"/>
+        <w:tblInd w:w="-607" w:type="dxa"/>
+        <w:tblLook w:val="04A0" w:firstRow="1" w:lastRow="0" w:firstColumn="1" w:lastColumn="0" w:noHBand="0" w:noVBand="1"/>
+      </w:tblPr>
+      <w:tblGrid>
+        <w:gridCol w:w="6554"/>
+        <w:gridCol w:w="3683"/>
+      </w:tblGrid>
+      <w:tr>
+        <w:tc>
+          <w:tcPr>
+            <w:tcW w:w="3201" w:type="pct"/>
+            <w:tcBorders>
+              <w:top w:val="single" w:sz="6" w:space="0" w:color="D9D9D9"/>
+              <w:left w:val="single" w:sz="6" w:space="0" w:color="D9D9D9"/>
+              <w:bottom w:val="single" w:sz="6" w:space="0" w:color="D9D9D9"/>
+              <w:right w:val="single" w:sz="6" w:space="0" w:color="D9D9D9"/>
+            </w:tcBorders>
+            <w:shd w:val="clear" w:color="auto" w:fill="17365D"/>
+            <w:tcMar>
+              <w:top w:w="70" w:type="dxa"/>
+              <w:left w:w="110" w:type="dxa"/>
+              <w:bottom w:w="70" w:type="dxa"/>
+              <w:right w:w="110" w:type="dxa"/>
+            </w:tcMar>
+            <w:vAlign w:val="center"/>
+          </w:tcPr>
+          <w:p>
+            <w:pPr>
+              <w:pStyle w:val="Sinespaciado"/>
+              <w:spacing w:before="120" w:after="120" w:line="240" w:lineRule="auto"/>
+              <w:ind w:left="227" w:right="113" w:firstLine="709"/>
+              <w:rPr>
+                <w:color w:val="FFFFFF" w:themeColor="background1"/>
+                <w:lang w:val="es-EC"/>
+              </w:rPr>
+            </w:pPr>
+            <w:r>
+              <w:rPr>
+                <w:color w:val="FFFFFF" w:themeColor="background1"/>
+                <w:lang w:val="es-EC"/>
+              </w:rPr>
+              <w:t>Estado</w:t>
+            </w:r>
+          </w:p>
+        </w:tc>
+        <w:tc>
+          <w:tcPr>
+            <w:tcW w:w="1799" w:type="pct"/>
+            <w:tcBorders>
+              <w:top w:val="single" w:sz="6" w:space="0" w:color="D9D9D9"/>
+              <w:left w:val="single" w:sz="6" w:space="0" w:color="D9D9D9"/>
+              <w:bottom w:val="single" w:sz="6" w:space="0" w:color="D9D9D9"/>
+              <w:right w:val="single" w:sz="6" w:space="0" w:color="D9D9D9"/>
+            </w:tcBorders>
+            <w:shd w:val="clear" w:color="auto" w:fill="17365D"/>
+            <w:tcMar>
+              <w:top w:w="70" w:type="dxa"/>
+              <w:left w:w="110" w:type="dxa"/>
+              <w:bottom w:w="70" w:type="dxa"/>
+              <w:right w:w="110" w:type="dxa"/>
+            </w:tcMar>
+            <w:vAlign w:val="center"/>
+          </w:tcPr>
+          <w:p>
+            <w:pPr>
+              <w:pStyle w:val="Sinespaciado"/>
+              <w:spacing w:before="120" w:after="120" w:line="240" w:lineRule="auto"/>
+              <w:ind w:left="227" w:right="113" w:firstLine="709"/>
+              <w:rPr>
+                <w:color w:val="FFFFFF" w:themeColor="background1"/>
+                <w:lang w:val="es-EC"/>
+              </w:rPr>
+            </w:pPr>
+            <w:r>
+              <w:rPr>
+                <w:color w:val="FFFFFF" w:themeColor="background1"/>
+                <w:lang w:val="es-EC"/>
+              </w:rPr>
+              <w:t>Selección</w:t>
+            </w:r>
+          </w:p>
+        </w:tc>
+      </w:tr>
+      <w:tr>
+        <w:tc>
+          <w:tcPr>
+            <w:tcW w:w="3201" w:type="pct"/>
+            <w:tcBorders>
+              <w:top w:val="single" w:sz="6" w:space="0" w:color="D9D9D9"/>
+              <w:left w:val="single" w:sz="6" w:space="0" w:color="D9D9D9"/>
+              <w:bottom w:val="single" w:sz="6" w:space="0" w:color="D9D9D9"/>
+              <w:right w:val="single" w:sz="6" w:space="0" w:color="D9D9D9"/>
+            </w:tcBorders>
+            <w:tcMar>
+              <w:top w:w="70" w:type="dxa"/>
+              <w:left w:w="110" w:type="dxa"/>
+              <w:bottom w:w="70" w:type="dxa"/>
+              <w:right w:w="110" w:type="dxa"/>
+            </w:tcMar>
+            <w:vAlign w:val="center"/>
+          </w:tcPr>
+          <w:p>
+            <w:pPr>
+              <w:pStyle w:val="Sinespaciado"/>
+              <w:spacing w:before="120" w:after="120" w:line="240" w:lineRule="auto"/>
+              <w:ind w:left="227" w:right="113" w:firstLine="709"/>
+              <w:rPr>
+                <w:lang w:val="es-EC"/>
+              </w:rPr>
+            </w:pPr>
+            <w:r>
+              <w:rPr>
+                <w:lang w:val="es-EC"/>
+              </w:rPr>
+              <w:t>En curso</w:t>
+            </w:r>
+          </w:p>
+        </w:tc>
+        <w:tc>
+          <w:tcPr>
+            <w:tcW w:w="1799" w:type="pct"/>
+            <w:tcBorders>
+              <w:top w:val="single" w:sz="6" w:space="0" w:color="D9D9D9"/>
+              <w:left w:val="single" w:sz="6" w:space="0" w:color="D9D9D9"/>
+              <w:bottom w:val="single" w:sz="6" w:space="0" w:color="D9D9D9"/>
+              <w:right w:val="single" w:sz="6" w:space="0" w:color="D9D9D9"/>
+            </w:tcBorders>
+            <w:tcMar>
+              <w:top w:w="70" w:type="dxa"/>
+              <w:left w:w="110" w:type="dxa"/>
+              <w:bottom w:w="70" w:type="dxa"/>
+              <w:right w:w="110" w:type="dxa"/>
+            </w:tcMar>
+            <w:vAlign w:val="center"/>
+          </w:tcPr>
+          <w:p>
+            <w:pPr>
+              <w:pStyle w:val="Sinespaciado"/>
+              <w:spacing w:before="120" w:after="120" w:line="240" w:lineRule="auto"/>
+              <w:ind w:left="227" w:right="113" w:firstLine="709"/>
+              <w:rPr>
+                <w:lang w:val="es-EC"/>
+              </w:rPr>
+            </w:pPr>
+            <w:r>
+              <w:rPr>
+                <w:rFonts w:ascii="Segoe UI Symbol" w:hAnsi="Segoe UI Symbol" w:cs="Segoe UI Symbol"/>
+                <w:lang w:val="es-EC"/>
+              </w:rPr>
+              <w:t>{estEnCurso}</w:t>
+            </w:r>
+          </w:p>
+        </w:tc>
+      </w:tr>
+      <w:tr>
+        <w:tc>
+          <w:tcPr>
+            <w:tcW w:w="3201" w:type="pct"/>
+            <w:tcBorders>
+              <w:top w:val="single" w:sz="6" w:space="0" w:color="D9D9D9"/>
+              <w:left w:val="single" w:sz="6" w:space="0" w:color="D9D9D9"/>
+              <w:bottom w:val="single" w:sz="6" w:space="0" w:color="D9D9D9"/>
+              <w:right w:val="single" w:sz="6" w:space="0" w:color="D9D9D9"/>
+            </w:tcBorders>
+            <w:shd w:val="clear" w:color="auto" w:fill="F8FAFC"/>
+            <w:tcMar>
+              <w:top w:w="70" w:type="dxa"/>
+              <w:left w:w="110" w:type="dxa"/>
+              <w:bottom w:w="70" w:type="dxa"/>
+              <w:right w:w="110" w:type="dxa"/>
+            </w:tcMar>
+            <w:vAlign w:val="center"/>
+          </w:tcPr>
+          <w:p>
+            <w:pPr>
+              <w:pStyle w:val="Sinespaciado"/>
+              <w:spacing w:before="120" w:after="120" w:line="240" w:lineRule="auto"/>
+              <w:ind w:left="227" w:right="113" w:firstLine="709"/>
+              <w:rPr>
+                <w:lang w:val="es-EC"/>
+              </w:rPr>
+            </w:pPr>
+            <w:r>
+              <w:rPr>
+                <w:lang w:val="es-EC"/>
+              </w:rPr>
+              <w:t>Suspendida temporalmente</w:t>
+            </w:r>
+          </w:p>
+        </w:tc>
+        <w:tc>
+          <w:tcPr>
+            <w:tcW w:w="1799" w:type="pct"/>
+            <w:tcBorders>
+              <w:top w:val="single" w:sz="6" w:space="0" w:color="D9D9D9"/>
+              <w:left w:val="single" w:sz="6" w:space="0" w:color="D9D9D9"/>
+              <w:bottom w:val="single" w:sz="6" w:space="0" w:color="D9D9D9"/>
+              <w:right w:val="single" w:sz="6" w:space="0" w:color="D9D9D9"/>
+            </w:tcBorders>
+            <w:shd w:val="clear" w:color="auto" w:fill="F8FAFC"/>
+            <w:tcMar>
+              <w:top w:w="70" w:type="dxa"/>
+              <w:left w:w="110" w:type="dxa"/>
+              <w:bottom w:w="70" w:type="dxa"/>
+              <w:right w:w="110" w:type="dxa"/>
+            </w:tcMar>
+            <w:vAlign w:val="center"/>
+          </w:tcPr>
+          <w:p>
+            <w:pPr>
+              <w:pStyle w:val="Sinespaciado"/>
+              <w:spacing w:before="120" w:after="120" w:line="240" w:lineRule="auto"/>
+              <w:ind w:left="227" w:right="113" w:firstLine="709"/>
+              <w:rPr>
+                <w:lang w:val="es-EC"/>
+              </w:rPr>
+            </w:pPr>
+            <w:r>
+              <w:rPr>
+                <w:rFonts w:ascii="Segoe UI Symbol" w:hAnsi="Segoe UI Symbol" w:cs="Segoe UI Symbol"/>
+                <w:lang w:val="es-EC"/>
+              </w:rPr>
+              <w:t>{estSuspendida}</w:t>
+            </w:r>
+          </w:p>
+        </w:tc>
+      </w:tr>
+      <w:tr>
+        <w:tc>
+          <w:tcPr>
+            <w:tcW w:w="3201" w:type="pct"/>
+            <w:tcBorders>
+              <w:top w:val="single" w:sz="6" w:space="0" w:color="D9D9D9"/>
+              <w:left w:val="single" w:sz="6" w:space="0" w:color="D9D9D9"/>
+              <w:bottom w:val="single" w:sz="6" w:space="0" w:color="D9D9D9"/>
+              <w:right w:val="single" w:sz="6" w:space="0" w:color="D9D9D9"/>
+            </w:tcBorders>
+            <w:tcMar>
+              <w:top w:w="70" w:type="dxa"/>
+              <w:left w:w="110" w:type="dxa"/>
+              <w:bottom w:w="70" w:type="dxa"/>
+              <w:right w:w="110" w:type="dxa"/>
+            </w:tcMar>
+            <w:vAlign w:val="center"/>
+          </w:tcPr>
+          <w:p>
+            <w:pPr>
+              <w:pStyle w:val="Sinespaciado"/>
+              <w:spacing w:before="120" w:after="120" w:line="240" w:lineRule="auto"/>
+              <w:ind w:left="227" w:right="113" w:firstLine="709"/>
+              <w:rPr>
+                <w:lang w:val="es-EC"/>
+              </w:rPr>
+            </w:pPr>
+            <w:r>
+              <w:rPr>
+                <w:lang w:val="es-EC"/>
+              </w:rPr>
+              <w:t>Retirada</w:t>
+            </w:r>
+          </w:p>
+        </w:tc>
+        <w:tc>
+          <w:tcPr>
+            <w:tcW w:w="1799" w:type="pct"/>
+            <w:tcBorders>
+              <w:top w:val="single" w:sz="6" w:space="0" w:color="D9D9D9"/>
+              <w:left w:val="single" w:sz="6" w:space="0" w:color="D9D9D9"/>
+              <w:bottom w:val="single" w:sz="6" w:space="0" w:color="D9D9D9"/>
+              <w:right w:val="single" w:sz="6" w:space="0" w:color="D9D9D9"/>
+            </w:tcBorders>
+            <w:tcMar>
+              <w:top w:w="70" w:type="dxa"/>
+              <w:left w:w="110" w:type="dxa"/>
+              <w:bottom w:w="70" w:type="dxa"/>
+              <w:right w:w="110" w:type="dxa"/>
+            </w:tcMar>
+            <w:vAlign w:val="center"/>
+          </w:tcPr>
+          <w:p>
+            <w:pPr>
+              <w:pStyle w:val="Sinespaciado"/>
+              <w:spacing w:before="120" w:after="120" w:line="240" w:lineRule="auto"/>
+              <w:ind w:left="227" w:right="113" w:firstLine="709"/>
+              <w:rPr>
+                <w:lang w:val="es-EC"/>
+              </w:rPr>
+            </w:pPr>
+            <w:r>
+              <w:rPr>
+                <w:rFonts w:ascii="Segoe UI Symbol" w:hAnsi="Segoe UI Symbol" w:cs="Segoe UI Symbol"/>
+                <w:lang w:val="es-EC"/>
+              </w:rPr>
+              <w:t>{estRetirada}</w:t>
+            </w:r>
+          </w:p>
+        </w:tc>
+      </w:tr>
+      <w:tr>
+        <w:tc>
+          <w:tcPr>
+            <w:tcW w:w="3201" w:type="pct"/>
+            <w:tcBorders>
+              <w:top w:val="single" w:sz="6" w:space="0" w:color="D9D9D9"/>
+              <w:left w:val="single" w:sz="6" w:space="0" w:color="D9D9D9"/>
+              <w:bottom w:val="single" w:sz="6" w:space="0" w:color="D9D9D9"/>
+              <w:right w:val="single" w:sz="6" w:space="0" w:color="D9D9D9"/>
+            </w:tcBorders>
+            <w:shd w:val="clear" w:color="auto" w:fill="F8FAFC"/>
+            <w:tcMar>
+              <w:top w:w="70" w:type="dxa"/>
+              <w:left w:w="110" w:type="dxa"/>
+              <w:bottom w:w="70" w:type="dxa"/>
+              <w:right w:w="110" w:type="dxa"/>
+            </w:tcMar>
+            <w:vAlign w:val="center"/>
+          </w:tcPr>
+          <w:p>
+            <w:pPr>
+              <w:pStyle w:val="Sinespaciado"/>
+              <w:spacing w:before="120" w:after="120" w:line="240" w:lineRule="auto"/>
+              <w:ind w:left="227" w:right="113" w:firstLine="709"/>
+              <w:rPr>
+                <w:lang w:val="es-EC"/>
+              </w:rPr>
+            </w:pPr>
+            <w:r>
+              <w:rPr>
+                <w:lang w:val="es-EC"/>
+              </w:rPr>
+              <w:t>Culminada</w:t>
+            </w:r>
+          </w:p>
+        </w:tc>
+        <w:tc>
+          <w:tcPr>
+            <w:tcW w:w="1799" w:type="pct"/>
+            <w:tcBorders>
+              <w:top w:val="single" w:sz="6" w:space="0" w:color="D9D9D9"/>
+              <w:left w:val="single" w:sz="6" w:space="0" w:color="D9D9D9"/>
+              <w:bottom w:val="single" w:sz="6" w:space="0" w:color="D9D9D9"/>
+              <w:right w:val="single" w:sz="6" w:space="0" w:color="D9D9D9"/>
+            </w:tcBorders>
+            <w:shd w:val="clear" w:color="auto" w:fill="F8FAFC"/>
+            <w:tcMar>
+              <w:top w:w="70" w:type="dxa"/>
+              <w:left w:w="110" w:type="dxa"/>
+              <w:bottom w:w="70" w:type="dxa"/>
+              <w:right w:w="110" w:type="dxa"/>
+            </w:tcMar>
+            <w:vAlign w:val="center"/>
+          </w:tcPr>
+          <w:p>
+            <w:pPr>
+              <w:pStyle w:val="Sinespaciado"/>
+              <w:spacing w:before="120" w:after="120" w:line="240" w:lineRule="auto"/>
+              <w:ind w:left="227" w:right="113" w:firstLine="709"/>
+              <w:rPr>
+                <w:lang w:val="es-EC"/>
+              </w:rPr>
+            </w:pPr>
+            <w:r>
+              <w:rPr>
+                <w:rFonts w:ascii="Segoe UI Symbol" w:hAnsi="Segoe UI Symbol" w:cs="Segoe UI Symbol"/>
+                <w:lang w:val="es-EC"/>
+              </w:rPr>
+              <w:t>{estCulminada}</w:t>
+            </w:r>
+          </w:p>
+        </w:tc>
+      </w:tr>
+    </w:tbl>
+    <w:p>
+      <w:pPr>
+        <w:pStyle w:val="Prrafodelista"/>
+        <w:numPr>
+          <w:ilvl w:val="0"/>
+          <w:numId w:val="3"/>
+        </w:numPr>
+        <w:spacing w:before="120" w:after="120"/>
+        <w:ind w:left="227" w:right="113" w:firstLine="709"/>
+        <w:rPr>
+          <w:b/>
+          <w:bCs/>
+        </w:rPr>
+      </w:pPr>
+      <w:r>
+        <w:rPr>
+          <w:b/>
+          <w:bCs/>
+        </w:rPr>
+        <w:t>Avance acumulado</w:t>
+      </w:r>
+    </w:p>
+    <w:p>
+      <w:pPr>
+        <w:spacing w:before="120" w:after="120"/>
+        <w:ind w:left="227" w:right="113" w:firstLine="709"/>
+      </w:pPr>
+      <w:r>
+        <w:t>El porcentaje corresponde al avance total alcanzado dentro del programa académico, no únicamente al semestre reportado. Los valores de avance y restante deben sumar 100 %.</w:t>
+      </w:r>
+    </w:p>
+    <w:tbl>
+      <w:tblPr>
+        <w:tblW w:w="10152" w:type="dxa"/>
+        <w:tblInd w:w="-573" w:type="dxa"/>
+        <w:tblLayout w:type="fixed"/>
+        <w:tblLook w:val="04A0" w:firstRow="1" w:lastRow="0" w:firstColumn="1" w:lastColumn="0" w:noHBand="0" w:noVBand="1"/>
+      </w:tblPr>
+      <w:tblGrid>
+        <w:gridCol w:w="3528"/>
+        <w:gridCol w:w="6624"/>
+      </w:tblGrid>
+      <w:tr>
+        <w:tc>
+          <w:tcPr>
+            <w:tcW w:w="3528" w:type="dxa"/>
+            <w:tcBorders>
+              <w:top w:val="single" w:sz="6" w:space="0" w:color="D9D9D9"/>
+              <w:left w:val="single" w:sz="6" w:space="0" w:color="D9D9D9"/>
+              <w:bottom w:val="single" w:sz="6" w:space="0" w:color="D9D9D9"/>
+              <w:right w:val="single" w:sz="6" w:space="0" w:color="D9D9D9"/>
+            </w:tcBorders>
+            <w:shd w:val="clear" w:color="auto" w:fill="F6F7F9"/>
+            <w:tcMar>
+              <w:top w:w="70" w:type="dxa"/>
+              <w:left w:w="110" w:type="dxa"/>
+              <w:bottom w:w="70" w:type="dxa"/>
+              <w:right w:w="110" w:type="dxa"/>
+            </w:tcMar>
+            <w:vAlign w:val="center"/>
+          </w:tcPr>
+          <w:p>
+            <w:pPr>
+              <w:pStyle w:val="Sinespaciado"/>
+              <w:spacing w:before="120" w:after="120" w:line="240" w:lineRule="auto"/>
+              <w:ind w:left="227" w:right="113" w:firstLine="709"/>
+              <w:rPr>
+                <w:lang w:val="es-EC"/>
+              </w:rPr>
+            </w:pPr>
+            <w:r>
+              <w:rPr>
+                <w:lang w:val="es-EC"/>
+              </w:rPr>
+              <w:t>Porcentaje de avance acumulado</w:t>
+            </w:r>
+          </w:p>
+        </w:tc>
+        <w:tc>
+          <w:tcPr>
+            <w:tcW w:w="6624" w:type="dxa"/>
+            <w:tcBorders>
+              <w:top w:val="single" w:sz="6" w:space="0" w:color="D9D9D9"/>
+              <w:left w:val="single" w:sz="6" w:space="0" w:color="D9D9D9"/>
+              <w:bottom w:val="single" w:sz="6" w:space="0" w:color="D9D9D9"/>
+              <w:right w:val="single" w:sz="6" w:space="0" w:color="D9D9D9"/>
+            </w:tcBorders>
+            <w:tcMar>
+              <w:top w:w="70" w:type="dxa"/>
+              <w:left w:w="110" w:type="dxa"/>
+              <w:bottom w:w="70" w:type="dxa"/>
+              <w:right w:w="110" w:type="dxa"/>
+            </w:tcMar>
+            <w:vAlign w:val="center"/>
+          </w:tcPr>
+          <w:p>
+            <w:pPr>
+              <w:pStyle w:val="Sinespaciado"/>
+              <w:spacing w:before="120" w:after="120" w:line="240" w:lineRule="auto"/>
+              <w:ind w:left="227" w:right="113" w:firstLine="709"/>
+              <w:rPr>
+                <w:lang w:val="es-EC"/>
+              </w:rPr>
+            </w:pPr>
+            <w:r>
+              <w:rPr>
+                <w:lang w:val="es-EC"/>
+              </w:rPr>
+              <w:t>{PorcentajeAvance1</w:t>
+            </w:r>
+            <w:proofErr w:type="gramStart"/>
+            <w:r>
+              <w:rPr>
+                <w:lang w:val="es-EC"/>
+              </w:rPr>
+              <w:t>}</w:t>
+            </w:r>
+            <w:r>
+              <w:rPr>
+                <w:lang w:val="es-EC"/>
+              </w:rPr>
+              <w:t>%</w:t>
+            </w:r>
+            <w:proofErr w:type="gramEnd"/>
+          </w:p>
+        </w:tc>
+      </w:tr>
+      <w:tr>
+        <w:tc>
+          <w:tcPr>
+            <w:tcW w:w="3528" w:type="dxa"/>
+            <w:tcBorders>
+              <w:top w:val="single" w:sz="6" w:space="0" w:color="D9D9D9"/>
+              <w:left w:val="single" w:sz="6" w:space="0" w:color="D9D9D9"/>
+              <w:bottom w:val="single" w:sz="6" w:space="0" w:color="D9D9D9"/>
+              <w:right w:val="single" w:sz="6" w:space="0" w:color="D9D9D9"/>
+            </w:tcBorders>
+            <w:shd w:val="clear" w:color="auto" w:fill="F6F7F9"/>
+            <w:tcMar>
+              <w:top w:w="70" w:type="dxa"/>
+              <w:left w:w="110" w:type="dxa"/>
+              <w:bottom w:w="70" w:type="dxa"/>
+              <w:right w:w="110" w:type="dxa"/>
+            </w:tcMar>
+            <w:vAlign w:val="center"/>
+          </w:tcPr>
+          <w:p>
+            <w:pPr>
+              <w:pStyle w:val="Sinespaciado"/>
+              <w:spacing w:before="120" w:after="120" w:line="240" w:lineRule="auto"/>
+              <w:ind w:left="227" w:right="113" w:firstLine="709"/>
+              <w:rPr>
+                <w:lang w:val="es-EC"/>
+              </w:rPr>
+            </w:pPr>
+            <w:r>
+              <w:rPr>
+                <w:lang w:val="es-EC"/>
+              </w:rPr>
+              <w:t>Porcentaje restante</w:t>
+            </w:r>
+          </w:p>
+        </w:tc>
+        <w:tc>
+          <w:tcPr>
+            <w:tcW w:w="6624" w:type="dxa"/>
+            <w:tcBorders>
+              <w:top w:val="single" w:sz="6" w:space="0" w:color="D9D9D9"/>
+              <w:left w:val="single" w:sz="6" w:space="0" w:color="D9D9D9"/>
+              <w:bottom w:val="single" w:sz="6" w:space="0" w:color="D9D9D9"/>
+              <w:right w:val="single" w:sz="6" w:space="0" w:color="D9D9D9"/>
+            </w:tcBorders>
+            <w:shd w:val="clear" w:color="auto" w:fill="FBFBFC"/>
+            <w:tcMar>
+              <w:top w:w="70" w:type="dxa"/>
+              <w:left w:w="110" w:type="dxa"/>
+              <w:bottom w:w="70" w:type="dxa"/>
+              <w:right w:w="110" w:type="dxa"/>
+            </w:tcMar>
+            <w:vAlign w:val="center"/>
+          </w:tcPr>
+          <w:p>
+            <w:pPr>
+              <w:pStyle w:val="Sinespaciado"/>
+              <w:spacing w:before="120" w:after="120" w:line="240" w:lineRule="auto"/>
+              <w:ind w:left="227" w:right="113" w:firstLine="709"/>
+              <w:rPr>
+                <w:lang w:val="es-EC"/>
+              </w:rPr>
+            </w:pPr>
+            <w:r>
+              <w:rPr>
+                <w:lang w:val="es-EC"/>
+              </w:rPr>
+              <w:t>{</w:t>
+            </w:r>
+            <w:proofErr w:type="spellStart"/>
+            <w:r>
+              <w:rPr>
+                <w:lang w:val="es-EC"/>
+              </w:rPr>
+              <w:t>PorcentajeRestante</w:t>
+            </w:r>
+            <w:proofErr w:type="spellEnd"/>
+            <w:proofErr w:type="gramStart"/>
+            <w:r>
+              <w:rPr>
+                <w:lang w:val="es-EC"/>
+              </w:rPr>
+              <w:t>}</w:t>
+            </w:r>
+            <w:r>
+              <w:rPr>
+                <w:lang w:val="es-EC"/>
+              </w:rPr>
+              <w:t>%</w:t>
+            </w:r>
+            <w:proofErr w:type="gramEnd"/>
+          </w:p>
+        </w:tc>
+      </w:tr>
+    </w:tbl>
+    <w:p>
+      <w:pPr>
+        <w:pStyle w:val="Prrafodelista"/>
+        <w:numPr>
+          <w:ilvl w:val="0"/>
+          <w:numId w:val="3"/>
+        </w:numPr>
+        <w:spacing w:before="120" w:after="120"/>
+        <w:ind w:left="227" w:right="113" w:firstLine="709"/>
+        <w:rPr>
+          <w:b/>
+          <w:bCs/>
+        </w:rPr>
+      </w:pPr>
+      <w:r>
+        <w:rPr>
+          <w:b/>
+          <w:bCs/>
+        </w:rPr>
+        <w:t>Situación académica del semestre</w:t>
+      </w:r>
+    </w:p>
+    <w:p>
+      <w:pPr>
+        <w:spacing w:before="120" w:after="120"/>
+        <w:ind w:left="227" w:right="113" w:firstLine="709"/>
+      </w:pPr>
+      <w:r>
+        <w:t>Seleccione una sola opción. Esta clasificación describe lo ocurrido durante el período y complementa el estado general de la formación.</w:t>
+      </w:r>
+    </w:p>
+    <w:tbl>
+      <w:tblPr>
+        <w:tblW w:w="5585" w:type="pct"/>
+        <w:tblInd w:w="-575" w:type="dxa"/>
+        <w:tblLook w:val="04A0" w:firstRow="1" w:lastRow="0" w:firstColumn="1" w:lastColumn="0" w:noHBand="0" w:noVBand="1"/>
+      </w:tblPr>
+      <w:tblGrid>
+        <w:gridCol w:w="7087"/>
+        <w:gridCol w:w="2977"/>
+      </w:tblGrid>
+      <w:tr>
+        <w:tc>
+          <w:tcPr>
+            <w:tcW w:w="3521" w:type="pct"/>
+            <w:tcBorders>
+              <w:top w:val="single" w:sz="6" w:space="0" w:color="D9D9D9"/>
+              <w:left w:val="single" w:sz="6" w:space="0" w:color="D9D9D9"/>
+              <w:bottom w:val="single" w:sz="6" w:space="0" w:color="D9D9D9"/>
+              <w:right w:val="single" w:sz="6" w:space="0" w:color="D9D9D9"/>
+            </w:tcBorders>
+            <w:shd w:val="clear" w:color="auto" w:fill="17365D"/>
+            <w:tcMar>
+              <w:top w:w="70" w:type="dxa"/>
+              <w:left w:w="110" w:type="dxa"/>
+              <w:bottom w:w="70" w:type="dxa"/>
+              <w:right w:w="110" w:type="dxa"/>
+            </w:tcMar>
+            <w:vAlign w:val="center"/>
+          </w:tcPr>
+          <w:p>
+            <w:pPr>
+              <w:pStyle w:val="Sinespaciado"/>
+              <w:spacing w:before="120" w:after="120" w:line="240" w:lineRule="auto"/>
+              <w:ind w:left="227" w:right="113" w:firstLine="709"/>
+              <w:rPr>
+                <w:color w:val="FFFFFF" w:themeColor="background1"/>
+                <w:lang w:val="es-EC"/>
+              </w:rPr>
+            </w:pPr>
+            <w:r>
+              <w:rPr>
+                <w:color w:val="FFFFFF" w:themeColor="background1"/>
+                <w:lang w:val="es-EC"/>
+              </w:rPr>
+              <w:t>Situación del período</w:t>
+            </w:r>
+          </w:p>
+        </w:tc>
+        <w:tc>
+          <w:tcPr>
+            <w:tcW w:w="1479" w:type="pct"/>
+            <w:tcBorders>
+              <w:top w:val="single" w:sz="6" w:space="0" w:color="D9D9D9"/>
+              <w:left w:val="single" w:sz="6" w:space="0" w:color="D9D9D9"/>
+              <w:bottom w:val="single" w:sz="6" w:space="0" w:color="D9D9D9"/>
+              <w:right w:val="single" w:sz="6" w:space="0" w:color="D9D9D9"/>
+            </w:tcBorders>
+            <w:shd w:val="clear" w:color="auto" w:fill="17365D"/>
+            <w:tcMar>
+              <w:top w:w="70" w:type="dxa"/>
+              <w:left w:w="110" w:type="dxa"/>
+              <w:bottom w:w="70" w:type="dxa"/>
+              <w:right w:w="110" w:type="dxa"/>
+            </w:tcMar>
+            <w:vAlign w:val="center"/>
+          </w:tcPr>
+          <w:p>
+            <w:pPr>
+              <w:pStyle w:val="Sinespaciado"/>
+              <w:spacing w:before="120" w:after="120" w:line="240" w:lineRule="auto"/>
+              <w:ind w:left="227" w:right="113" w:firstLine="709"/>
+              <w:rPr>
+                <w:color w:val="FFFFFF" w:themeColor="background1"/>
+                <w:lang w:val="es-EC"/>
+              </w:rPr>
+            </w:pPr>
+            <w:r>
+              <w:rPr>
+                <w:color w:val="FFFFFF" w:themeColor="background1"/>
+                <w:lang w:val="es-EC"/>
+              </w:rPr>
+              <w:t>Selección</w:t>
+            </w:r>
+          </w:p>
+        </w:tc>
+      </w:tr>
+      <w:tr>
+        <w:tc>
+          <w:tcPr>
+            <w:tcW w:w="3521" w:type="pct"/>
+            <w:tcBorders>
+              <w:top w:val="single" w:sz="6" w:space="0" w:color="D9D9D9"/>
+              <w:left w:val="single" w:sz="6" w:space="0" w:color="D9D9D9"/>
+              <w:bottom w:val="single" w:sz="6" w:space="0" w:color="D9D9D9"/>
+              <w:right w:val="single" w:sz="6" w:space="0" w:color="D9D9D9"/>
+            </w:tcBorders>
+            <w:tcMar>
+              <w:top w:w="70" w:type="dxa"/>
+              <w:left w:w="110" w:type="dxa"/>
+              <w:bottom w:w="70" w:type="dxa"/>
+              <w:right w:w="110" w:type="dxa"/>
+            </w:tcMar>
+            <w:vAlign w:val="center"/>
+          </w:tcPr>
+          <w:p>
+            <w:pPr>
+              <w:pStyle w:val="Sinespaciado"/>
+              <w:spacing w:before="120" w:after="120" w:line="240" w:lineRule="auto"/>
+              <w:ind w:left="227" w:right="113" w:firstLine="709"/>
+              <w:rPr>
+                <w:lang w:val="es-EC"/>
+              </w:rPr>
+            </w:pPr>
+            <w:r>
+              <w:rPr>
+                <w:lang w:val="es-EC"/>
+              </w:rPr>
+              <w:t>Continuó regularmente sus estudios</w:t>
+            </w:r>
+          </w:p>
+        </w:tc>
+        <w:tc>
+          <w:tcPr>
+            <w:tcW w:w="1479" w:type="pct"/>
+            <w:tcBorders>
+              <w:top w:val="single" w:sz="6" w:space="0" w:color="D9D9D9"/>
+              <w:left w:val="single" w:sz="6" w:space="0" w:color="D9D9D9"/>
+              <w:bottom w:val="single" w:sz="6" w:space="0" w:color="D9D9D9"/>
+              <w:right w:val="single" w:sz="6" w:space="0" w:color="D9D9D9"/>
+            </w:tcBorders>
+            <w:tcMar>
+              <w:top w:w="70" w:type="dxa"/>
+              <w:left w:w="110" w:type="dxa"/>
+              <w:bottom w:w="70" w:type="dxa"/>
+              <w:right w:w="110" w:type="dxa"/>
+            </w:tcMar>
+            <w:vAlign w:val="center"/>
+          </w:tcPr>
+          <w:p>
+            <w:pPr>
+              <w:pStyle w:val="Sinespaciado"/>
+              <w:spacing w:before="120" w:after="120" w:line="240" w:lineRule="auto"/>
+              <w:ind w:left="227" w:right="113" w:firstLine="709"/>
+              <w:rPr>
+                <w:lang w:val="es-EC"/>
+              </w:rPr>
+            </w:pPr>
+            <w:r>
+              <w:rPr>
+                <w:rFonts w:ascii="Segoe UI Symbol" w:hAnsi="Segoe UI Symbol" w:cs="Segoe UI Symbol"/>
+                <w:lang w:val="es-EC"/>
+              </w:rPr>
+              <w:t>{sitRegular}</w:t>
+            </w:r>
+          </w:p>
+        </w:tc>
+      </w:tr>
+      <w:tr>
+        <w:tc>
+          <w:tcPr>
+            <w:tcW w:w="3521" w:type="pct"/>
+            <w:tcBorders>
+              <w:top w:val="single" w:sz="6" w:space="0" w:color="D9D9D9"/>
+              <w:left w:val="single" w:sz="6" w:space="0" w:color="D9D9D9"/>
+              <w:bottom w:val="single" w:sz="6" w:space="0" w:color="D9D9D9"/>
+              <w:right w:val="single" w:sz="6" w:space="0" w:color="D9D9D9"/>
+            </w:tcBorders>
+            <w:shd w:val="clear" w:color="auto" w:fill="F8FAFC"/>
+            <w:tcMar>
+              <w:top w:w="70" w:type="dxa"/>
+              <w:left w:w="110" w:type="dxa"/>
+              <w:bottom w:w="70" w:type="dxa"/>
+              <w:right w:w="110" w:type="dxa"/>
+            </w:tcMar>
+            <w:vAlign w:val="center"/>
+          </w:tcPr>
+          <w:p>
+            <w:pPr>
+              <w:pStyle w:val="Sinespaciado"/>
+              <w:spacing w:before="120" w:after="120" w:line="240" w:lineRule="auto"/>
+              <w:ind w:left="227" w:right="113" w:firstLine="709"/>
+              <w:rPr>
+                <w:lang w:val="es-EC"/>
+              </w:rPr>
+            </w:pPr>
+            <w:r>
+              <w:rPr>
+                <w:lang w:val="es-EC"/>
+              </w:rPr>
+              <w:t>Presentó una o más asignaturas o módulos pendientes</w:t>
+            </w:r>
+          </w:p>
+        </w:tc>
+        <w:tc>
+          <w:tcPr>
+            <w:tcW w:w="1479" w:type="pct"/>
+            <w:tcBorders>
+              <w:top w:val="single" w:sz="6" w:space="0" w:color="D9D9D9"/>
+              <w:left w:val="single" w:sz="6" w:space="0" w:color="D9D9D9"/>
+              <w:bottom w:val="single" w:sz="6" w:space="0" w:color="D9D9D9"/>
+              <w:right w:val="single" w:sz="6" w:space="0" w:color="D9D9D9"/>
+            </w:tcBorders>
+            <w:shd w:val="clear" w:color="auto" w:fill="F8FAFC"/>
+            <w:tcMar>
+              <w:top w:w="70" w:type="dxa"/>
+              <w:left w:w="110" w:type="dxa"/>
+              <w:bottom w:w="70" w:type="dxa"/>
+              <w:right w:w="110" w:type="dxa"/>
+            </w:tcMar>
+            <w:vAlign w:val="center"/>
+          </w:tcPr>
+          <w:p>
+            <w:pPr>
+              <w:pStyle w:val="Sinespaciado"/>
+              <w:spacing w:before="120" w:after="120" w:line="240" w:lineRule="auto"/>
+              <w:ind w:left="227" w:right="113" w:firstLine="709"/>
+              <w:rPr>
+                <w:lang w:val="es-EC"/>
+              </w:rPr>
+            </w:pPr>
+            <w:r>
+              <w:rPr>
+                <w:rFonts w:ascii="Segoe UI Symbol" w:hAnsi="Segoe UI Symbol" w:cs="Segoe UI Symbol"/>
+                <w:lang w:val="es-EC"/>
+              </w:rPr>
+              <w:t>{sitPendientes}</w:t>
+            </w:r>
+          </w:p>
+        </w:tc>
+      </w:tr>
+      <w:tr>
+        <w:tc>
+          <w:tcPr>
+            <w:tcW w:w="3521" w:type="pct"/>
+            <w:tcBorders>
+              <w:top w:val="single" w:sz="6" w:space="0" w:color="D9D9D9"/>
+              <w:left w:val="single" w:sz="6" w:space="0" w:color="D9D9D9"/>
+              <w:bottom w:val="single" w:sz="6" w:space="0" w:color="D9D9D9"/>
+              <w:right w:val="single" w:sz="6" w:space="0" w:color="D9D9D9"/>
+            </w:tcBorders>
+            <w:tcMar>
+              <w:top w:w="70" w:type="dxa"/>
+              <w:left w:w="110" w:type="dxa"/>
+              <w:bottom w:w="70" w:type="dxa"/>
+              <w:right w:w="110" w:type="dxa"/>
+            </w:tcMar>
+            <w:vAlign w:val="center"/>
+          </w:tcPr>
+          <w:p>
+            <w:pPr>
+              <w:pStyle w:val="Sinespaciado"/>
+              <w:spacing w:before="120" w:after="120" w:line="240" w:lineRule="auto"/>
+              <w:ind w:left="227" w:right="113" w:firstLine="709"/>
+              <w:rPr>
+                <w:lang w:val="es-EC"/>
+              </w:rPr>
+            </w:pPr>
+            <w:r>
+              <w:rPr>
+                <w:lang w:val="es-EC"/>
+              </w:rPr>
+              <w:t>No desarrolló actividad académica por suspensión temporal</w:t>
+            </w:r>
+          </w:p>
+        </w:tc>
+        <w:tc>
+          <w:tcPr>
+            <w:tcW w:w="1479" w:type="pct"/>
+            <w:tcBorders>
+              <w:top w:val="single" w:sz="6" w:space="0" w:color="D9D9D9"/>
+              <w:left w:val="single" w:sz="6" w:space="0" w:color="D9D9D9"/>
+              <w:bottom w:val="single" w:sz="6" w:space="0" w:color="D9D9D9"/>
+              <w:right w:val="single" w:sz="6" w:space="0" w:color="D9D9D9"/>
+            </w:tcBorders>
+            <w:tcMar>
+              <w:top w:w="70" w:type="dxa"/>
+              <w:left w:w="110" w:type="dxa"/>
+              <w:bottom w:w="70" w:type="dxa"/>
+              <w:right w:w="110" w:type="dxa"/>
+            </w:tcMar>
+            <w:vAlign w:val="center"/>
+          </w:tcPr>
+          <w:p>
+            <w:pPr>
+              <w:pStyle w:val="Sinespaciado"/>
+              <w:spacing w:before="120" w:after="120" w:line="240" w:lineRule="auto"/>
+              <w:ind w:left="227" w:right="113" w:firstLine="709"/>
+              <w:rPr>
+                <w:lang w:val="es-EC"/>
+              </w:rPr>
+            </w:pPr>
+            <w:r>
+              <w:rPr>
+                <w:rFonts w:ascii="Segoe UI Symbol" w:hAnsi="Segoe UI Symbol" w:cs="Segoe UI Symbol"/>
+                <w:lang w:val="es-EC"/>
+              </w:rPr>
+              <w:t>{sitSuspension}</w:t>
+            </w:r>
+          </w:p>
+        </w:tc>
+      </w:tr>
+      <w:tr>
+        <w:tc>
+          <w:tcPr>
+            <w:tcW w:w="3521" w:type="pct"/>
+            <w:tcBorders>
+              <w:top w:val="single" w:sz="6" w:space="0" w:color="D9D9D9"/>
+              <w:left w:val="single" w:sz="6" w:space="0" w:color="D9D9D9"/>
+              <w:bottom w:val="single" w:sz="6" w:space="0" w:color="D9D9D9"/>
+              <w:right w:val="single" w:sz="6" w:space="0" w:color="D9D9D9"/>
+            </w:tcBorders>
+            <w:shd w:val="clear" w:color="auto" w:fill="F8FAFC"/>
+            <w:tcMar>
+              <w:top w:w="70" w:type="dxa"/>
+              <w:left w:w="110" w:type="dxa"/>
+              <w:bottom w:w="70" w:type="dxa"/>
+              <w:right w:w="110" w:type="dxa"/>
+            </w:tcMar>
+            <w:vAlign w:val="center"/>
+          </w:tcPr>
+          <w:p>
+            <w:pPr>
+              <w:pStyle w:val="Sinespaciado"/>
+              <w:spacing w:before="120" w:after="120" w:line="240" w:lineRule="auto"/>
+              <w:ind w:left="227" w:right="113" w:firstLine="709"/>
+              <w:rPr>
+                <w:lang w:val="es-EC"/>
+              </w:rPr>
+            </w:pPr>
+            <w:r>
+              <w:rPr>
+                <w:lang w:val="es-EC"/>
+              </w:rPr>
+              <w:t>Se retiró del programa académico</w:t>
+            </w:r>
+          </w:p>
+        </w:tc>
+        <w:tc>
+          <w:tcPr>
+            <w:tcW w:w="1479" w:type="pct"/>
+            <w:tcBorders>
+              <w:top w:val="single" w:sz="6" w:space="0" w:color="D9D9D9"/>
+              <w:left w:val="single" w:sz="6" w:space="0" w:color="D9D9D9"/>
+              <w:bottom w:val="single" w:sz="6" w:space="0" w:color="D9D9D9"/>
+              <w:right w:val="single" w:sz="6" w:space="0" w:color="D9D9D9"/>
+            </w:tcBorders>
+            <w:shd w:val="clear" w:color="auto" w:fill="F8FAFC"/>
+            <w:tcMar>
+              <w:top w:w="70" w:type="dxa"/>
+              <w:left w:w="110" w:type="dxa"/>
+              <w:bottom w:w="70" w:type="dxa"/>
+              <w:right w:w="110" w:type="dxa"/>
+            </w:tcMar>
+            <w:vAlign w:val="center"/>
+          </w:tcPr>
+          <w:p>
+            <w:pPr>
+              <w:pStyle w:val="Sinespaciado"/>
+              <w:spacing w:before="120" w:after="120" w:line="240" w:lineRule="auto"/>
+              <w:ind w:left="227" w:right="113" w:firstLine="709"/>
+              <w:rPr>
+                <w:lang w:val="es-EC"/>
+              </w:rPr>
+            </w:pPr>
+            <w:r>
+              <w:rPr>
+                <w:rFonts w:ascii="Segoe UI Symbol" w:hAnsi="Segoe UI Symbol" w:cs="Segoe UI Symbol"/>
+                <w:lang w:val="es-EC"/>
+              </w:rPr>
+              <w:t>{sitRetiro}</w:t>
+            </w:r>
+          </w:p>
+        </w:tc>
+      </w:tr>
+      <w:tr>
+        <w:tc>
+          <w:tcPr>
+            <w:tcW w:w="3521" w:type="pct"/>
+            <w:tcBorders>
+              <w:top w:val="single" w:sz="6" w:space="0" w:color="D9D9D9"/>
+              <w:left w:val="single" w:sz="6" w:space="0" w:color="D9D9D9"/>
+              <w:bottom w:val="single" w:sz="6" w:space="0" w:color="D9D9D9"/>
+              <w:right w:val="single" w:sz="6" w:space="0" w:color="D9D9D9"/>
+            </w:tcBorders>
+            <w:tcMar>
+              <w:top w:w="70" w:type="dxa"/>
+              <w:left w:w="110" w:type="dxa"/>
+              <w:bottom w:w="70" w:type="dxa"/>
+              <w:right w:w="110" w:type="dxa"/>
+            </w:tcMar>
+            <w:vAlign w:val="center"/>
+          </w:tcPr>
+          <w:p>
+            <w:pPr>
+              <w:pStyle w:val="Sinespaciado"/>
+              <w:spacing w:before="120" w:after="120" w:line="240" w:lineRule="auto"/>
+              <w:ind w:left="227" w:right="113" w:firstLine="709"/>
+              <w:rPr>
+                <w:lang w:val="es-EC"/>
+              </w:rPr>
+            </w:pPr>
+            <w:r>
+              <w:rPr>
+                <w:lang w:val="es-EC"/>
+              </w:rPr>
+              <w:t>Culminó la formación académica</w:t>
+            </w:r>
+          </w:p>
+        </w:tc>
+        <w:tc>
+          <w:tcPr>
+            <w:tcW w:w="1479" w:type="pct"/>
+            <w:tcBorders>
+              <w:top w:val="single" w:sz="6" w:space="0" w:color="D9D9D9"/>
+              <w:left w:val="single" w:sz="6" w:space="0" w:color="D9D9D9"/>
+              <w:bottom w:val="single" w:sz="6" w:space="0" w:color="D9D9D9"/>
+              <w:right w:val="single" w:sz="6" w:space="0" w:color="D9D9D9"/>
+            </w:tcBorders>
+            <w:tcMar>
+              <w:top w:w="70" w:type="dxa"/>
+              <w:left w:w="110" w:type="dxa"/>
+              <w:bottom w:w="70" w:type="dxa"/>
+              <w:right w:w="110" w:type="dxa"/>
+            </w:tcMar>
+            <w:vAlign w:val="center"/>
+          </w:tcPr>
+          <w:p>
+            <w:pPr>
+              <w:pStyle w:val="Sinespaciado"/>
+              <w:spacing w:before="120" w:after="120" w:line="240" w:lineRule="auto"/>
+              <w:ind w:left="227" w:right="113" w:firstLine="709"/>
+              <w:rPr>
+                <w:lang w:val="es-EC"/>
+              </w:rPr>
+            </w:pPr>
+            <w:r>
+              <w:rPr>
+                <w:rFonts w:ascii="Segoe UI Symbol" w:hAnsi="Segoe UI Symbol" w:cs="Segoe UI Symbol"/>
+                <w:lang w:val="es-EC"/>
+              </w:rPr>
+              <w:t>{sitCulmino}</w:t>
+            </w:r>
+          </w:p>
+        </w:tc>
+      </w:tr>
+    </w:tbl>
+    <w:p>
+      <w:pPr>
+        <w:spacing w:before="120" w:after="120"/>
+        <w:ind w:right="113"/>
+        <w:rPr>
+          <w:b/>
+          <w:bCs/>
+        </w:rPr>
+      </w:pPr>
+    </w:p>
+    <w:p>
+      <w:pPr>
+        <w:pStyle w:val="Prrafodelista"/>
+        <w:numPr>
+          <w:ilvl w:val="0"/>
+          <w:numId w:val="3"/>
+        </w:numPr>
+        <w:spacing w:before="120" w:after="120"/>
+        <w:ind w:left="227" w:right="113" w:firstLine="709"/>
+        <w:rPr>
+          <w:b/>
+          <w:bCs/>
+        </w:rPr>
+      </w:pPr>
+      <w:r>
+        <w:rPr>
+          <w:b/>
+          <w:bCs/>
+        </w:rPr>
+        <w:lastRenderedPageBreak/>
+        <w:t>Resultado académico del semestre</w:t>
+      </w:r>
+    </w:p>
+    <w:p>
+      <w:pPr>
+        <w:spacing w:before="120" w:after="120"/>
+        <w:ind w:left="227" w:right="113" w:firstLine="709"/>
+      </w:pPr>
+      <w:r>
+        <w:t>Seleccione una sola opción de acuerdo con la evidencia presentada. El resultado resume el período y no sustituye el reporte de notas o récord académico</w:t>
+      </w:r>
+    </w:p>
+    <w:tbl>
+      <w:tblPr>
+        <w:tblW w:w="5585" w:type="pct"/>
+        <w:tblInd w:w="-575" w:type="dxa"/>
+        <w:tblLook w:val="04A0" w:firstRow="1" w:lastRow="0" w:firstColumn="1" w:lastColumn="0" w:noHBand="0" w:noVBand="1"/>
+      </w:tblPr>
+      <w:tblGrid>
+        <w:gridCol w:w="7087"/>
+        <w:gridCol w:w="2977"/>
+      </w:tblGrid>
+      <w:tr>
+        <w:tc>
+          <w:tcPr>
+            <w:tcW w:w="3521" w:type="pct"/>
+            <w:tcBorders>
+              <w:top w:val="single" w:sz="6" w:space="0" w:color="D9D9D9"/>
+              <w:left w:val="single" w:sz="6" w:space="0" w:color="D9D9D9"/>
+              <w:bottom w:val="single" w:sz="6" w:space="0" w:color="D9D9D9"/>
+              <w:right w:val="single" w:sz="6" w:space="0" w:color="D9D9D9"/>
+            </w:tcBorders>
+            <w:shd w:val="clear" w:color="auto" w:fill="17365D"/>
+            <w:tcMar>
+              <w:top w:w="70" w:type="dxa"/>
+              <w:left w:w="110" w:type="dxa"/>
+              <w:bottom w:w="70" w:type="dxa"/>
+              <w:right w:w="110" w:type="dxa"/>
+            </w:tcMar>
+            <w:vAlign w:val="center"/>
+          </w:tcPr>
+          <w:p>
+            <w:pPr>
+              <w:pStyle w:val="Sinespaciado"/>
+              <w:spacing w:before="120" w:after="120" w:line="240" w:lineRule="auto"/>
+              <w:ind w:left="227" w:right="113" w:firstLine="709"/>
+              <w:rPr>
+                <w:color w:val="FFFFFF" w:themeColor="background1"/>
+                <w:lang w:val="es-EC"/>
+              </w:rPr>
+            </w:pPr>
+            <w:r>
+              <w:rPr>
+                <w:color w:val="FFFFFF" w:themeColor="background1"/>
+                <w:lang w:val="es-EC"/>
+              </w:rPr>
+              <w:t>Resultado</w:t>
+            </w:r>
+          </w:p>
+        </w:tc>
+        <w:tc>
+          <w:tcPr>
+            <w:tcW w:w="1479" w:type="pct"/>
+            <w:tcBorders>
+              <w:top w:val="single" w:sz="6" w:space="0" w:color="D9D9D9"/>
+              <w:left w:val="single" w:sz="6" w:space="0" w:color="D9D9D9"/>
+              <w:bottom w:val="single" w:sz="6" w:space="0" w:color="D9D9D9"/>
+              <w:right w:val="single" w:sz="6" w:space="0" w:color="D9D9D9"/>
+            </w:tcBorders>
+            <w:shd w:val="clear" w:color="auto" w:fill="17365D"/>
+            <w:tcMar>
+              <w:top w:w="70" w:type="dxa"/>
+              <w:left w:w="110" w:type="dxa"/>
+              <w:bottom w:w="70" w:type="dxa"/>
+              <w:right w:w="110" w:type="dxa"/>
+            </w:tcMar>
+            <w:vAlign w:val="center"/>
+          </w:tcPr>
+          <w:p>
+            <w:pPr>
+              <w:pStyle w:val="Sinespaciado"/>
+              <w:spacing w:before="120" w:after="120" w:line="240" w:lineRule="auto"/>
+              <w:ind w:left="227" w:right="113" w:firstLine="709"/>
+              <w:rPr>
+                <w:color w:val="FFFFFF" w:themeColor="background1"/>
+                <w:lang w:val="es-EC"/>
+              </w:rPr>
+            </w:pPr>
+            <w:r>
+              <w:rPr>
+                <w:color w:val="FFFFFF" w:themeColor="background1"/>
+                <w:lang w:val="es-EC"/>
+              </w:rPr>
+              <w:t>Selección</w:t>
+            </w:r>
+          </w:p>
+        </w:tc>
+      </w:tr>
+      <w:tr>
+        <w:tc>
+          <w:tcPr>
+            <w:tcW w:w="3521" w:type="pct"/>
+            <w:tcBorders>
+              <w:top w:val="single" w:sz="6" w:space="0" w:color="D9D9D9"/>
+              <w:left w:val="single" w:sz="6" w:space="0" w:color="D9D9D9"/>
+              <w:bottom w:val="single" w:sz="6" w:space="0" w:color="D9D9D9"/>
+              <w:right w:val="single" w:sz="6" w:space="0" w:color="D9D9D9"/>
+            </w:tcBorders>
+            <w:tcMar>
+              <w:top w:w="70" w:type="dxa"/>
+              <w:left w:w="110" w:type="dxa"/>
+              <w:bottom w:w="70" w:type="dxa"/>
+              <w:right w:w="110" w:type="dxa"/>
+            </w:tcMar>
+            <w:vAlign w:val="center"/>
+          </w:tcPr>
+          <w:p>
+            <w:pPr>
+              <w:pStyle w:val="Sinespaciado"/>
+              <w:spacing w:before="120" w:after="120" w:line="240" w:lineRule="auto"/>
+              <w:ind w:left="227" w:right="113" w:firstLine="709"/>
+              <w:rPr>
+                <w:lang w:val="es-EC"/>
+              </w:rPr>
+            </w:pPr>
+            <w:r>
+              <w:rPr>
+                <w:lang w:val="es-EC"/>
+              </w:rPr>
+              <w:t>Aprobó todas las asignaturas o módulos cursados</w:t>
+            </w:r>
+          </w:p>
+        </w:tc>
+        <w:tc>
+          <w:tcPr>
+            <w:tcW w:w="1479" w:type="pct"/>
+            <w:tcBorders>
+              <w:top w:val="single" w:sz="6" w:space="0" w:color="D9D9D9"/>
+              <w:left w:val="single" w:sz="6" w:space="0" w:color="D9D9D9"/>
+              <w:bottom w:val="single" w:sz="6" w:space="0" w:color="D9D9D9"/>
+              <w:right w:val="single" w:sz="6" w:space="0" w:color="D9D9D9"/>
+            </w:tcBorders>
+            <w:tcMar>
+              <w:top w:w="70" w:type="dxa"/>
+              <w:left w:w="110" w:type="dxa"/>
+              <w:bottom w:w="70" w:type="dxa"/>
+              <w:right w:w="110" w:type="dxa"/>
+            </w:tcMar>
+            <w:vAlign w:val="center"/>
+          </w:tcPr>
+          <w:p>
+            <w:pPr>
+              <w:pStyle w:val="Sinespaciado"/>
+              <w:spacing w:before="120" w:after="120" w:line="240" w:lineRule="auto"/>
+              <w:ind w:left="227" w:right="113" w:firstLine="709"/>
+              <w:rPr>
+                <w:lang w:val="es-EC"/>
+              </w:rPr>
+            </w:pPr>
+            <w:r>
+              <w:rPr>
+                <w:rFonts w:ascii="Segoe UI Symbol" w:hAnsi="Segoe UI Symbol" w:cs="Segoe UI Symbol"/>
+                <w:lang w:val="es-EC"/>
+              </w:rPr>
+              <w:t>{resAprobo}</w:t>
+            </w:r>
+          </w:p>
+        </w:tc>
+      </w:tr>
+      <w:tr>
+        <w:tc>
+          <w:tcPr>
+            <w:tcW w:w="3521" w:type="pct"/>
+            <w:tcBorders>
+              <w:top w:val="single" w:sz="6" w:space="0" w:color="D9D9D9"/>
+              <w:left w:val="single" w:sz="6" w:space="0" w:color="D9D9D9"/>
+              <w:bottom w:val="single" w:sz="6" w:space="0" w:color="D9D9D9"/>
+              <w:right w:val="single" w:sz="6" w:space="0" w:color="D9D9D9"/>
+            </w:tcBorders>
+            <w:shd w:val="clear" w:color="auto" w:fill="F8FAFC"/>
+            <w:tcMar>
+              <w:top w:w="70" w:type="dxa"/>
+              <w:left w:w="110" w:type="dxa"/>
+              <w:bottom w:w="70" w:type="dxa"/>
+              <w:right w:w="110" w:type="dxa"/>
+            </w:tcMar>
+            <w:vAlign w:val="center"/>
+          </w:tcPr>
+          <w:p>
+            <w:pPr>
+              <w:pStyle w:val="Sinespaciado"/>
+              <w:spacing w:before="120" w:after="120" w:line="240" w:lineRule="auto"/>
+              <w:ind w:left="227" w:right="113" w:firstLine="709"/>
+              <w:rPr>
+                <w:lang w:val="es-EC"/>
+              </w:rPr>
+            </w:pPr>
+            <w:r>
+              <w:rPr>
+                <w:lang w:val="es-EC"/>
+              </w:rPr>
+              <w:t>Presenta una o más asignaturas o módulos pendientes</w:t>
+            </w:r>
+          </w:p>
+        </w:tc>
+        <w:tc>
+          <w:tcPr>
+            <w:tcW w:w="1479" w:type="pct"/>
+            <w:tcBorders>
+              <w:top w:val="single" w:sz="6" w:space="0" w:color="D9D9D9"/>
+              <w:left w:val="single" w:sz="6" w:space="0" w:color="D9D9D9"/>
+              <w:bottom w:val="single" w:sz="6" w:space="0" w:color="D9D9D9"/>
+              <w:right w:val="single" w:sz="6" w:space="0" w:color="D9D9D9"/>
+            </w:tcBorders>
+            <w:shd w:val="clear" w:color="auto" w:fill="F8FAFC"/>
+            <w:tcMar>
+              <w:top w:w="70" w:type="dxa"/>
+              <w:left w:w="110" w:type="dxa"/>
+              <w:bottom w:w="70" w:type="dxa"/>
+              <w:right w:w="110" w:type="dxa"/>
+            </w:tcMar>
+            <w:vAlign w:val="center"/>
+          </w:tcPr>
+          <w:p>
+            <w:pPr>
+              <w:pStyle w:val="Sinespaciado"/>
+              <w:spacing w:before="120" w:after="120" w:line="240" w:lineRule="auto"/>
+              <w:ind w:left="227" w:right="113" w:firstLine="709"/>
+              <w:rPr>
+                <w:lang w:val="es-EC"/>
+              </w:rPr>
+            </w:pPr>
+            <w:r>
+              <w:rPr>
+                <w:rFonts w:ascii="Segoe UI Symbol" w:hAnsi="Segoe UI Symbol" w:cs="Segoe UI Symbol"/>
+                <w:lang w:val="es-EC"/>
+              </w:rPr>
+              <w:t>{resPendientes}</w:t>
+            </w:r>
+          </w:p>
+        </w:tc>
+      </w:tr>
+      <w:tr>
+        <w:tc>
+          <w:tcPr>
+            <w:tcW w:w="3521" w:type="pct"/>
+            <w:tcBorders>
+              <w:top w:val="single" w:sz="6" w:space="0" w:color="D9D9D9"/>
+              <w:left w:val="single" w:sz="6" w:space="0" w:color="D9D9D9"/>
+              <w:bottom w:val="single" w:sz="6" w:space="0" w:color="D9D9D9"/>
+              <w:right w:val="single" w:sz="6" w:space="0" w:color="D9D9D9"/>
+            </w:tcBorders>
+            <w:tcMar>
+              <w:top w:w="70" w:type="dxa"/>
+              <w:left w:w="110" w:type="dxa"/>
+              <w:bottom w:w="70" w:type="dxa"/>
+              <w:right w:w="110" w:type="dxa"/>
+            </w:tcMar>
+            <w:vAlign w:val="center"/>
+          </w:tcPr>
+          <w:p>
+            <w:pPr>
+              <w:pStyle w:val="Sinespaciado"/>
+              <w:spacing w:before="120" w:after="120" w:line="240" w:lineRule="auto"/>
+              <w:ind w:left="227" w:right="113" w:firstLine="709"/>
+              <w:rPr>
+                <w:lang w:val="es-EC"/>
+              </w:rPr>
+            </w:pPr>
+            <w:r>
+              <w:rPr>
+                <w:lang w:val="es-EC"/>
+              </w:rPr>
+              <w:t>No registra notas en el período reportado</w:t>
+            </w:r>
+          </w:p>
+        </w:tc>
+        <w:tc>
+          <w:tcPr>
+            <w:tcW w:w="1479" w:type="pct"/>
+            <w:tcBorders>
+              <w:top w:val="single" w:sz="6" w:space="0" w:color="D9D9D9"/>
+              <w:left w:val="single" w:sz="6" w:space="0" w:color="D9D9D9"/>
+              <w:bottom w:val="single" w:sz="6" w:space="0" w:color="D9D9D9"/>
+              <w:right w:val="single" w:sz="6" w:space="0" w:color="D9D9D9"/>
+            </w:tcBorders>
+            <w:tcMar>
+              <w:top w:w="70" w:type="dxa"/>
+              <w:left w:w="110" w:type="dxa"/>
+              <w:bottom w:w="70" w:type="dxa"/>
+              <w:right w:w="110" w:type="dxa"/>
+            </w:tcMar>
+            <w:vAlign w:val="center"/>
+          </w:tcPr>
+          <w:p>
+            <w:pPr>
+              <w:pStyle w:val="Sinespaciado"/>
+              <w:spacing w:before="120" w:after="120" w:line="240" w:lineRule="auto"/>
+              <w:ind w:left="227" w:right="113" w:firstLine="709"/>
+              <w:rPr>
+                <w:lang w:val="es-EC"/>
+              </w:rPr>
+            </w:pPr>
+            <w:r>
+              <w:rPr>
+                <w:rFonts w:ascii="Segoe UI Symbol" w:hAnsi="Segoe UI Symbol" w:cs="Segoe UI Symbol"/>
+                <w:lang w:val="es-EC"/>
+              </w:rPr>
+              <w:t>{resSinNotas}</w:t>
+            </w:r>
+          </w:p>
+        </w:tc>
+      </w:tr>
+      <w:tr>
+        <w:tc>
+          <w:tcPr>
+            <w:tcW w:w="3521" w:type="pct"/>
+            <w:tcBorders>
+              <w:top w:val="single" w:sz="6" w:space="0" w:color="D9D9D9"/>
+              <w:left w:val="single" w:sz="6" w:space="0" w:color="D9D9D9"/>
+              <w:bottom w:val="single" w:sz="6" w:space="0" w:color="D9D9D9"/>
+              <w:right w:val="single" w:sz="6" w:space="0" w:color="D9D9D9"/>
+            </w:tcBorders>
+            <w:shd w:val="clear" w:color="auto" w:fill="F8FAFC"/>
+            <w:tcMar>
+              <w:top w:w="70" w:type="dxa"/>
+              <w:left w:w="110" w:type="dxa"/>
+              <w:bottom w:w="70" w:type="dxa"/>
+              <w:right w:w="110" w:type="dxa"/>
+            </w:tcMar>
+            <w:vAlign w:val="center"/>
+          </w:tcPr>
+          <w:p>
+            <w:pPr>
+              <w:pStyle w:val="Sinespaciado"/>
+              <w:spacing w:before="120" w:after="120" w:line="240" w:lineRule="auto"/>
+              <w:ind w:left="227" w:right="113" w:firstLine="709"/>
+              <w:rPr>
+                <w:lang w:val="es-EC"/>
+              </w:rPr>
+            </w:pPr>
+            <w:r>
+              <w:rPr>
+                <w:lang w:val="es-EC"/>
+              </w:rPr>
+              <w:t>No aplica por suspensión temporal</w:t>
+            </w:r>
+          </w:p>
+        </w:tc>
+        <w:tc>
+          <w:tcPr>
+            <w:tcW w:w="1479" w:type="pct"/>
+            <w:tcBorders>
+              <w:top w:val="single" w:sz="6" w:space="0" w:color="D9D9D9"/>
+              <w:left w:val="single" w:sz="6" w:space="0" w:color="D9D9D9"/>
+              <w:bottom w:val="single" w:sz="6" w:space="0" w:color="D9D9D9"/>
+              <w:right w:val="single" w:sz="6" w:space="0" w:color="D9D9D9"/>
+            </w:tcBorders>
+            <w:shd w:val="clear" w:color="auto" w:fill="F8FAFC"/>
+            <w:tcMar>
+              <w:top w:w="70" w:type="dxa"/>
+              <w:left w:w="110" w:type="dxa"/>
+              <w:bottom w:w="70" w:type="dxa"/>
+              <w:right w:w="110" w:type="dxa"/>
+            </w:tcMar>
+            <w:vAlign w:val="center"/>
+          </w:tcPr>
+          <w:p>
+            <w:pPr>
+              <w:pStyle w:val="Sinespaciado"/>
+              <w:spacing w:before="120" w:after="120" w:line="240" w:lineRule="auto"/>
+              <w:ind w:left="227" w:right="113" w:firstLine="709"/>
+              <w:rPr>
+                <w:lang w:val="es-EC"/>
+              </w:rPr>
+            </w:pPr>
+            <w:r>
+              <w:rPr>
+                <w:rFonts w:ascii="Segoe UI Symbol" w:hAnsi="Segoe UI Symbol" w:cs="Segoe UI Symbol"/>
+                <w:lang w:val="es-EC"/>
+              </w:rPr>
+              <w:t>{resNoAplica}</w:t>
+            </w:r>
+          </w:p>
+        </w:tc>
+      </w:tr>
+      <w:tr>
+        <w:tc>
+          <w:tcPr>
+            <w:tcW w:w="3521" w:type="pct"/>
+            <w:tcBorders>
+              <w:top w:val="single" w:sz="6" w:space="0" w:color="D9D9D9"/>
+              <w:left w:val="single" w:sz="6" w:space="0" w:color="D9D9D9"/>
+              <w:bottom w:val="single" w:sz="6" w:space="0" w:color="D9D9D9"/>
+              <w:right w:val="single" w:sz="6" w:space="0" w:color="D9D9D9"/>
+            </w:tcBorders>
+            <w:tcMar>
+              <w:top w:w="70" w:type="dxa"/>
+              <w:left w:w="110" w:type="dxa"/>
+              <w:bottom w:w="70" w:type="dxa"/>
+              <w:right w:w="110" w:type="dxa"/>
+            </w:tcMar>
+            <w:vAlign w:val="center"/>
+          </w:tcPr>
+          <w:p>
+            <w:pPr>
+              <w:pStyle w:val="Sinespaciado"/>
+              <w:spacing w:before="120" w:after="120" w:line="240" w:lineRule="auto"/>
+              <w:ind w:left="227" w:right="113" w:firstLine="709"/>
+              <w:rPr>
+                <w:lang w:val="es-EC"/>
+              </w:rPr>
+            </w:pPr>
+            <w:r>
+              <w:rPr>
+                <w:lang w:val="es-EC"/>
+              </w:rPr>
+              <w:t>Formación culminada</w:t>
+            </w:r>
+          </w:p>
+        </w:tc>
+        <w:tc>
+          <w:tcPr>
+            <w:tcW w:w="1479" w:type="pct"/>
+            <w:tcBorders>
+              <w:top w:val="single" w:sz="6" w:space="0" w:color="D9D9D9"/>
+              <w:left w:val="single" w:sz="6" w:space="0" w:color="D9D9D9"/>
+              <w:bottom w:val="single" w:sz="6" w:space="0" w:color="D9D9D9"/>
+              <w:right w:val="single" w:sz="6" w:space="0" w:color="D9D9D9"/>
+            </w:tcBorders>
+            <w:tcMar>
+              <w:top w:w="70" w:type="dxa"/>
+              <w:left w:w="110" w:type="dxa"/>
+              <w:bottom w:w="70" w:type="dxa"/>
+              <w:right w:w="110" w:type="dxa"/>
+            </w:tcMar>
+            <w:vAlign w:val="center"/>
+          </w:tcPr>
+          <w:p>
+            <w:pPr>
+              <w:pStyle w:val="Sinespaciado"/>
+              <w:spacing w:before="120" w:after="120" w:line="240" w:lineRule="auto"/>
+              <w:ind w:left="227" w:right="113" w:firstLine="709"/>
+              <w:rPr>
+                <w:lang w:val="es-EC"/>
+              </w:rPr>
+            </w:pPr>
+            <w:r>
+              <w:rPr>
+                <w:rFonts w:ascii="Segoe UI Symbol" w:hAnsi="Segoe UI Symbol" w:cs="Segoe UI Symbol"/>
+                <w:lang w:val="es-EC"/>
+              </w:rPr>
+              <w:t>{resCulminada}</w:t>
+            </w:r>
+          </w:p>
+        </w:tc>
+      </w:tr>
+    </w:tbl>
+    <w:p>
+      <w:pPr>
+        <w:pStyle w:val="Ttulo1"/>
+        <w:numPr>
+          <w:ilvl w:val="0"/>
+          <w:numId w:val="3"/>
+        </w:numPr>
+        <w:spacing w:before="120" w:after="120" w:line="240" w:lineRule="auto"/>
+        <w:ind w:left="227" w:right="113" w:firstLine="709"/>
+      </w:pPr>
+      <w:r>
+        <w:t>Evidencias del seguimiento</w:t>
+      </w:r>
+    </w:p>
+    <w:p>
+      <w:pPr>
+        <w:keepNext/>
+        <w:spacing w:before="120" w:after="120"/>
+        <w:ind w:left="227" w:right="113" w:firstLine="709"/>
+      </w:pPr>
+      <w:r>
+        <w:t>Las evidencias tienen una periodicidad definida. La matrícula se registra una sola vez; el reporte de notas o récord académico respalda cada seguimiento semestral; el documento de culminación se incorpora únicamente al cierre.</w:t>
+      </w:r>
+    </w:p>
+    <w:tbl>
+      <w:tblPr>
+        <w:tblW w:w="5319" w:type="pct"/>
+        <w:tblInd w:w="-575" w:type="dxa"/>
+        <w:tblLook w:val="04A0" w:firstRow="1" w:lastRow="0" w:firstColumn="1" w:lastColumn="0" w:noHBand="0" w:noVBand="1"/>
+      </w:tblPr>
+      <w:tblGrid>
+        <w:gridCol w:w="3281"/>
+        <w:gridCol w:w="2358"/>
+        <w:gridCol w:w="2395"/>
+        <w:gridCol w:w="1551"/>
+      </w:tblGrid>
+      <w:tr>
+        <w:tc>
+          <w:tcPr>
+            <w:tcW w:w="2198" w:type="pct"/>
+            <w:tcBorders>
+              <w:top w:val="single" w:sz="6" w:space="0" w:color="D9D9D9"/>
+              <w:left w:val="single" w:sz="6" w:space="0" w:color="D9D9D9"/>
+              <w:bottom w:val="single" w:sz="6" w:space="0" w:color="D9D9D9"/>
+              <w:right w:val="single" w:sz="6" w:space="0" w:color="D9D9D9"/>
+            </w:tcBorders>
+            <w:shd w:val="clear" w:color="auto" w:fill="17365D"/>
+            <w:tcMar>
+              <w:top w:w="70" w:type="dxa"/>
+              <w:left w:w="110" w:type="dxa"/>
+              <w:bottom w:w="70" w:type="dxa"/>
+              <w:right w:w="110" w:type="dxa"/>
+            </w:tcMar>
+            <w:vAlign w:val="center"/>
+          </w:tcPr>
+          <w:p>
+            <w:pPr>
+              <w:pStyle w:val="Sinespaciado"/>
+              <w:spacing w:before="120" w:after="120" w:line="240" w:lineRule="auto"/>
+              <w:ind w:left="227" w:right="113" w:firstLine="709"/>
+              <w:rPr>
+                <w:color w:val="FFFFFF" w:themeColor="background1"/>
+                <w:lang w:val="es-EC"/>
+              </w:rPr>
+            </w:pPr>
+            <w:r>
+              <w:rPr>
+                <w:color w:val="FFFFFF" w:themeColor="background1"/>
+                <w:lang w:val="es-EC"/>
+              </w:rPr>
+              <w:t>Evidencia</w:t>
+            </w:r>
+          </w:p>
+        </w:tc>
+        <w:tc>
+          <w:tcPr>
+            <w:tcW w:w="934" w:type="pct"/>
+            <w:tcBorders>
+              <w:top w:val="single" w:sz="6" w:space="0" w:color="D9D9D9"/>
+              <w:left w:val="single" w:sz="6" w:space="0" w:color="D9D9D9"/>
+              <w:bottom w:val="single" w:sz="6" w:space="0" w:color="D9D9D9"/>
+              <w:right w:val="single" w:sz="6" w:space="0" w:color="D9D9D9"/>
+            </w:tcBorders>
+            <w:shd w:val="clear" w:color="auto" w:fill="17365D"/>
+            <w:tcMar>
+              <w:top w:w="70" w:type="dxa"/>
+              <w:left w:w="110" w:type="dxa"/>
+              <w:bottom w:w="70" w:type="dxa"/>
+              <w:right w:w="110" w:type="dxa"/>
+            </w:tcMar>
+            <w:vAlign w:val="center"/>
+          </w:tcPr>
+          <w:p>
+            <w:pPr>
+              <w:pStyle w:val="Sinespaciado"/>
+              <w:spacing w:before="120" w:after="120" w:line="240" w:lineRule="auto"/>
+              <w:ind w:left="227" w:right="113" w:firstLine="709"/>
+              <w:rPr>
+                <w:color w:val="FFFFFF" w:themeColor="background1"/>
+                <w:lang w:val="es-EC"/>
+              </w:rPr>
+            </w:pPr>
+            <w:r>
+              <w:rPr>
+                <w:color w:val="FFFFFF" w:themeColor="background1"/>
+                <w:lang w:val="es-EC"/>
+              </w:rPr>
+              <w:t>Frecuencia</w:t>
+            </w:r>
+          </w:p>
+        </w:tc>
+        <w:tc>
+          <w:tcPr>
+            <w:tcW w:w="934" w:type="pct"/>
+            <w:tcBorders>
+              <w:top w:val="single" w:sz="6" w:space="0" w:color="D9D9D9"/>
+              <w:left w:val="single" w:sz="6" w:space="0" w:color="D9D9D9"/>
+              <w:bottom w:val="single" w:sz="6" w:space="0" w:color="D9D9D9"/>
+              <w:right w:val="single" w:sz="6" w:space="0" w:color="D9D9D9"/>
+            </w:tcBorders>
+            <w:shd w:val="clear" w:color="auto" w:fill="17365D"/>
+            <w:tcMar>
+              <w:top w:w="70" w:type="dxa"/>
+              <w:left w:w="110" w:type="dxa"/>
+              <w:bottom w:w="70" w:type="dxa"/>
+              <w:right w:w="110" w:type="dxa"/>
+            </w:tcMar>
+            <w:vAlign w:val="center"/>
+          </w:tcPr>
+          <w:p>
+            <w:pPr>
+              <w:pStyle w:val="Sinespaciado"/>
+              <w:spacing w:before="120" w:after="120" w:line="240" w:lineRule="auto"/>
+              <w:ind w:left="227" w:right="113" w:firstLine="709"/>
+              <w:rPr>
+                <w:color w:val="FFFFFF" w:themeColor="background1"/>
+                <w:lang w:val="es-EC"/>
+              </w:rPr>
+            </w:pPr>
+            <w:r>
+              <w:rPr>
+                <w:color w:val="FFFFFF" w:themeColor="background1"/>
+                <w:lang w:val="es-EC"/>
+              </w:rPr>
+              <w:t>Presentada</w:t>
+            </w:r>
+          </w:p>
+        </w:tc>
+        <w:tc>
+          <w:tcPr>
+            <w:tcW w:w="933" w:type="pct"/>
+            <w:tcBorders>
+              <w:top w:val="single" w:sz="6" w:space="0" w:color="D9D9D9"/>
+              <w:left w:val="single" w:sz="6" w:space="0" w:color="D9D9D9"/>
+              <w:bottom w:val="single" w:sz="6" w:space="0" w:color="D9D9D9"/>
+              <w:right w:val="single" w:sz="6" w:space="0" w:color="D9D9D9"/>
+            </w:tcBorders>
+            <w:shd w:val="clear" w:color="auto" w:fill="17365D"/>
+            <w:tcMar>
+              <w:top w:w="70" w:type="dxa"/>
+              <w:left w:w="110" w:type="dxa"/>
+              <w:bottom w:w="70" w:type="dxa"/>
+              <w:right w:w="110" w:type="dxa"/>
+            </w:tcMar>
+            <w:vAlign w:val="center"/>
+          </w:tcPr>
+          <w:p>
+            <w:pPr>
+              <w:pStyle w:val="Sinespaciado"/>
+              <w:spacing w:before="120" w:after="120" w:line="240" w:lineRule="auto"/>
+              <w:ind w:left="227" w:right="113" w:firstLine="709"/>
+              <w:rPr>
+                <w:color w:val="FFFFFF" w:themeColor="background1"/>
+                <w:lang w:val="es-EC"/>
+              </w:rPr>
+            </w:pPr>
+            <w:r>
+              <w:rPr>
+                <w:color w:val="FFFFFF" w:themeColor="background1"/>
+                <w:lang w:val="es-EC"/>
+              </w:rPr>
+              <w:t>No aplica</w:t>
+            </w:r>
+          </w:p>
+        </w:tc>
+      </w:tr>
+      <w:tr>
+        <w:tc>
+          <w:tcPr>
+            <w:tcW w:w="2198" w:type="pct"/>
+            <w:tcBorders>
+              <w:top w:val="single" w:sz="6" w:space="0" w:color="D9D9D9"/>
+              <w:left w:val="single" w:sz="6" w:space="0" w:color="D9D9D9"/>
+              <w:bottom w:val="single" w:sz="6" w:space="0" w:color="D9D9D9"/>
+              <w:right w:val="single" w:sz="6" w:space="0" w:color="D9D9D9"/>
+            </w:tcBorders>
+            <w:tcMar>
+              <w:top w:w="70" w:type="dxa"/>
+              <w:left w:w="110" w:type="dxa"/>
+              <w:bottom w:w="70" w:type="dxa"/>
+              <w:right w:w="110" w:type="dxa"/>
+            </w:tcMar>
+            <w:vAlign w:val="center"/>
+          </w:tcPr>
+          <w:p>
+            <w:pPr>
+              <w:pStyle w:val="Sinespaciado"/>
+              <w:spacing w:before="120" w:after="120" w:line="240" w:lineRule="auto"/>
+              <w:ind w:left="227" w:right="113"/>
+              <w:jc w:val="left"/>
+              <w:rPr>
+                <w:lang w:val="es-EC"/>
+              </w:rPr>
+            </w:pPr>
+            <w:r>
+              <w:rPr>
+                <w:lang w:val="es-EC"/>
+              </w:rPr>
+              <w:t>Matrícula o documento equivalente de inscripción</w:t>
+            </w:r>
+          </w:p>
+        </w:tc>
+        <w:tc>
+          <w:tcPr>
+            <w:tcW w:w="934" w:type="pct"/>
+            <w:tcBorders>
+              <w:top w:val="single" w:sz="6" w:space="0" w:color="D9D9D9"/>
+              <w:left w:val="single" w:sz="6" w:space="0" w:color="D9D9D9"/>
+              <w:bottom w:val="single" w:sz="6" w:space="0" w:color="D9D9D9"/>
+              <w:right w:val="single" w:sz="6" w:space="0" w:color="D9D9D9"/>
+            </w:tcBorders>
+            <w:tcMar>
+              <w:top w:w="70" w:type="dxa"/>
+              <w:left w:w="110" w:type="dxa"/>
+              <w:bottom w:w="70" w:type="dxa"/>
+              <w:right w:w="110" w:type="dxa"/>
+            </w:tcMar>
+            <w:vAlign w:val="center"/>
+          </w:tcPr>
+          <w:p>
+            <w:pPr>
+              <w:pStyle w:val="Sinespaciado"/>
+              <w:spacing w:before="120" w:after="120" w:line="240" w:lineRule="auto"/>
+              <w:ind w:left="227" w:right="113"/>
+              <w:rPr>
+                <w:lang w:val="es-EC"/>
+              </w:rPr>
+            </w:pPr>
+            <w:r>
+              <w:rPr>
+                <w:lang w:val="es-EC"/>
+              </w:rPr>
+              <w:t>Una sola vez</w:t>
+            </w:r>
+          </w:p>
+        </w:tc>
+        <w:tc>
+          <w:tcPr>
+            <w:tcW w:w="934" w:type="pct"/>
+            <w:tcBorders>
+              <w:top w:val="single" w:sz="6" w:space="0" w:color="D9D9D9"/>
+              <w:left w:val="single" w:sz="6" w:space="0" w:color="D9D9D9"/>
+              <w:bottom w:val="single" w:sz="6" w:space="0" w:color="D9D9D9"/>
+              <w:right w:val="single" w:sz="6" w:space="0" w:color="D9D9D9"/>
+            </w:tcBorders>
+            <w:tcMar>
+              <w:top w:w="70" w:type="dxa"/>
+              <w:left w:w="110" w:type="dxa"/>
+              <w:bottom w:w="70" w:type="dxa"/>
+              <w:right w:w="110" w:type="dxa"/>
+            </w:tcMar>
+            <w:vAlign w:val="center"/>
+          </w:tcPr>
+          <w:p>
+            <w:pPr>
+              <w:pStyle w:val="Sinespaciado"/>
+              <w:spacing w:before="120" w:after="120" w:line="240" w:lineRule="auto"/>
+              <w:ind w:left="227" w:right="113" w:firstLine="709"/>
+              <w:rPr>
+                <w:lang w:val="es-EC"/>
+              </w:rPr>
+            </w:pPr>
+            <w:r>
+              <w:rPr>
+                <w:rFonts w:ascii="Segoe UI Symbol" w:hAnsi="Segoe UI Symbol" w:cs="Segoe UI Symbol"/>
+                <w:lang w:val="es-EC"/>
+              </w:rPr>
+              <w:t>{matriculaPresentada}</w:t>
+            </w:r>
+          </w:p>
+        </w:tc>
+        <w:tc>
+          <w:tcPr>
+            <w:tcW w:w="933" w:type="pct"/>
+            <w:tcBorders>
+              <w:top w:val="single" w:sz="6" w:space="0" w:color="D9D9D9"/>
+              <w:left w:val="single" w:sz="6" w:space="0" w:color="D9D9D9"/>
+              <w:bottom w:val="single" w:sz="6" w:space="0" w:color="D9D9D9"/>
+              <w:right w:val="single" w:sz="6" w:space="0" w:color="D9D9D9"/>
+            </w:tcBorders>
+            <w:tcMar>
+              <w:top w:w="70" w:type="dxa"/>
+              <w:left w:w="110" w:type="dxa"/>
+              <w:bottom w:w="70" w:type="dxa"/>
+              <w:right w:w="110" w:type="dxa"/>
+            </w:tcMar>
+            <w:vAlign w:val="center"/>
+          </w:tcPr>
+          <w:p>
+            <w:pPr>
+              <w:pStyle w:val="Sinespaciado"/>
+              <w:spacing w:before="120" w:after="120" w:line="240" w:lineRule="auto"/>
+              <w:ind w:left="227" w:right="113" w:firstLine="709"/>
+              <w:rPr>
+                <w:lang w:val="es-EC"/>
+              </w:rPr>
+            </w:pPr>
+            <w:r>
+              <w:rPr>
+                <w:rFonts w:ascii="Segoe UI Symbol" w:hAnsi="Segoe UI Symbol" w:cs="Segoe UI Symbol"/>
+                <w:lang w:val="es-EC"/>
+              </w:rPr>
+              <w:t>{matriculaNoAplica}</w:t>
+            </w:r>
+          </w:p>
+        </w:tc>
+      </w:tr>
+      <w:tr>
+        <w:tc>
+          <w:tcPr>
+            <w:tcW w:w="2198" w:type="pct"/>
+            <w:tcBorders>
+              <w:top w:val="single" w:sz="6" w:space="0" w:color="D9D9D9"/>
+              <w:left w:val="single" w:sz="6" w:space="0" w:color="D9D9D9"/>
+              <w:bottom w:val="single" w:sz="6" w:space="0" w:color="D9D9D9"/>
+              <w:right w:val="single" w:sz="6" w:space="0" w:color="D9D9D9"/>
+            </w:tcBorders>
+            <w:shd w:val="clear" w:color="auto" w:fill="F8FAFC"/>
+            <w:tcMar>
+              <w:top w:w="70" w:type="dxa"/>
+              <w:left w:w="110" w:type="dxa"/>
+              <w:bottom w:w="70" w:type="dxa"/>
+              <w:right w:w="110" w:type="dxa"/>
+            </w:tcMar>
+            <w:vAlign w:val="center"/>
+          </w:tcPr>
+          <w:p>
+            <w:pPr>
+              <w:pStyle w:val="Sinespaciado"/>
+              <w:spacing w:before="120" w:after="120" w:line="240" w:lineRule="auto"/>
+              <w:ind w:left="227" w:right="113"/>
+              <w:jc w:val="left"/>
+              <w:rPr>
+                <w:lang w:val="es-EC"/>
+              </w:rPr>
+            </w:pPr>
+            <w:r>
+              <w:rPr>
+                <w:lang w:val="es-EC"/>
+              </w:rPr>
+              <w:t>Reporte de notas o récord académico</w:t>
+            </w:r>
+          </w:p>
+        </w:tc>
+        <w:tc>
+          <w:tcPr>
+            <w:tcW w:w="934" w:type="pct"/>
+            <w:tcBorders>
+              <w:top w:val="single" w:sz="6" w:space="0" w:color="D9D9D9"/>
+              <w:left w:val="single" w:sz="6" w:space="0" w:color="D9D9D9"/>
+              <w:bottom w:val="single" w:sz="6" w:space="0" w:color="D9D9D9"/>
+              <w:right w:val="single" w:sz="6" w:space="0" w:color="D9D9D9"/>
+            </w:tcBorders>
+            <w:shd w:val="clear" w:color="auto" w:fill="F8FAFC"/>
+            <w:tcMar>
+              <w:top w:w="70" w:type="dxa"/>
+              <w:left w:w="110" w:type="dxa"/>
+              <w:bottom w:w="70" w:type="dxa"/>
+              <w:right w:w="110" w:type="dxa"/>
+            </w:tcMar>
+            <w:vAlign w:val="center"/>
+          </w:tcPr>
+          <w:p>
+            <w:pPr>
+              <w:pStyle w:val="Sinespaciado"/>
+              <w:spacing w:before="120" w:after="120" w:line="240" w:lineRule="auto"/>
+              <w:ind w:right="113"/>
+              <w:rPr>
+                <w:lang w:val="es-EC"/>
+              </w:rPr>
+            </w:pPr>
+            <w:r>
+              <w:rPr>
+                <w:lang w:val="es-EC"/>
+              </w:rPr>
+              <w:t>Semestral</w:t>
+            </w:r>
+          </w:p>
+        </w:tc>
+        <w:tc>
+          <w:tcPr>
+            <w:tcW w:w="934" w:type="pct"/>
+            <w:tcBorders>
+              <w:top w:val="single" w:sz="6" w:space="0" w:color="D9D9D9"/>
+              <w:left w:val="single" w:sz="6" w:space="0" w:color="D9D9D9"/>
+              <w:bottom w:val="single" w:sz="6" w:space="0" w:color="D9D9D9"/>
+              <w:right w:val="single" w:sz="6" w:space="0" w:color="D9D9D9"/>
+            </w:tcBorders>
+            <w:shd w:val="clear" w:color="auto" w:fill="F8FAFC"/>
+            <w:tcMar>
+              <w:top w:w="70" w:type="dxa"/>
+              <w:left w:w="110" w:type="dxa"/>
+              <w:bottom w:w="70" w:type="dxa"/>
+              <w:right w:w="110" w:type="dxa"/>
+            </w:tcMar>
+            <w:vAlign w:val="center"/>
+          </w:tcPr>
+          <w:p>
+            <w:pPr>
+              <w:pStyle w:val="Sinespaciado"/>
+              <w:spacing w:before="120" w:after="120" w:line="240" w:lineRule="auto"/>
+              <w:ind w:left="227" w:right="113" w:firstLine="709"/>
+              <w:rPr>
+                <w:lang w:val="es-EC"/>
+              </w:rPr>
+            </w:pPr>
+            <w:r>
+              <w:rPr>
+                <w:rFonts w:ascii="Segoe UI Symbol" w:hAnsi="Segoe UI Symbol" w:cs="Segoe UI Symbol"/>
+                <w:lang w:val="es-EC"/>
+              </w:rPr>
+              <w:t>{notasPresentada}</w:t>
+            </w:r>
+          </w:p>
+        </w:tc>
+        <w:tc>
+          <w:tcPr>
+            <w:tcW w:w="933" w:type="pct"/>
+            <w:tcBorders>
+              <w:top w:val="single" w:sz="6" w:space="0" w:color="D9D9D9"/>
+              <w:left w:val="single" w:sz="6" w:space="0" w:color="D9D9D9"/>
+              <w:bottom w:val="single" w:sz="6" w:space="0" w:color="D9D9D9"/>
+              <w:right w:val="single" w:sz="6" w:space="0" w:color="D9D9D9"/>
+            </w:tcBorders>
+            <w:shd w:val="clear" w:color="auto" w:fill="F8FAFC"/>
+            <w:tcMar>
+              <w:top w:w="70" w:type="dxa"/>
+              <w:left w:w="110" w:type="dxa"/>
+              <w:bottom w:w="70" w:type="dxa"/>
+              <w:right w:w="110" w:type="dxa"/>
+            </w:tcMar>
+            <w:vAlign w:val="center"/>
+          </w:tcPr>
+          <w:p>
+            <w:pPr>
+              <w:pStyle w:val="Sinespaciado"/>
+              <w:spacing w:before="120" w:after="120" w:line="240" w:lineRule="auto"/>
+              <w:ind w:left="227" w:right="113" w:firstLine="709"/>
+              <w:rPr>
+                <w:lang w:val="es-EC"/>
+              </w:rPr>
+            </w:pPr>
+            <w:r>
+              <w:rPr>
+                <w:rFonts w:ascii="Segoe UI Symbol" w:hAnsi="Segoe UI Symbol" w:cs="Segoe UI Symbol"/>
+                <w:lang w:val="es-EC"/>
+              </w:rPr>
+              <w:t>{notasNoAplica}</w:t>
+            </w:r>
+          </w:p>
+        </w:tc>
+      </w:tr>
+      <w:tr>
+        <w:tc>
+          <w:tcPr>
+            <w:tcW w:w="2198" w:type="pct"/>
+            <w:tcBorders>
+              <w:top w:val="single" w:sz="6" w:space="0" w:color="D9D9D9"/>
+              <w:left w:val="single" w:sz="6" w:space="0" w:color="D9D9D9"/>
+              <w:bottom w:val="single" w:sz="6" w:space="0" w:color="D9D9D9"/>
+              <w:right w:val="single" w:sz="6" w:space="0" w:color="D9D9D9"/>
+            </w:tcBorders>
+            <w:tcMar>
+              <w:top w:w="70" w:type="dxa"/>
+              <w:left w:w="110" w:type="dxa"/>
+              <w:bottom w:w="70" w:type="dxa"/>
+              <w:right w:w="110" w:type="dxa"/>
+            </w:tcMar>
+            <w:vAlign w:val="center"/>
+          </w:tcPr>
+          <w:p>
+            <w:pPr>
+              <w:pStyle w:val="Sinespaciado"/>
+              <w:spacing w:before="120" w:after="120" w:line="240" w:lineRule="auto"/>
+              <w:ind w:left="227" w:right="113"/>
+              <w:jc w:val="left"/>
+              <w:rPr>
+                <w:lang w:val="es-EC"/>
+              </w:rPr>
+            </w:pPr>
+            <w:r>
+              <w:rPr>
+                <w:lang w:val="es-EC"/>
+              </w:rPr>
+              <w:t>Documento de culminación</w:t>
+            </w:r>
+          </w:p>
+        </w:tc>
+        <w:tc>
+          <w:tcPr>
+            <w:tcW w:w="934" w:type="pct"/>
+            <w:tcBorders>
+              <w:top w:val="single" w:sz="6" w:space="0" w:color="D9D9D9"/>
+              <w:left w:val="single" w:sz="6" w:space="0" w:color="D9D9D9"/>
+              <w:bottom w:val="single" w:sz="6" w:space="0" w:color="D9D9D9"/>
+              <w:right w:val="single" w:sz="6" w:space="0" w:color="D9D9D9"/>
+            </w:tcBorders>
+            <w:tcMar>
+              <w:top w:w="70" w:type="dxa"/>
+              <w:left w:w="110" w:type="dxa"/>
+              <w:bottom w:w="70" w:type="dxa"/>
+              <w:right w:w="110" w:type="dxa"/>
+            </w:tcMar>
+            <w:vAlign w:val="center"/>
+          </w:tcPr>
+          <w:p>
+            <w:pPr>
+              <w:pStyle w:val="Sinespaciado"/>
+              <w:spacing w:before="120" w:after="120" w:line="240" w:lineRule="auto"/>
+              <w:ind w:right="113"/>
+              <w:rPr>
+                <w:lang w:val="es-EC"/>
+              </w:rPr>
+            </w:pPr>
+            <w:r>
+              <w:rPr>
+                <w:lang w:val="es-EC"/>
+              </w:rPr>
+              <w:t>Al finalizar</w:t>
+            </w:r>
+          </w:p>
+        </w:tc>
+        <w:tc>
+          <w:tcPr>
+            <w:tcW w:w="934" w:type="pct"/>
+            <w:tcBorders>
+              <w:top w:val="single" w:sz="6" w:space="0" w:color="D9D9D9"/>
+              <w:left w:val="single" w:sz="6" w:space="0" w:color="D9D9D9"/>
+              <w:bottom w:val="single" w:sz="6" w:space="0" w:color="D9D9D9"/>
+              <w:right w:val="single" w:sz="6" w:space="0" w:color="D9D9D9"/>
+            </w:tcBorders>
+            <w:tcMar>
+              <w:top w:w="70" w:type="dxa"/>
+              <w:left w:w="110" w:type="dxa"/>
+              <w:bottom w:w="70" w:type="dxa"/>
+              <w:right w:w="110" w:type="dxa"/>
+            </w:tcMar>
+            <w:vAlign w:val="center"/>
+          </w:tcPr>
+          <w:p>
+            <w:pPr>
+              <w:pStyle w:val="Sinespaciado"/>
+              <w:spacing w:before="120" w:after="120" w:line="240" w:lineRule="auto"/>
+              <w:ind w:left="227" w:right="113" w:firstLine="709"/>
+              <w:rPr>
+                <w:lang w:val="es-EC"/>
+              </w:rPr>
+            </w:pPr>
+            <w:r>
+              <w:rPr>
+                <w:rFonts w:ascii="Segoe UI Symbol" w:hAnsi="Segoe UI Symbol" w:cs="Segoe UI Symbol"/>
+                <w:lang w:val="es-EC"/>
+              </w:rPr>
+              <w:t>{culminacionPresentada}</w:t>
+            </w:r>
+          </w:p>
+        </w:tc>
+        <w:tc>
+          <w:tcPr>
+            <w:tcW w:w="933" w:type="pct"/>
+            <w:tcBorders>
+              <w:top w:val="single" w:sz="6" w:space="0" w:color="D9D9D9"/>
+              <w:left w:val="single" w:sz="6" w:space="0" w:color="D9D9D9"/>
+              <w:bottom w:val="single" w:sz="6" w:space="0" w:color="D9D9D9"/>
+              <w:right w:val="single" w:sz="6" w:space="0" w:color="D9D9D9"/>
+            </w:tcBorders>
+            <w:tcMar>
+              <w:top w:w="70" w:type="dxa"/>
+              <w:left w:w="110" w:type="dxa"/>
+              <w:bottom w:w="70" w:type="dxa"/>
+              <w:right w:w="110" w:type="dxa"/>
+            </w:tcMar>
+            <w:vAlign w:val="center"/>
+          </w:tcPr>
+          <w:p>
+            <w:pPr>
+              <w:pStyle w:val="Sinespaciado"/>
+              <w:spacing w:before="120" w:after="120" w:line="240" w:lineRule="auto"/>
+              <w:ind w:left="227" w:right="113" w:firstLine="709"/>
+              <w:rPr>
+                <w:lang w:val="es-EC"/>
+              </w:rPr>
+            </w:pPr>
+            <w:r>
+              <w:rPr>
+                <w:rFonts w:ascii="Segoe UI Symbol" w:hAnsi="Segoe UI Symbol" w:cs="Segoe UI Symbol"/>
+                <w:lang w:val="es-EC"/>
+              </w:rPr>
+              <w:t>{culminacionNoAplica}</w:t>
+            </w:r>
+          </w:p>
+        </w:tc>
+      </w:tr>
+    </w:tbl>
+    <w:p>
+      <w:pPr>
+        <w:pStyle w:val="Prrafodelista"/>
+        <w:keepNext/>
+        <w:spacing w:before="120" w:after="120"/>
+        <w:ind w:left="936" w:right="113"/>
+        <w:rPr>
+          <w:b/>
+          <w:bCs/>
+        </w:rPr>
+      </w:pPr>
+    </w:p>
+    <w:p>
+      <w:pPr>
+        <w:spacing w:after="160" w:line="259" w:lineRule="auto"/>
+        <w:jc w:val="left"/>
+        <w:rPr>
+          <w:b/>
+          <w:bCs/>
+        </w:rPr>
+      </w:pPr>
+      <w:r>
+        <w:rPr>
+          <w:b/>
+          <w:bCs/>
+        </w:rPr>
+        <w:br w:type="page"/>
+      </w:r>
+    </w:p>
+    <w:p>
+      <w:pPr>
+        <w:pStyle w:val="Prrafodelista"/>
+        <w:keepNext/>
+        <w:spacing w:before="120" w:after="120"/>
+        <w:ind w:left="936" w:right="113"/>
+        <w:rPr>
+          <w:b/>
+          <w:bCs/>
+        </w:rPr>
+      </w:pPr>
+    </w:p>
+    <w:p>
+      <w:pPr>
+        <w:pStyle w:val="Prrafodelista"/>
+        <w:keepNext/>
+        <w:numPr>
+          <w:ilvl w:val="0"/>
+          <w:numId w:val="3"/>
+        </w:numPr>
+        <w:spacing w:before="120" w:after="120"/>
+        <w:ind w:left="227" w:right="113" w:firstLine="709"/>
+        <w:rPr>
+          <w:b/>
+          <w:bCs/>
+        </w:rPr>
+      </w:pPr>
+      <w:r>
+        <w:rPr>
+          <w:b/>
+          <w:bCs/>
+        </w:rPr>
+        <w:t>Novedades del periodo</w:t>
+      </w:r>
+    </w:p>
+    <w:p>
+      <w:pPr>
+        <w:keepNext/>
+        <w:spacing w:before="120" w:after="120"/>
+        <w:ind w:left="227" w:right="113" w:firstLine="709"/>
+        <w:rPr>
+          <w:b/>
+          <w:bCs/>
+        </w:rPr>
+      </w:pPr>
+      <w:r>
+        <w:t>Seleccione una sola opción. La novedad registra únicamente cambios que afectan la continuidad o los datos principales de la formación. No se utiliza una categoría abierta de “otros”.</w:t>
+      </w:r>
+    </w:p>
+    <w:tbl>
+      <w:tblPr>
+        <w:tblW w:w="5319" w:type="pct"/>
+        <w:tblInd w:w="-575" w:type="dxa"/>
+        <w:tblLook w:val="04A0" w:firstRow="1" w:lastRow="0" w:firstColumn="1" w:lastColumn="0" w:noHBand="0" w:noVBand="1"/>
+      </w:tblPr>
+      <w:tblGrid>
+        <w:gridCol w:w="6096"/>
+        <w:gridCol w:w="3489"/>
+      </w:tblGrid>
+      <w:tr>
+        <w:tc>
+          <w:tcPr>
+            <w:tcW w:w="3180" w:type="pct"/>
+            <w:tcBorders>
+              <w:top w:val="single" w:sz="6" w:space="0" w:color="D9D9D9"/>
+              <w:left w:val="single" w:sz="6" w:space="0" w:color="D9D9D9"/>
+              <w:bottom w:val="single" w:sz="6" w:space="0" w:color="D9D9D9"/>
+              <w:right w:val="single" w:sz="6" w:space="0" w:color="D9D9D9"/>
+            </w:tcBorders>
+            <w:shd w:val="clear" w:color="auto" w:fill="17365D"/>
+            <w:tcMar>
+              <w:top w:w="70" w:type="dxa"/>
+              <w:left w:w="110" w:type="dxa"/>
+              <w:bottom w:w="70" w:type="dxa"/>
+              <w:right w:w="110" w:type="dxa"/>
+            </w:tcMar>
+            <w:vAlign w:val="center"/>
+          </w:tcPr>
+          <w:p>
+            <w:pPr>
+              <w:pStyle w:val="Sinespaciado"/>
+              <w:spacing w:before="120" w:after="120" w:line="240" w:lineRule="auto"/>
+              <w:ind w:left="227" w:right="113" w:firstLine="709"/>
+              <w:rPr>
+                <w:color w:val="FFFFFF" w:themeColor="background1"/>
+                <w:lang w:val="es-EC"/>
+              </w:rPr>
+            </w:pPr>
+            <w:r>
+              <w:rPr>
+                <w:color w:val="FFFFFF" w:themeColor="background1"/>
+                <w:lang w:val="es-EC"/>
+              </w:rPr>
+              <w:t>Novedad</w:t>
+            </w:r>
+          </w:p>
+        </w:tc>
+        <w:tc>
+          <w:tcPr>
+            <w:tcW w:w="1820" w:type="pct"/>
+            <w:tcBorders>
+              <w:top w:val="single" w:sz="6" w:space="0" w:color="D9D9D9"/>
+              <w:left w:val="single" w:sz="6" w:space="0" w:color="D9D9D9"/>
+              <w:bottom w:val="single" w:sz="6" w:space="0" w:color="D9D9D9"/>
+              <w:right w:val="single" w:sz="6" w:space="0" w:color="D9D9D9"/>
+            </w:tcBorders>
+            <w:shd w:val="clear" w:color="auto" w:fill="17365D"/>
+            <w:tcMar>
+              <w:top w:w="70" w:type="dxa"/>
+              <w:left w:w="110" w:type="dxa"/>
+              <w:bottom w:w="70" w:type="dxa"/>
+              <w:right w:w="110" w:type="dxa"/>
+            </w:tcMar>
+            <w:vAlign w:val="center"/>
+          </w:tcPr>
+          <w:p>
+            <w:pPr>
+              <w:pStyle w:val="Sinespaciado"/>
+              <w:spacing w:before="120" w:after="120" w:line="240" w:lineRule="auto"/>
+              <w:ind w:left="227" w:right="113" w:firstLine="709"/>
+              <w:rPr>
+                <w:color w:val="FFFFFF" w:themeColor="background1"/>
+                <w:lang w:val="es-EC"/>
+              </w:rPr>
+            </w:pPr>
+            <w:r>
+              <w:rPr>
+                <w:color w:val="FFFFFF" w:themeColor="background1"/>
+                <w:lang w:val="es-EC"/>
+              </w:rPr>
+              <w:t>Selección</w:t>
+            </w:r>
+          </w:p>
+        </w:tc>
+      </w:tr>
+      <w:tr>
+        <w:tc>
+          <w:tcPr>
+            <w:tcW w:w="3180" w:type="pct"/>
+            <w:tcBorders>
+              <w:top w:val="single" w:sz="6" w:space="0" w:color="D9D9D9"/>
+              <w:left w:val="single" w:sz="6" w:space="0" w:color="D9D9D9"/>
+              <w:bottom w:val="single" w:sz="6" w:space="0" w:color="D9D9D9"/>
+              <w:right w:val="single" w:sz="6" w:space="0" w:color="D9D9D9"/>
+            </w:tcBorders>
+            <w:tcMar>
+              <w:top w:w="70" w:type="dxa"/>
+              <w:left w:w="110" w:type="dxa"/>
+              <w:bottom w:w="70" w:type="dxa"/>
+              <w:right w:w="110" w:type="dxa"/>
+            </w:tcMar>
+            <w:vAlign w:val="center"/>
+          </w:tcPr>
+          <w:p>
+            <w:pPr>
+              <w:pStyle w:val="Sinespaciado"/>
+              <w:spacing w:before="120" w:after="120" w:line="240" w:lineRule="auto"/>
+              <w:ind w:left="227" w:right="113" w:firstLine="709"/>
+              <w:rPr>
+                <w:lang w:val="es-EC"/>
+              </w:rPr>
+            </w:pPr>
+            <w:r>
+              <w:rPr>
+                <w:lang w:val="es-EC"/>
+              </w:rPr>
+              <w:t>Sin novedades</w:t>
+            </w:r>
+          </w:p>
+        </w:tc>
+        <w:tc>
+          <w:tcPr>
+            <w:tcW w:w="1820" w:type="pct"/>
+            <w:tcBorders>
+              <w:top w:val="single" w:sz="6" w:space="0" w:color="D9D9D9"/>
+              <w:left w:val="single" w:sz="6" w:space="0" w:color="D9D9D9"/>
+              <w:bottom w:val="single" w:sz="6" w:space="0" w:color="D9D9D9"/>
+              <w:right w:val="single" w:sz="6" w:space="0" w:color="D9D9D9"/>
+            </w:tcBorders>
+            <w:tcMar>
+              <w:top w:w="70" w:type="dxa"/>
+              <w:left w:w="110" w:type="dxa"/>
+              <w:bottom w:w="70" w:type="dxa"/>
+              <w:right w:w="110" w:type="dxa"/>
+            </w:tcMar>
+            <w:vAlign w:val="center"/>
+          </w:tcPr>
+          <w:p>
+            <w:pPr>
+              <w:pStyle w:val="Sinespaciado"/>
+              <w:spacing w:before="120" w:after="120" w:line="240" w:lineRule="auto"/>
+              <w:ind w:left="227" w:right="113" w:firstLine="709"/>
+              <w:rPr>
+                <w:lang w:val="es-EC"/>
+              </w:rPr>
+            </w:pPr>
+            <w:r>
+              <w:rPr>
+                <w:rFonts w:ascii="Segoe UI Symbol" w:hAnsi="Segoe UI Symbol" w:cs="Segoe UI Symbol"/>
+                <w:lang w:val="es-EC"/>
+              </w:rPr>
+              <w:t>{novNinguna}</w:t>
+            </w:r>
+          </w:p>
+        </w:tc>
+      </w:tr>
+      <w:tr>
+        <w:tc>
+          <w:tcPr>
+            <w:tcW w:w="3180" w:type="pct"/>
+            <w:tcBorders>
+              <w:top w:val="single" w:sz="6" w:space="0" w:color="D9D9D9"/>
+              <w:left w:val="single" w:sz="6" w:space="0" w:color="D9D9D9"/>
+              <w:bottom w:val="single" w:sz="6" w:space="0" w:color="D9D9D9"/>
+              <w:right w:val="single" w:sz="6" w:space="0" w:color="D9D9D9"/>
+            </w:tcBorders>
+            <w:shd w:val="clear" w:color="auto" w:fill="F8FAFC"/>
+            <w:tcMar>
+              <w:top w:w="70" w:type="dxa"/>
+              <w:left w:w="110" w:type="dxa"/>
+              <w:bottom w:w="70" w:type="dxa"/>
+              <w:right w:w="110" w:type="dxa"/>
+            </w:tcMar>
+            <w:vAlign w:val="center"/>
+          </w:tcPr>
+          <w:p>
+            <w:pPr>
+              <w:pStyle w:val="Sinespaciado"/>
+              <w:spacing w:before="120" w:after="120" w:line="240" w:lineRule="auto"/>
+              <w:ind w:left="227" w:right="113" w:firstLine="709"/>
+              <w:rPr>
+                <w:lang w:val="es-EC"/>
+              </w:rPr>
+            </w:pPr>
+            <w:r>
+              <w:rPr>
+                <w:lang w:val="es-EC"/>
+              </w:rPr>
+              <w:t>Cambio de institución de educación superior</w:t>
+            </w:r>
+          </w:p>
+        </w:tc>
+        <w:tc>
+          <w:tcPr>
+            <w:tcW w:w="1820" w:type="pct"/>
+            <w:tcBorders>
+              <w:top w:val="single" w:sz="6" w:space="0" w:color="D9D9D9"/>
+              <w:left w:val="single" w:sz="6" w:space="0" w:color="D9D9D9"/>
+              <w:bottom w:val="single" w:sz="6" w:space="0" w:color="D9D9D9"/>
+              <w:right w:val="single" w:sz="6" w:space="0" w:color="D9D9D9"/>
+            </w:tcBorders>
+            <w:shd w:val="clear" w:color="auto" w:fill="F8FAFC"/>
+            <w:tcMar>
+              <w:top w:w="70" w:type="dxa"/>
+              <w:left w:w="110" w:type="dxa"/>
+              <w:bottom w:w="70" w:type="dxa"/>
+              <w:right w:w="110" w:type="dxa"/>
+            </w:tcMar>
+            <w:vAlign w:val="center"/>
+          </w:tcPr>
+          <w:p>
+            <w:pPr>
+              <w:pStyle w:val="Sinespaciado"/>
+              <w:spacing w:before="120" w:after="120" w:line="240" w:lineRule="auto"/>
+              <w:ind w:left="227" w:right="113" w:firstLine="709"/>
+              <w:rPr>
+                <w:lang w:val="es-EC"/>
+              </w:rPr>
+            </w:pPr>
+            <w:r>
+              <w:rPr>
+                <w:rFonts w:ascii="Segoe UI Symbol" w:hAnsi="Segoe UI Symbol" w:cs="Segoe UI Symbol"/>
+                <w:lang w:val="es-EC"/>
+              </w:rPr>
+              <w:t>{novInstitucion}</w:t>
+            </w:r>
+          </w:p>
+        </w:tc>
+      </w:tr>
+      <w:tr>
+        <w:tc>
+          <w:tcPr>
+            <w:tcW w:w="3180" w:type="pct"/>
+            <w:tcBorders>
+              <w:top w:val="single" w:sz="6" w:space="0" w:color="D9D9D9"/>
+              <w:left w:val="single" w:sz="6" w:space="0" w:color="D9D9D9"/>
+              <w:bottom w:val="single" w:sz="6" w:space="0" w:color="D9D9D9"/>
+              <w:right w:val="single" w:sz="6" w:space="0" w:color="D9D9D9"/>
+            </w:tcBorders>
+            <w:tcMar>
+              <w:top w:w="70" w:type="dxa"/>
+              <w:left w:w="110" w:type="dxa"/>
+              <w:bottom w:w="70" w:type="dxa"/>
+              <w:right w:w="110" w:type="dxa"/>
+            </w:tcMar>
+            <w:vAlign w:val="center"/>
+          </w:tcPr>
+          <w:p>
+            <w:pPr>
+              <w:pStyle w:val="Sinespaciado"/>
+              <w:spacing w:before="120" w:after="120" w:line="240" w:lineRule="auto"/>
+              <w:ind w:left="227" w:right="113" w:firstLine="709"/>
+              <w:rPr>
+                <w:lang w:val="es-EC"/>
+              </w:rPr>
+            </w:pPr>
+            <w:r>
+              <w:rPr>
+                <w:lang w:val="es-EC"/>
+              </w:rPr>
+              <w:t>Cambio de programa académico</w:t>
+            </w:r>
+          </w:p>
+        </w:tc>
+        <w:tc>
+          <w:tcPr>
+            <w:tcW w:w="1820" w:type="pct"/>
+            <w:tcBorders>
+              <w:top w:val="single" w:sz="6" w:space="0" w:color="D9D9D9"/>
+              <w:left w:val="single" w:sz="6" w:space="0" w:color="D9D9D9"/>
+              <w:bottom w:val="single" w:sz="6" w:space="0" w:color="D9D9D9"/>
+              <w:right w:val="single" w:sz="6" w:space="0" w:color="D9D9D9"/>
+            </w:tcBorders>
+            <w:tcMar>
+              <w:top w:w="70" w:type="dxa"/>
+              <w:left w:w="110" w:type="dxa"/>
+              <w:bottom w:w="70" w:type="dxa"/>
+              <w:right w:w="110" w:type="dxa"/>
+            </w:tcMar>
+            <w:vAlign w:val="center"/>
+          </w:tcPr>
+          <w:p>
+            <w:pPr>
+              <w:pStyle w:val="Sinespaciado"/>
+              <w:spacing w:before="120" w:after="120" w:line="240" w:lineRule="auto"/>
+              <w:ind w:left="227" w:right="113" w:firstLine="709"/>
+              <w:rPr>
+                <w:lang w:val="es-EC"/>
+              </w:rPr>
+            </w:pPr>
+            <w:r>
+              <w:rPr>
+                <w:rFonts w:ascii="Segoe UI Symbol" w:hAnsi="Segoe UI Symbol" w:cs="Segoe UI Symbol"/>
+                <w:lang w:val="es-EC"/>
+              </w:rPr>
+              <w:t>{novPrograma}</w:t>
+            </w:r>
+          </w:p>
+        </w:tc>
+      </w:tr>
+      <w:tr>
+        <w:tc>
+          <w:tcPr>
+            <w:tcW w:w="3180" w:type="pct"/>
+            <w:tcBorders>
+              <w:top w:val="single" w:sz="6" w:space="0" w:color="D9D9D9"/>
+              <w:left w:val="single" w:sz="6" w:space="0" w:color="D9D9D9"/>
+              <w:bottom w:val="single" w:sz="6" w:space="0" w:color="D9D9D9"/>
+              <w:right w:val="single" w:sz="6" w:space="0" w:color="D9D9D9"/>
+            </w:tcBorders>
+            <w:shd w:val="clear" w:color="auto" w:fill="F8FAFC"/>
+            <w:tcMar>
+              <w:top w:w="70" w:type="dxa"/>
+              <w:left w:w="110" w:type="dxa"/>
+              <w:bottom w:w="70" w:type="dxa"/>
+              <w:right w:w="110" w:type="dxa"/>
+            </w:tcMar>
+            <w:vAlign w:val="center"/>
+          </w:tcPr>
+          <w:p>
+            <w:pPr>
+              <w:pStyle w:val="Sinespaciado"/>
+              <w:spacing w:before="120" w:after="120" w:line="240" w:lineRule="auto"/>
+              <w:ind w:left="227" w:right="113" w:firstLine="709"/>
+              <w:rPr>
+                <w:lang w:val="es-EC"/>
+              </w:rPr>
+            </w:pPr>
+            <w:r>
+              <w:rPr>
+                <w:lang w:val="es-EC"/>
+              </w:rPr>
+              <w:t>Suspensión temporal</w:t>
+            </w:r>
+          </w:p>
+        </w:tc>
+        <w:tc>
+          <w:tcPr>
+            <w:tcW w:w="1820" w:type="pct"/>
+            <w:tcBorders>
+              <w:top w:val="single" w:sz="6" w:space="0" w:color="D9D9D9"/>
+              <w:left w:val="single" w:sz="6" w:space="0" w:color="D9D9D9"/>
+              <w:bottom w:val="single" w:sz="6" w:space="0" w:color="D9D9D9"/>
+              <w:right w:val="single" w:sz="6" w:space="0" w:color="D9D9D9"/>
+            </w:tcBorders>
+            <w:shd w:val="clear" w:color="auto" w:fill="F8FAFC"/>
+            <w:tcMar>
+              <w:top w:w="70" w:type="dxa"/>
+              <w:left w:w="110" w:type="dxa"/>
+              <w:bottom w:w="70" w:type="dxa"/>
+              <w:right w:w="110" w:type="dxa"/>
+            </w:tcMar>
+            <w:vAlign w:val="center"/>
+          </w:tcPr>
+          <w:p>
+            <w:pPr>
+              <w:pStyle w:val="Sinespaciado"/>
+              <w:spacing w:before="120" w:after="120" w:line="240" w:lineRule="auto"/>
+              <w:ind w:left="227" w:right="113" w:firstLine="709"/>
+              <w:rPr>
+                <w:lang w:val="es-EC"/>
+              </w:rPr>
+            </w:pPr>
+            <w:r>
+              <w:rPr>
+                <w:rFonts w:ascii="Segoe UI Symbol" w:hAnsi="Segoe UI Symbol" w:cs="Segoe UI Symbol"/>
+                <w:lang w:val="es-EC"/>
+              </w:rPr>
+              <w:t>{novSuspension}</w:t>
+            </w:r>
+          </w:p>
+        </w:tc>
+      </w:tr>
+      <w:tr>
+        <w:tc>
+          <w:tcPr>
+            <w:tcW w:w="3180" w:type="pct"/>
+            <w:tcBorders>
+              <w:top w:val="single" w:sz="6" w:space="0" w:color="D9D9D9"/>
+              <w:left w:val="single" w:sz="6" w:space="0" w:color="D9D9D9"/>
+              <w:bottom w:val="single" w:sz="6" w:space="0" w:color="D9D9D9"/>
+              <w:right w:val="single" w:sz="6" w:space="0" w:color="D9D9D9"/>
+            </w:tcBorders>
+            <w:tcMar>
+              <w:top w:w="70" w:type="dxa"/>
+              <w:left w:w="110" w:type="dxa"/>
+              <w:bottom w:w="70" w:type="dxa"/>
+              <w:right w:w="110" w:type="dxa"/>
+            </w:tcMar>
+            <w:vAlign w:val="center"/>
+          </w:tcPr>
+          <w:p>
+            <w:pPr>
+              <w:pStyle w:val="Sinespaciado"/>
+              <w:spacing w:before="120" w:after="120" w:line="240" w:lineRule="auto"/>
+              <w:ind w:left="227" w:right="113" w:firstLine="709"/>
+              <w:rPr>
+                <w:lang w:val="es-EC"/>
+              </w:rPr>
+            </w:pPr>
+            <w:r>
+              <w:rPr>
+                <w:lang w:val="es-EC"/>
+              </w:rPr>
+              <w:t>Retiro de la formación</w:t>
+            </w:r>
+          </w:p>
+        </w:tc>
+        <w:tc>
+          <w:tcPr>
+            <w:tcW w:w="1820" w:type="pct"/>
+            <w:tcBorders>
+              <w:top w:val="single" w:sz="6" w:space="0" w:color="D9D9D9"/>
+              <w:left w:val="single" w:sz="6" w:space="0" w:color="D9D9D9"/>
+              <w:bottom w:val="single" w:sz="6" w:space="0" w:color="D9D9D9"/>
+              <w:right w:val="single" w:sz="6" w:space="0" w:color="D9D9D9"/>
+            </w:tcBorders>
+            <w:tcMar>
+              <w:top w:w="70" w:type="dxa"/>
+              <w:left w:w="110" w:type="dxa"/>
+              <w:bottom w:w="70" w:type="dxa"/>
+              <w:right w:w="110" w:type="dxa"/>
+            </w:tcMar>
+            <w:vAlign w:val="center"/>
+          </w:tcPr>
+          <w:p>
+            <w:pPr>
+              <w:pStyle w:val="Sinespaciado"/>
+              <w:spacing w:before="120" w:after="120" w:line="240" w:lineRule="auto"/>
+              <w:ind w:left="227" w:right="113" w:firstLine="709"/>
+              <w:rPr>
+                <w:lang w:val="es-EC"/>
+              </w:rPr>
+            </w:pPr>
+            <w:r>
+              <w:rPr>
+                <w:rFonts w:ascii="Segoe UI Symbol" w:hAnsi="Segoe UI Symbol" w:cs="Segoe UI Symbol"/>
+                <w:lang w:val="es-EC"/>
+              </w:rPr>
+              <w:t>{novRetiro}</w:t>
+            </w:r>
+          </w:p>
+        </w:tc>
+      </w:tr>
+      <w:tr>
+        <w:tc>
+          <w:tcPr>
+            <w:tcW w:w="3180" w:type="pct"/>
+            <w:tcBorders>
+              <w:top w:val="single" w:sz="6" w:space="0" w:color="D9D9D9"/>
+              <w:left w:val="single" w:sz="6" w:space="0" w:color="D9D9D9"/>
+              <w:bottom w:val="single" w:sz="6" w:space="0" w:color="D9D9D9"/>
+              <w:right w:val="single" w:sz="6" w:space="0" w:color="D9D9D9"/>
+            </w:tcBorders>
+            <w:shd w:val="clear" w:color="auto" w:fill="F8FAFC"/>
+            <w:tcMar>
+              <w:top w:w="70" w:type="dxa"/>
+              <w:left w:w="110" w:type="dxa"/>
+              <w:bottom w:w="70" w:type="dxa"/>
+              <w:right w:w="110" w:type="dxa"/>
+            </w:tcMar>
+            <w:vAlign w:val="center"/>
+          </w:tcPr>
+          <w:p>
+            <w:pPr>
+              <w:pStyle w:val="Sinespaciado"/>
+              <w:spacing w:before="120" w:after="120" w:line="240" w:lineRule="auto"/>
+              <w:ind w:left="227" w:right="113" w:firstLine="709"/>
+              <w:rPr>
+                <w:lang w:val="es-EC"/>
+              </w:rPr>
+            </w:pPr>
+            <w:r>
+              <w:rPr>
+                <w:lang w:val="es-EC"/>
+              </w:rPr>
+              <w:t>Culminación de la formación</w:t>
+            </w:r>
+          </w:p>
+        </w:tc>
+        <w:tc>
+          <w:tcPr>
+            <w:tcW w:w="1820" w:type="pct"/>
+            <w:tcBorders>
+              <w:top w:val="single" w:sz="6" w:space="0" w:color="D9D9D9"/>
+              <w:left w:val="single" w:sz="6" w:space="0" w:color="D9D9D9"/>
+              <w:bottom w:val="single" w:sz="6" w:space="0" w:color="D9D9D9"/>
+              <w:right w:val="single" w:sz="6" w:space="0" w:color="D9D9D9"/>
+            </w:tcBorders>
+            <w:shd w:val="clear" w:color="auto" w:fill="F8FAFC"/>
+            <w:tcMar>
+              <w:top w:w="70" w:type="dxa"/>
+              <w:left w:w="110" w:type="dxa"/>
+              <w:bottom w:w="70" w:type="dxa"/>
+              <w:right w:w="110" w:type="dxa"/>
+            </w:tcMar>
+            <w:vAlign w:val="center"/>
+          </w:tcPr>
+          <w:p>
+            <w:pPr>
+              <w:pStyle w:val="Sinespaciado"/>
+              <w:spacing w:before="120" w:after="120" w:line="240" w:lineRule="auto"/>
+              <w:ind w:left="227" w:right="113" w:firstLine="709"/>
+              <w:rPr>
+                <w:lang w:val="es-EC"/>
+              </w:rPr>
+            </w:pPr>
+            <w:r>
+              <w:rPr>
+                <w:rFonts w:ascii="Segoe UI Symbol" w:hAnsi="Segoe UI Symbol" w:cs="Segoe UI Symbol"/>
+                <w:lang w:val="es-EC"/>
+              </w:rPr>
+              <w:t>{novCulminacion}</w:t>
+            </w:r>
+          </w:p>
+        </w:tc>
+      </w:tr>
+    </w:tbl>
+    <w:p>
+      <w:pPr>
+        <w:pStyle w:val="Prrafodelista"/>
+        <w:keepNext/>
+        <w:numPr>
+          <w:ilvl w:val="0"/>
+          <w:numId w:val="3"/>
+        </w:numPr>
+        <w:spacing w:before="120" w:after="120"/>
+        <w:ind w:left="227" w:right="113" w:firstLine="709"/>
+        <w:rPr>
+          <w:b/>
+          <w:bCs/>
+        </w:rPr>
+      </w:pPr>
+      <w:r>
+        <w:rPr>
+          <w:b/>
+          <w:bCs/>
+        </w:rPr>
+        <w:t>Continuidad del patrocinio</w:t>
+      </w:r>
+    </w:p>
+    <w:p>
+      <w:pPr>
+        <w:spacing w:before="120" w:after="120"/>
+        <w:ind w:left="227" w:right="113" w:firstLine="709"/>
+      </w:pPr>
+      <w:r>
+        <w:t>Esta sección es de uso exclusivo de la UGPA y registra el resultado administrativo del seguimiento para el período siguiente. La selección se realiza con base en el estado académico y las evidencias presentadas.</w:t>
+      </w:r>
+    </w:p>
+    <w:tbl>
+      <w:tblPr>
+        <w:tblW w:w="5319" w:type="pct"/>
+        <w:tblInd w:w="-575" w:type="dxa"/>
+        <w:tblLook w:val="04A0" w:firstRow="1" w:lastRow="0" w:firstColumn="1" w:lastColumn="0" w:noHBand="0" w:noVBand="1"/>
+      </w:tblPr>
+      <w:tblGrid>
+        <w:gridCol w:w="6257"/>
+        <w:gridCol w:w="3328"/>
+      </w:tblGrid>
+      <w:tr>
+        <w:tc>
+          <w:tcPr>
+            <w:tcW w:w="3264" w:type="pct"/>
+            <w:tcBorders>
+              <w:top w:val="single" w:sz="6" w:space="0" w:color="D9D9D9"/>
+              <w:left w:val="single" w:sz="6" w:space="0" w:color="D9D9D9"/>
+              <w:bottom w:val="single" w:sz="6" w:space="0" w:color="D9D9D9"/>
+              <w:right w:val="single" w:sz="6" w:space="0" w:color="D9D9D9"/>
+            </w:tcBorders>
+            <w:shd w:val="clear" w:color="auto" w:fill="17365D"/>
+            <w:tcMar>
+              <w:top w:w="70" w:type="dxa"/>
+              <w:left w:w="110" w:type="dxa"/>
+              <w:bottom w:w="70" w:type="dxa"/>
+              <w:right w:w="110" w:type="dxa"/>
+            </w:tcMar>
+            <w:vAlign w:val="center"/>
+          </w:tcPr>
+          <w:p>
+            <w:pPr>
+              <w:spacing w:before="120" w:after="120"/>
+              <w:ind w:left="227" w:right="113" w:firstLine="709"/>
+              <w:jc w:val="center"/>
+            </w:pPr>
+            <w:r>
+              <w:rPr>
+                <w:b/>
+                <w:color w:val="FFFFFF"/>
+                <w:sz w:val="18"/>
+              </w:rPr>
+              <w:t>Resultado del seguimiento institucional</w:t>
+            </w:r>
+          </w:p>
+        </w:tc>
+        <w:tc>
+          <w:tcPr>
+            <w:tcW w:w="1736" w:type="pct"/>
+            <w:tcBorders>
+              <w:top w:val="single" w:sz="6" w:space="0" w:color="D9D9D9"/>
+              <w:left w:val="single" w:sz="6" w:space="0" w:color="D9D9D9"/>
+              <w:bottom w:val="single" w:sz="6" w:space="0" w:color="D9D9D9"/>
+              <w:right w:val="single" w:sz="6" w:space="0" w:color="D9D9D9"/>
+            </w:tcBorders>
+            <w:shd w:val="clear" w:color="auto" w:fill="17365D"/>
+            <w:tcMar>
+              <w:top w:w="70" w:type="dxa"/>
+              <w:left w:w="110" w:type="dxa"/>
+              <w:bottom w:w="70" w:type="dxa"/>
+              <w:right w:w="110" w:type="dxa"/>
+            </w:tcMar>
+            <w:vAlign w:val="center"/>
+          </w:tcPr>
+          <w:p>
+            <w:pPr>
+              <w:spacing w:before="120" w:after="120"/>
+              <w:ind w:left="227" w:right="113" w:firstLine="709"/>
+              <w:jc w:val="center"/>
+            </w:pPr>
+            <w:r>
+              <w:rPr>
+                <w:b/>
+                <w:color w:val="FFFFFF"/>
+                <w:sz w:val="18"/>
+              </w:rPr>
+              <w:t>Selección</w:t>
+            </w:r>
+          </w:p>
+        </w:tc>
+      </w:tr>
+      <w:tr>
+        <w:tc>
+          <w:tcPr>
+            <w:tcW w:w="3264" w:type="pct"/>
+            <w:tcBorders>
+              <w:top w:val="single" w:sz="6" w:space="0" w:color="D9D9D9"/>
+              <w:left w:val="single" w:sz="6" w:space="0" w:color="D9D9D9"/>
+              <w:bottom w:val="single" w:sz="6" w:space="0" w:color="D9D9D9"/>
+              <w:right w:val="single" w:sz="6" w:space="0" w:color="D9D9D9"/>
+            </w:tcBorders>
+            <w:tcMar>
+              <w:top w:w="70" w:type="dxa"/>
+              <w:left w:w="110" w:type="dxa"/>
+              <w:bottom w:w="70" w:type="dxa"/>
+              <w:right w:w="110" w:type="dxa"/>
+            </w:tcMar>
+            <w:vAlign w:val="center"/>
+          </w:tcPr>
+          <w:p>
+            <w:pPr>
+              <w:spacing w:before="120" w:after="120"/>
+              <w:ind w:left="227" w:right="113" w:firstLine="709"/>
+            </w:pPr>
+            <w:r>
+              <w:rPr>
+                <w:sz w:val="18"/>
+              </w:rPr>
+              <w:t>Continúa el patrocinio conforme al acuerdo vigente</w:t>
+            </w:r>
+          </w:p>
+        </w:tc>
+        <w:tc>
+          <w:tcPr>
+            <w:tcW w:w="1736" w:type="pct"/>
+            <w:tcBorders>
+              <w:top w:val="single" w:sz="6" w:space="0" w:color="D9D9D9"/>
+              <w:left w:val="single" w:sz="6" w:space="0" w:color="D9D9D9"/>
+              <w:bottom w:val="single" w:sz="6" w:space="0" w:color="D9D9D9"/>
+              <w:right w:val="single" w:sz="6" w:space="0" w:color="D9D9D9"/>
+            </w:tcBorders>
+            <w:tcMar>
+              <w:top w:w="70" w:type="dxa"/>
+              <w:left w:w="110" w:type="dxa"/>
+              <w:bottom w:w="70" w:type="dxa"/>
+              <w:right w:w="110" w:type="dxa"/>
+            </w:tcMar>
+            <w:vAlign w:val="center"/>
+          </w:tcPr>
+          <w:p>
+            <w:pPr>
+              <w:spacing w:before="120" w:after="120"/>
+              <w:ind w:left="227" w:right="113" w:firstLine="709"/>
+              <w:jc w:val="center"/>
+            </w:pPr>
+            <w:r>
+              <w:rPr>
+                <w:sz w:val="18"/>
+              </w:rPr>
+              <w:t>{contContinua}</w:t>
+            </w:r>
+          </w:p>
+        </w:tc>
+      </w:tr>
+      <w:tr>
+        <w:tc>
+          <w:tcPr>
+            <w:tcW w:w="3264" w:type="pct"/>
+            <w:tcBorders>
+              <w:top w:val="single" w:sz="6" w:space="0" w:color="D9D9D9"/>
+              <w:left w:val="single" w:sz="6" w:space="0" w:color="D9D9D9"/>
+              <w:bottom w:val="single" w:sz="6" w:space="0" w:color="D9D9D9"/>
+              <w:right w:val="single" w:sz="6" w:space="0" w:color="D9D9D9"/>
+            </w:tcBorders>
+            <w:shd w:val="clear" w:color="auto" w:fill="F8FAFC"/>
+            <w:tcMar>
+              <w:top w:w="70" w:type="dxa"/>
+              <w:left w:w="110" w:type="dxa"/>
+              <w:bottom w:w="70" w:type="dxa"/>
+              <w:right w:w="110" w:type="dxa"/>
+            </w:tcMar>
+            <w:vAlign w:val="center"/>
+          </w:tcPr>
+          <w:p>
+            <w:pPr>
+              <w:spacing w:before="120" w:after="120"/>
+              <w:ind w:left="227" w:right="113" w:firstLine="709"/>
+            </w:pPr>
+            <w:r>
+              <w:rPr>
+                <w:sz w:val="18"/>
+              </w:rPr>
+              <w:t>Patrocinio suspendido mientras la formación permanezca suspendida</w:t>
+            </w:r>
+          </w:p>
+        </w:tc>
+        <w:tc>
+          <w:tcPr>
+            <w:tcW w:w="1736" w:type="pct"/>
+            <w:tcBorders>
+              <w:top w:val="single" w:sz="6" w:space="0" w:color="D9D9D9"/>
+              <w:left w:val="single" w:sz="6" w:space="0" w:color="D9D9D9"/>
+              <w:bottom w:val="single" w:sz="6" w:space="0" w:color="D9D9D9"/>
+              <w:right w:val="single" w:sz="6" w:space="0" w:color="D9D9D9"/>
+            </w:tcBorders>
+            <w:shd w:val="clear" w:color="auto" w:fill="F8FAFC"/>
+            <w:tcMar>
+              <w:top w:w="70" w:type="dxa"/>
+              <w:left w:w="110" w:type="dxa"/>
+              <w:bottom w:w="70" w:type="dxa"/>
+              <w:right w:w="110" w:type="dxa"/>
+            </w:tcMar>
+            <w:vAlign w:val="center"/>
+          </w:tcPr>
+          <w:p>
+            <w:pPr>
+              <w:spacing w:before="120" w:after="120"/>
+              <w:ind w:left="227" w:right="113" w:firstLine="709"/>
+              <w:jc w:val="center"/>
+            </w:pPr>
+            <w:r>
+              <w:rPr>
+                <w:sz w:val="18"/>
+              </w:rPr>
+              <w:t>{contSuspendido}</w:t>
+            </w:r>
+          </w:p>
+        </w:tc>
+      </w:tr>
+      <w:tr>
+        <w:tc>
+          <w:tcPr>
+            <w:tcW w:w="3264" w:type="pct"/>
+            <w:tcBorders>
+              <w:top w:val="single" w:sz="6" w:space="0" w:color="D9D9D9"/>
+              <w:left w:val="single" w:sz="6" w:space="0" w:color="D9D9D9"/>
+              <w:bottom w:val="single" w:sz="6" w:space="0" w:color="D9D9D9"/>
+              <w:right w:val="single" w:sz="6" w:space="0" w:color="D9D9D9"/>
+            </w:tcBorders>
+            <w:tcMar>
+              <w:top w:w="70" w:type="dxa"/>
+              <w:left w:w="110" w:type="dxa"/>
+              <w:bottom w:w="70" w:type="dxa"/>
+              <w:right w:w="110" w:type="dxa"/>
+            </w:tcMar>
+            <w:vAlign w:val="center"/>
+          </w:tcPr>
+          <w:p>
+            <w:pPr>
+              <w:spacing w:before="120" w:after="120"/>
+              <w:ind w:left="227" w:right="113" w:firstLine="709"/>
+            </w:pPr>
+            <w:r>
+              <w:rPr>
+                <w:sz w:val="18"/>
+              </w:rPr>
+              <w:t>Requiere actualización institucional por cambio de programa o institución</w:t>
+            </w:r>
+          </w:p>
+        </w:tc>
+        <w:tc>
+          <w:tcPr>
+            <w:tcW w:w="1736" w:type="pct"/>
+            <w:tcBorders>
+              <w:top w:val="single" w:sz="6" w:space="0" w:color="D9D9D9"/>
+              <w:left w:val="single" w:sz="6" w:space="0" w:color="D9D9D9"/>
+              <w:bottom w:val="single" w:sz="6" w:space="0" w:color="D9D9D9"/>
+              <w:right w:val="single" w:sz="6" w:space="0" w:color="D9D9D9"/>
+            </w:tcBorders>
+            <w:tcMar>
+              <w:top w:w="70" w:type="dxa"/>
+              <w:left w:w="110" w:type="dxa"/>
+              <w:bottom w:w="70" w:type="dxa"/>
+              <w:right w:w="110" w:type="dxa"/>
+            </w:tcMar>
+            <w:vAlign w:val="center"/>
+          </w:tcPr>
+          <w:p>
+            <w:pPr>
+              <w:spacing w:before="120" w:after="120"/>
+              <w:ind w:left="227" w:right="113" w:firstLine="709"/>
+              <w:jc w:val="center"/>
+            </w:pPr>
+            <w:r>
+              <w:rPr>
+                <w:sz w:val="18"/>
+              </w:rPr>
+              <w:t>{contActualizacion}</w:t>
+            </w:r>
+          </w:p>
+        </w:tc>
+      </w:tr>
+      <w:tr>
+        <w:tc>
+          <w:tcPr>
+            <w:tcW w:w="3264" w:type="pct"/>
+            <w:tcBorders>
+              <w:top w:val="single" w:sz="6" w:space="0" w:color="D9D9D9"/>
+              <w:left w:val="single" w:sz="6" w:space="0" w:color="D9D9D9"/>
+              <w:bottom w:val="single" w:sz="6" w:space="0" w:color="D9D9D9"/>
+              <w:right w:val="single" w:sz="6" w:space="0" w:color="D9D9D9"/>
+            </w:tcBorders>
+            <w:shd w:val="clear" w:color="auto" w:fill="F8FAFC"/>
+            <w:tcMar>
+              <w:top w:w="70" w:type="dxa"/>
+              <w:left w:w="110" w:type="dxa"/>
+              <w:bottom w:w="70" w:type="dxa"/>
+              <w:right w:w="110" w:type="dxa"/>
+            </w:tcMar>
+            <w:vAlign w:val="center"/>
+          </w:tcPr>
+          <w:p>
+            <w:pPr>
+              <w:spacing w:before="120" w:after="120"/>
+              <w:ind w:left="227" w:right="113" w:firstLine="709"/>
+            </w:pPr>
+            <w:r>
+              <w:rPr>
+                <w:sz w:val="18"/>
+              </w:rPr>
+              <w:t>Seguimiento cerrado por retiro</w:t>
+            </w:r>
+          </w:p>
+        </w:tc>
+        <w:tc>
+          <w:tcPr>
+            <w:tcW w:w="1736" w:type="pct"/>
+            <w:tcBorders>
+              <w:top w:val="single" w:sz="6" w:space="0" w:color="D9D9D9"/>
+              <w:left w:val="single" w:sz="6" w:space="0" w:color="D9D9D9"/>
+              <w:bottom w:val="single" w:sz="6" w:space="0" w:color="D9D9D9"/>
+              <w:right w:val="single" w:sz="6" w:space="0" w:color="D9D9D9"/>
+            </w:tcBorders>
+            <w:shd w:val="clear" w:color="auto" w:fill="F8FAFC"/>
+            <w:tcMar>
+              <w:top w:w="70" w:type="dxa"/>
+              <w:left w:w="110" w:type="dxa"/>
+              <w:bottom w:w="70" w:type="dxa"/>
+              <w:right w:w="110" w:type="dxa"/>
+            </w:tcMar>
+            <w:vAlign w:val="center"/>
+          </w:tcPr>
+          <w:p>
+            <w:pPr>
+              <w:spacing w:before="120" w:after="120"/>
+              <w:ind w:left="227" w:right="113" w:firstLine="709"/>
+              <w:jc w:val="center"/>
+            </w:pPr>
+            <w:r>
+              <w:rPr>
+                <w:sz w:val="18"/>
+              </w:rPr>
+              <w:t>{contCierreRetiro}</w:t>
+            </w:r>
+          </w:p>
+        </w:tc>
+      </w:tr>
+      <w:tr>
+        <w:tc>
+          <w:tcPr>
+            <w:tcW w:w="3264" w:type="pct"/>
+            <w:tcBorders>
+              <w:top w:val="single" w:sz="6" w:space="0" w:color="D9D9D9"/>
+              <w:left w:val="single" w:sz="6" w:space="0" w:color="D9D9D9"/>
+              <w:bottom w:val="single" w:sz="6" w:space="0" w:color="D9D9D9"/>
+              <w:right w:val="single" w:sz="6" w:space="0" w:color="D9D9D9"/>
+            </w:tcBorders>
+            <w:tcMar>
+              <w:top w:w="70" w:type="dxa"/>
+              <w:left w:w="110" w:type="dxa"/>
+              <w:bottom w:w="70" w:type="dxa"/>
+              <w:right w:w="110" w:type="dxa"/>
+            </w:tcMar>
+            <w:vAlign w:val="center"/>
+          </w:tcPr>
+          <w:p>
+            <w:pPr>
+              <w:spacing w:before="120" w:after="120"/>
+              <w:ind w:left="227" w:right="113" w:firstLine="709"/>
+            </w:pPr>
+            <w:r>
+              <w:rPr>
+                <w:sz w:val="18"/>
+              </w:rPr>
+              <w:t>Seguimiento cerrado por culminación</w:t>
+            </w:r>
+          </w:p>
+        </w:tc>
+        <w:tc>
+          <w:tcPr>
+            <w:tcW w:w="1736" w:type="pct"/>
+            <w:tcBorders>
+              <w:top w:val="single" w:sz="6" w:space="0" w:color="D9D9D9"/>
+              <w:left w:val="single" w:sz="6" w:space="0" w:color="D9D9D9"/>
+              <w:bottom w:val="single" w:sz="6" w:space="0" w:color="D9D9D9"/>
+              <w:right w:val="single" w:sz="6" w:space="0" w:color="D9D9D9"/>
+            </w:tcBorders>
+            <w:tcMar>
+              <w:top w:w="70" w:type="dxa"/>
+              <w:left w:w="110" w:type="dxa"/>
+              <w:bottom w:w="70" w:type="dxa"/>
+              <w:right w:w="110" w:type="dxa"/>
+            </w:tcMar>
+            <w:vAlign w:val="center"/>
+          </w:tcPr>
+          <w:p>
+            <w:pPr>
+              <w:spacing w:before="120" w:after="120"/>
+              <w:ind w:left="227" w:right="113" w:firstLine="709"/>
+              <w:jc w:val="center"/>
+            </w:pPr>
+            <w:r>
+              <w:rPr>
+                <w:sz w:val="18"/>
+              </w:rPr>
+              <w:t>{contCierreCulminacion}</w:t>
+            </w:r>
+          </w:p>
+        </w:tc>
+      </w:tr>
+    </w:tbl>
+    <w:p>
+      <w:pPr>
+        <w:pStyle w:val="Prrafodelista"/>
+        <w:spacing w:before="120" w:after="120"/>
+        <w:ind w:left="936" w:right="113"/>
+        <w:rPr>
+          <w:b/>
+          <w:bCs/>
+        </w:rPr>
+      </w:pPr>
+    </w:p>
+    <w:p>
+      <w:pPr>
+        <w:spacing w:after="160" w:line="259" w:lineRule="auto"/>
+        <w:jc w:val="left"/>
+        <w:rPr>
+          <w:b/>
+          <w:bCs/>
+        </w:rPr>
+      </w:pPr>
+      <w:r>
+        <w:rPr>
+          <w:b/>
+          <w:bCs/>
+        </w:rPr>
+        <w:br w:type="page"/>
+      </w:r>
+    </w:p>
+    <w:p>
+      <w:pPr>
+        <w:pStyle w:val="Prrafodelista"/>
+        <w:spacing w:before="120" w:after="120"/>
+        <w:ind w:left="936" w:right="113"/>
+        <w:rPr>
+          <w:b/>
+          <w:bCs/>
+        </w:rPr>
+      </w:pPr>
+    </w:p>
+    <w:p>
+      <w:pPr>
+        <w:pStyle w:val="Prrafodelista"/>
+        <w:numPr>
+          <w:ilvl w:val="0"/>
+          <w:numId w:val="3"/>
+        </w:numPr>
+        <w:spacing w:before="120" w:after="120"/>
+        <w:ind w:left="227" w:right="113" w:firstLine="709"/>
+        <w:rPr>
+          <w:b/>
+          <w:bCs/>
+        </w:rPr>
+      </w:pPr>
+      <w:r>
+        <w:rPr>
+          <w:b/>
+          <w:bCs/>
+        </w:rPr>
+        <w:t>Cierre del seguimiento</w:t>
+      </w:r>
+    </w:p>
+    <w:p>
+      <w:pPr>
+        <w:spacing w:before="120" w:after="120"/>
+        <w:ind w:left="227" w:right="113" w:firstLine="709"/>
+      </w:pPr>
+      <w:r>
+        <w:t>El reporte consolida las opciones seleccionadas, las evidencias presentadas y el resultado institucional correspondiente al período informado. Su registro actualiza el historial de la formación sin reemplazar el acuerdo de patrocinio vigente</w:t>
+      </w:r>
+    </w:p>
+    <w:p>
+      <w:pPr>
+        <w:pStyle w:val="Prrafodelista"/>
+        <w:numPr>
+          <w:ilvl w:val="0"/>
+          <w:numId w:val="3"/>
+        </w:numPr>
+        <w:spacing w:before="120" w:after="120"/>
+        <w:ind w:right="113"/>
+        <w:rPr>
+          <w:b/>
+          <w:bCs/>
+        </w:rPr>
+      </w:pPr>
+      <w:r>
+        <w:rPr>
+          <w:b/>
+          <w:bCs/>
+        </w:rPr>
+        <w:t>Anexo 1 – Matricula</w:t>
+      </w:r>
+    </w:p>
+    <w:p>
+      <w:pPr>
+        <w:pStyle w:val="Prrafodelista"/>
         <w:spacing w:line="360" w:lineRule="auto"/>
-        <w:jc w:val="left"/>
         <w:rPr>
           <w:b/>
         </w:rPr>
@@ -2120,1603 +6335,14 @@
         <w:rPr>
           <w:b/>
         </w:rPr>
-        <w:lastRenderedPageBreak/>
-        <w:t xml:space="preserve">Información Personal y Académica </w:t>
+        <w:t>{%image</w:t>
       </w:r>
-    </w:p>
-    <w:tbl>
-      <w:tblPr>
-        <w:tblStyle w:val="Tabladecuadrcula4"/>
-        <w:tblW w:w="0" w:type="auto"/>
-        <w:jc w:val="center"/>
-        <w:tblLayout w:type="fixed"/>
-        <w:tblLook w:val="04A0" w:firstRow="1" w:lastRow="0" w:firstColumn="1" w:lastColumn="0" w:noHBand="0" w:noVBand="1"/>
-      </w:tblPr>
-      <w:tblGrid>
-        <w:gridCol w:w="4106"/>
-        <w:gridCol w:w="4910"/>
-      </w:tblGrid>
-      <w:tr>
-        <w:trPr>
-          <w:cnfStyle w:val="100000000000" w:firstRow="1" w:lastRow="0" w:firstColumn="0" w:lastColumn="0" w:oddVBand="0" w:evenVBand="0" w:oddHBand="0" w:evenHBand="0" w:firstRowFirstColumn="0" w:firstRowLastColumn="0" w:lastRowFirstColumn="0" w:lastRowLastColumn="0"/>
-          <w:jc w:val="center"/>
-        </w:trPr>
-        <w:tc>
-          <w:tcPr>
-            <w:cnfStyle w:val="001000000000" w:firstRow="0" w:lastRow="0" w:firstColumn="1" w:lastColumn="0" w:oddVBand="0" w:evenVBand="0" w:oddHBand="0" w:evenHBand="0" w:firstRowFirstColumn="0" w:firstRowLastColumn="0" w:lastRowFirstColumn="0" w:lastRowLastColumn="0"/>
-            <w:tcW w:w="4106" w:type="dxa"/>
-            <w:vAlign w:val="center"/>
-          </w:tcPr>
-          <w:p>
-            <w:pPr>
-              <w:spacing w:line="360" w:lineRule="auto"/>
-              <w:jc w:val="center"/>
-              <w:rPr>
-                <w:b w:val="0"/>
-                <w:bCs w:val="0"/>
-              </w:rPr>
-            </w:pPr>
-          </w:p>
-          <w:p>
-            <w:pPr>
-              <w:spacing w:line="360" w:lineRule="auto"/>
-              <w:jc w:val="center"/>
-            </w:pPr>
-            <w:r>
-              <w:t>Campo</w:t>
-            </w:r>
-          </w:p>
-        </w:tc>
-        <w:tc>
-          <w:tcPr>
-            <w:tcW w:w="4910" w:type="dxa"/>
-            <w:vAlign w:val="center"/>
-          </w:tcPr>
-          <w:p>
-            <w:pPr>
-              <w:spacing w:line="360" w:lineRule="auto"/>
-              <w:jc w:val="center"/>
-              <w:cnfStyle w:val="100000000000" w:firstRow="1" w:lastRow="0" w:firstColumn="0" w:lastColumn="0" w:oddVBand="0" w:evenVBand="0" w:oddHBand="0" w:evenHBand="0" w:firstRowFirstColumn="0" w:firstRowLastColumn="0" w:lastRowFirstColumn="0" w:lastRowLastColumn="0"/>
-            </w:pPr>
-            <w:r>
-              <w:t>Información</w:t>
-            </w:r>
-          </w:p>
-        </w:tc>
-      </w:tr>
-      <w:tr>
-        <w:trPr>
-          <w:cnfStyle w:val="000000100000" w:firstRow="0" w:lastRow="0" w:firstColumn="0" w:lastColumn="0" w:oddVBand="0" w:evenVBand="0" w:oddHBand="1" w:evenHBand="0" w:firstRowFirstColumn="0" w:firstRowLastColumn="0" w:lastRowFirstColumn="0" w:lastRowLastColumn="0"/>
-          <w:jc w:val="center"/>
-        </w:trPr>
-        <w:tc>
-          <w:tcPr>
-            <w:cnfStyle w:val="001000000000" w:firstRow="0" w:lastRow="0" w:firstColumn="1" w:lastColumn="0" w:oddVBand="0" w:evenVBand="0" w:oddHBand="0" w:evenHBand="0" w:firstRowFirstColumn="0" w:firstRowLastColumn="0" w:lastRowFirstColumn="0" w:lastRowLastColumn="0"/>
-            <w:tcW w:w="4106" w:type="dxa"/>
-            <w:vAlign w:val="center"/>
-          </w:tcPr>
-          <w:p>
-            <w:pPr>
-              <w:spacing w:line="360" w:lineRule="auto"/>
-              <w:jc w:val="center"/>
-            </w:pPr>
-            <w:r>
-              <w:t>Nombre completo</w:t>
-            </w:r>
-          </w:p>
-        </w:tc>
-        <w:tc>
-          <w:tcPr>
-            <w:tcW w:w="4910" w:type="dxa"/>
-            <w:vAlign w:val="center"/>
-          </w:tcPr>
-          <w:p>
-            <w:pPr>
-              <w:spacing w:line="360" w:lineRule="auto"/>
-              <w:jc w:val="center"/>
-              <w:cnfStyle w:val="000000100000" w:firstRow="0" w:lastRow="0" w:firstColumn="0" w:lastColumn="0" w:oddVBand="0" w:evenVBand="0" w:oddHBand="1" w:evenHBand="0" w:firstRowFirstColumn="0" w:firstRowLastColumn="0" w:lastRowFirstColumn="0" w:lastRowLastColumn="0"/>
-            </w:pPr>
-            <w:r>
-              <w:rPr>
-                <w:b/>
-                <w:sz w:val="19"/>
-                <w:szCs w:val="19"/>
-              </w:rPr>
-              <w:t>{</w:t>
-            </w:r>
-            <w:proofErr w:type="spellStart"/>
-            <w:r>
-              <w:rPr>
-                <w:b/>
-                <w:sz w:val="19"/>
-                <w:szCs w:val="19"/>
-              </w:rPr>
-              <w:t>NombresC</w:t>
-            </w:r>
-            <w:proofErr w:type="spellEnd"/>
-            <w:r>
-              <w:rPr>
-                <w:b/>
-                <w:sz w:val="19"/>
-                <w:szCs w:val="19"/>
-              </w:rPr>
-              <w:t>}</w:t>
-            </w:r>
-          </w:p>
-        </w:tc>
-      </w:tr>
-      <w:tr>
-        <w:trPr>
-          <w:jc w:val="center"/>
-        </w:trPr>
-        <w:tc>
-          <w:tcPr>
-            <w:cnfStyle w:val="001000000000" w:firstRow="0" w:lastRow="0" w:firstColumn="1" w:lastColumn="0" w:oddVBand="0" w:evenVBand="0" w:oddHBand="0" w:evenHBand="0" w:firstRowFirstColumn="0" w:firstRowLastColumn="0" w:lastRowFirstColumn="0" w:lastRowLastColumn="0"/>
-            <w:tcW w:w="4106" w:type="dxa"/>
-            <w:vAlign w:val="center"/>
-          </w:tcPr>
-          <w:p>
-            <w:pPr>
-              <w:spacing w:line="360" w:lineRule="auto"/>
-              <w:jc w:val="center"/>
-            </w:pPr>
-            <w:r>
-              <w:t>Cédula</w:t>
-            </w:r>
-          </w:p>
-        </w:tc>
-        <w:tc>
-          <w:tcPr>
-            <w:tcW w:w="4910" w:type="dxa"/>
-            <w:vAlign w:val="center"/>
-          </w:tcPr>
-          <w:p>
-            <w:pPr>
-              <w:spacing w:line="360" w:lineRule="auto"/>
-              <w:jc w:val="center"/>
-              <w:cnfStyle w:val="000000000000" w:firstRow="0" w:lastRow="0" w:firstColumn="0" w:lastColumn="0" w:oddVBand="0" w:evenVBand="0" w:oddHBand="0" w:evenHBand="0" w:firstRowFirstColumn="0" w:firstRowLastColumn="0" w:lastRowFirstColumn="0" w:lastRowLastColumn="0"/>
-            </w:pPr>
-            <w:r>
-              <w:t>{Cedula1}</w:t>
-            </w:r>
-          </w:p>
-        </w:tc>
-      </w:tr>
-      <w:tr>
-        <w:trPr>
-          <w:cnfStyle w:val="000000100000" w:firstRow="0" w:lastRow="0" w:firstColumn="0" w:lastColumn="0" w:oddVBand="0" w:evenVBand="0" w:oddHBand="1" w:evenHBand="0" w:firstRowFirstColumn="0" w:firstRowLastColumn="0" w:lastRowFirstColumn="0" w:lastRowLastColumn="0"/>
-          <w:jc w:val="center"/>
-        </w:trPr>
-        <w:tc>
-          <w:tcPr>
-            <w:cnfStyle w:val="001000000000" w:firstRow="0" w:lastRow="0" w:firstColumn="1" w:lastColumn="0" w:oddVBand="0" w:evenVBand="0" w:oddHBand="0" w:evenHBand="0" w:firstRowFirstColumn="0" w:firstRowLastColumn="0" w:lastRowFirstColumn="0" w:lastRowLastColumn="0"/>
-            <w:tcW w:w="4106" w:type="dxa"/>
-            <w:vAlign w:val="center"/>
-          </w:tcPr>
-          <w:p>
-            <w:pPr>
-              <w:spacing w:line="360" w:lineRule="auto"/>
-              <w:jc w:val="center"/>
-            </w:pPr>
-            <w:r>
-              <w:t>Unidad o carrera en la que labora</w:t>
-            </w:r>
-          </w:p>
-        </w:tc>
-        <w:tc>
-          <w:tcPr>
-            <w:tcW w:w="4910" w:type="dxa"/>
-            <w:vAlign w:val="center"/>
-          </w:tcPr>
-          <w:p>
-            <w:pPr>
-              <w:spacing w:line="360" w:lineRule="auto"/>
-              <w:jc w:val="center"/>
-              <w:cnfStyle w:val="000000100000" w:firstRow="0" w:lastRow="0" w:firstColumn="0" w:lastColumn="0" w:oddVBand="0" w:evenVBand="0" w:oddHBand="1" w:evenHBand="0" w:firstRowFirstColumn="0" w:firstRowLastColumn="0" w:lastRowFirstColumn="0" w:lastRowLastColumn="0"/>
-            </w:pPr>
-            <w:r>
-              <w:t>{Carrera1}</w:t>
-            </w:r>
-          </w:p>
-        </w:tc>
-      </w:tr>
-      <w:tr>
-        <w:trPr>
-          <w:jc w:val="center"/>
-        </w:trPr>
-        <w:tc>
-          <w:tcPr>
-            <w:cnfStyle w:val="001000000000" w:firstRow="0" w:lastRow="0" w:firstColumn="1" w:lastColumn="0" w:oddVBand="0" w:evenVBand="0" w:oddHBand="0" w:evenHBand="0" w:firstRowFirstColumn="0" w:firstRowLastColumn="0" w:lastRowFirstColumn="0" w:lastRowLastColumn="0"/>
-            <w:tcW w:w="4106" w:type="dxa"/>
-            <w:vAlign w:val="center"/>
-          </w:tcPr>
-          <w:p>
-            <w:pPr>
-              <w:spacing w:line="360" w:lineRule="auto"/>
-              <w:jc w:val="center"/>
-            </w:pPr>
-            <w:r>
-              <w:t>Título académico actual</w:t>
-            </w:r>
-          </w:p>
-        </w:tc>
-        <w:tc>
-          <w:tcPr>
-            <w:tcW w:w="4910" w:type="dxa"/>
-            <w:vAlign w:val="center"/>
-          </w:tcPr>
-          <w:p>
-            <w:pPr>
-              <w:spacing w:line="360" w:lineRule="auto"/>
-              <w:jc w:val="center"/>
-              <w:cnfStyle w:val="000000000000" w:firstRow="0" w:lastRow="0" w:firstColumn="0" w:lastColumn="0" w:oddVBand="0" w:evenVBand="0" w:oddHBand="0" w:evenHBand="0" w:firstRowFirstColumn="0" w:firstRowLastColumn="0" w:lastRowFirstColumn="0" w:lastRowLastColumn="0"/>
-            </w:pPr>
-            <w:r>
-              <w:t>{Titulo}</w:t>
-            </w:r>
-          </w:p>
-        </w:tc>
-      </w:tr>
-      <w:tr>
-        <w:trPr>
-          <w:cnfStyle w:val="000000100000" w:firstRow="0" w:lastRow="0" w:firstColumn="0" w:lastColumn="0" w:oddVBand="0" w:evenVBand="0" w:oddHBand="1" w:evenHBand="0" w:firstRowFirstColumn="0" w:firstRowLastColumn="0" w:lastRowFirstColumn="0" w:lastRowLastColumn="0"/>
-          <w:jc w:val="center"/>
-        </w:trPr>
-        <w:tc>
-          <w:tcPr>
-            <w:cnfStyle w:val="001000000000" w:firstRow="0" w:lastRow="0" w:firstColumn="1" w:lastColumn="0" w:oddVBand="0" w:evenVBand="0" w:oddHBand="0" w:evenHBand="0" w:firstRowFirstColumn="0" w:firstRowLastColumn="0" w:lastRowFirstColumn="0" w:lastRowLastColumn="0"/>
-            <w:tcW w:w="4106" w:type="dxa"/>
-            <w:vAlign w:val="center"/>
-          </w:tcPr>
-          <w:p>
-            <w:pPr>
-              <w:spacing w:line="360" w:lineRule="auto"/>
-              <w:jc w:val="center"/>
-            </w:pPr>
-            <w:r>
-              <w:t>Formación en curso</w:t>
-            </w:r>
-          </w:p>
-        </w:tc>
-        <w:tc>
-          <w:tcPr>
-            <w:tcW w:w="4910" w:type="dxa"/>
-            <w:vAlign w:val="center"/>
-          </w:tcPr>
-          <w:p>
-            <w:pPr>
-              <w:pStyle w:val="TableParagraph"/>
-              <w:tabs>
-                <w:tab w:val="left" w:pos="382"/>
-              </w:tabs>
-              <w:spacing w:before="2"/>
-              <w:jc w:val="center"/>
-              <w:cnfStyle w:val="000000100000" w:firstRow="0" w:lastRow="0" w:firstColumn="0" w:lastColumn="0" w:oddVBand="0" w:evenVBand="0" w:oddHBand="1" w:evenHBand="0" w:firstRowFirstColumn="0" w:firstRowLastColumn="0" w:lastRowFirstColumn="0" w:lastRowLastColumn="0"/>
-              <w:rPr>
-                <w:rFonts w:ascii="Segoe UI Symbol" w:hAnsi="Segoe UI Symbol"/>
-                <w:sz w:val="24"/>
-              </w:rPr>
-            </w:pPr>
-            <w:r>
-              <w:rPr>
-                <w:rFonts w:ascii="Segoe UI Symbol" w:hAnsi="Segoe UI Symbol"/>
-                <w:sz w:val="24"/>
-              </w:rPr>
-              <w:t>{#</w:t>
-            </w:r>
-            <w:proofErr w:type="gramStart"/>
-            <w:r>
-              <w:rPr>
-                <w:rFonts w:ascii="Segoe UI Symbol" w:hAnsi="Segoe UI Symbol"/>
-                <w:sz w:val="24"/>
-              </w:rPr>
-              <w:t>Tecnologia}☒</w:t>
-            </w:r>
-            <w:proofErr w:type="gramEnd"/>
-            <w:r>
-              <w:rPr>
-                <w:rFonts w:ascii="Segoe UI Symbol" w:hAnsi="Segoe UI Symbol"/>
-                <w:sz w:val="24"/>
-              </w:rPr>
-              <w:t>{/Tecnologia}{^Tecnologia}☐{/Tecnologia} Tecnología Universitaria{#Licenciatura}☒{/Licenciatura}{^Licenciatura}☐{/Licenciatura}Licenciatura{#Ingenieria}☒{/Ingenieria}{^Ingenieria}☐{/Ingenieria} Ingeniería{#Maestria}☒{/Maestria}{^Maestria}☐{/Maestria} Maestría</w:t>
-            </w:r>
-          </w:p>
-          <w:p>
-            <w:pPr>
-              <w:pStyle w:val="TableParagraph"/>
-              <w:tabs>
-                <w:tab w:val="left" w:pos="382"/>
-              </w:tabs>
-              <w:spacing w:before="2"/>
-              <w:jc w:val="center"/>
-              <w:cnfStyle w:val="000000100000" w:firstRow="0" w:lastRow="0" w:firstColumn="0" w:lastColumn="0" w:oddVBand="0" w:evenVBand="0" w:oddHBand="1" w:evenHBand="0" w:firstRowFirstColumn="0" w:firstRowLastColumn="0" w:lastRowFirstColumn="0" w:lastRowLastColumn="0"/>
-              <w:rPr>
-                <w:rFonts w:ascii="Segoe UI Symbol" w:hAnsi="Segoe UI Symbol"/>
-                <w:sz w:val="24"/>
-              </w:rPr>
-            </w:pPr>
-            <w:r>
-              <w:rPr>
-                <w:rFonts w:ascii="Segoe UI Symbol" w:hAnsi="Segoe UI Symbol"/>
-                <w:sz w:val="24"/>
-              </w:rPr>
-              <w:t>{#</w:t>
-            </w:r>
-            <w:proofErr w:type="gramStart"/>
-            <w:r>
-              <w:rPr>
-                <w:rFonts w:ascii="Segoe UI Symbol" w:hAnsi="Segoe UI Symbol"/>
-                <w:sz w:val="24"/>
-              </w:rPr>
-              <w:t>Doctorado}☒</w:t>
-            </w:r>
-            <w:proofErr w:type="gramEnd"/>
-            <w:r>
-              <w:rPr>
-                <w:rFonts w:ascii="Segoe UI Symbol" w:hAnsi="Segoe UI Symbol"/>
-                <w:sz w:val="24"/>
-              </w:rPr>
-              <w:t>{/Doctorado}{^Doctorado}☐{/Doctorado} Doctorado</w:t>
-            </w:r>
-          </w:p>
-        </w:tc>
-      </w:tr>
-      <w:tr>
-        <w:trPr>
-          <w:jc w:val="center"/>
-        </w:trPr>
-        <w:tc>
-          <w:tcPr>
-            <w:cnfStyle w:val="001000000000" w:firstRow="0" w:lastRow="0" w:firstColumn="1" w:lastColumn="0" w:oddVBand="0" w:evenVBand="0" w:oddHBand="0" w:evenHBand="0" w:firstRowFirstColumn="0" w:firstRowLastColumn="0" w:lastRowFirstColumn="0" w:lastRowLastColumn="0"/>
-            <w:tcW w:w="4106" w:type="dxa"/>
-            <w:vAlign w:val="center"/>
-          </w:tcPr>
-          <w:p>
-            <w:pPr>
-              <w:spacing w:line="360" w:lineRule="auto"/>
-              <w:jc w:val="center"/>
-            </w:pPr>
-            <w:r>
-              <w:t>Carrera que está cursando</w:t>
-            </w:r>
-          </w:p>
-        </w:tc>
-        <w:tc>
-          <w:tcPr>
-            <w:tcW w:w="4910" w:type="dxa"/>
-            <w:vAlign w:val="center"/>
-          </w:tcPr>
-          <w:p>
-            <w:pPr>
-              <w:spacing w:line="360" w:lineRule="auto"/>
-              <w:jc w:val="center"/>
-              <w:cnfStyle w:val="000000000000" w:firstRow="0" w:lastRow="0" w:firstColumn="0" w:lastColumn="0" w:oddVBand="0" w:evenVBand="0" w:oddHBand="0" w:evenHBand="0" w:firstRowFirstColumn="0" w:firstRowLastColumn="0" w:lastRowFirstColumn="0" w:lastRowLastColumn="0"/>
-            </w:pPr>
-            <w:r>
-              <w:t>{</w:t>
-            </w:r>
-            <w:proofErr w:type="spellStart"/>
-            <w:r>
-              <w:t>CarreraCursando</w:t>
-            </w:r>
-            <w:proofErr w:type="spellEnd"/>
-            <w:r>
-              <w:t>}</w:t>
-            </w:r>
-          </w:p>
-        </w:tc>
-      </w:tr>
-      <w:tr>
-        <w:trPr>
-          <w:cnfStyle w:val="000000100000" w:firstRow="0" w:lastRow="0" w:firstColumn="0" w:lastColumn="0" w:oddVBand="0" w:evenVBand="0" w:oddHBand="1" w:evenHBand="0" w:firstRowFirstColumn="0" w:firstRowLastColumn="0" w:lastRowFirstColumn="0" w:lastRowLastColumn="0"/>
-          <w:jc w:val="center"/>
-        </w:trPr>
-        <w:tc>
-          <w:tcPr>
-            <w:cnfStyle w:val="001000000000" w:firstRow="0" w:lastRow="0" w:firstColumn="1" w:lastColumn="0" w:oddVBand="0" w:evenVBand="0" w:oddHBand="0" w:evenHBand="0" w:firstRowFirstColumn="0" w:firstRowLastColumn="0" w:lastRowFirstColumn="0" w:lastRowLastColumn="0"/>
-            <w:tcW w:w="4106" w:type="dxa"/>
-            <w:vAlign w:val="center"/>
-          </w:tcPr>
-          <w:p>
-            <w:pPr>
-              <w:spacing w:line="360" w:lineRule="auto"/>
-              <w:jc w:val="center"/>
-            </w:pPr>
-            <w:r>
-              <w:t>Institución</w:t>
-            </w:r>
-            <w:r>
-              <w:rPr>
-                <w:spacing w:val="1"/>
-              </w:rPr>
-              <w:t xml:space="preserve"> </w:t>
-            </w:r>
-            <w:r>
-              <w:t>de</w:t>
-            </w:r>
-            <w:r>
-              <w:rPr>
-                <w:spacing w:val="-1"/>
-              </w:rPr>
-              <w:t xml:space="preserve"> </w:t>
-            </w:r>
-            <w:r>
-              <w:rPr>
-                <w:spacing w:val="-2"/>
-              </w:rPr>
-              <w:t>estudio</w:t>
-            </w:r>
-          </w:p>
-        </w:tc>
-        <w:tc>
-          <w:tcPr>
-            <w:tcW w:w="4910" w:type="dxa"/>
-            <w:vAlign w:val="center"/>
-          </w:tcPr>
-          <w:p>
-            <w:pPr>
-              <w:spacing w:line="360" w:lineRule="auto"/>
-              <w:jc w:val="center"/>
-              <w:cnfStyle w:val="000000100000" w:firstRow="0" w:lastRow="0" w:firstColumn="0" w:lastColumn="0" w:oddVBand="0" w:evenVBand="0" w:oddHBand="1" w:evenHBand="0" w:firstRowFirstColumn="0" w:firstRowLastColumn="0" w:lastRowFirstColumn="0" w:lastRowLastColumn="0"/>
-            </w:pPr>
-            <w:r>
-              <w:t>{</w:t>
-            </w:r>
-            <w:proofErr w:type="spellStart"/>
-            <w:r>
-              <w:t>instituacion</w:t>
-            </w:r>
-            <w:proofErr w:type="spellEnd"/>
-            <w:r>
-              <w:t>}</w:t>
-            </w:r>
-          </w:p>
-        </w:tc>
-      </w:tr>
-    </w:tbl>
-    <w:p>
-      <w:pPr>
-        <w:spacing w:line="360" w:lineRule="auto"/>
-      </w:pPr>
-    </w:p>
-    <w:p>
-      <w:pPr>
-        <w:pStyle w:val="Prrafodelista"/>
-        <w:numPr>
-          <w:ilvl w:val="0"/>
-          <w:numId w:val="1"/>
-        </w:numPr>
-        <w:spacing w:line="360" w:lineRule="auto"/>
-        <w:jc w:val="left"/>
-        <w:rPr>
-          <w:b/>
-        </w:rPr>
-      </w:pPr>
       <w:r>
         <w:rPr>
           <w:b/>
         </w:rPr>
-        <w:t>Detalles de la Formación</w:t>
+        <w:t>n1</w:t>
       </w:r>
-    </w:p>
-    <w:tbl>
-      <w:tblPr>
-        <w:tblStyle w:val="Tabladecuadrcula4"/>
-        <w:tblW w:w="0" w:type="auto"/>
-        <w:jc w:val="center"/>
-        <w:tblLayout w:type="fixed"/>
-        <w:tblLook w:val="04A0" w:firstRow="1" w:lastRow="0" w:firstColumn="1" w:lastColumn="0" w:noHBand="0" w:noVBand="1"/>
-      </w:tblPr>
-      <w:tblGrid>
-        <w:gridCol w:w="4106"/>
-        <w:gridCol w:w="4910"/>
-      </w:tblGrid>
-      <w:tr>
-        <w:trPr>
-          <w:cnfStyle w:val="100000000000" w:firstRow="1" w:lastRow="0" w:firstColumn="0" w:lastColumn="0" w:oddVBand="0" w:evenVBand="0" w:oddHBand="0" w:evenHBand="0" w:firstRowFirstColumn="0" w:firstRowLastColumn="0" w:lastRowFirstColumn="0" w:lastRowLastColumn="0"/>
-          <w:jc w:val="center"/>
-        </w:trPr>
-        <w:tc>
-          <w:tcPr>
-            <w:cnfStyle w:val="001000000000" w:firstRow="0" w:lastRow="0" w:firstColumn="1" w:lastColumn="0" w:oddVBand="0" w:evenVBand="0" w:oddHBand="0" w:evenHBand="0" w:firstRowFirstColumn="0" w:firstRowLastColumn="0" w:lastRowFirstColumn="0" w:lastRowLastColumn="0"/>
-            <w:tcW w:w="4106" w:type="dxa"/>
-            <w:vAlign w:val="center"/>
-          </w:tcPr>
-          <w:p>
-            <w:pPr>
-              <w:spacing w:line="360" w:lineRule="auto"/>
-              <w:jc w:val="center"/>
-            </w:pPr>
-            <w:r>
-              <w:t>Campo</w:t>
-            </w:r>
-          </w:p>
-        </w:tc>
-        <w:tc>
-          <w:tcPr>
-            <w:tcW w:w="4910" w:type="dxa"/>
-            <w:vAlign w:val="center"/>
-          </w:tcPr>
-          <w:p>
-            <w:pPr>
-              <w:spacing w:line="360" w:lineRule="auto"/>
-              <w:jc w:val="center"/>
-              <w:cnfStyle w:val="100000000000" w:firstRow="1" w:lastRow="0" w:firstColumn="0" w:lastColumn="0" w:oddVBand="0" w:evenVBand="0" w:oddHBand="0" w:evenHBand="0" w:firstRowFirstColumn="0" w:firstRowLastColumn="0" w:lastRowFirstColumn="0" w:lastRowLastColumn="0"/>
-            </w:pPr>
-            <w:r>
-              <w:t>Información</w:t>
-            </w:r>
-          </w:p>
-        </w:tc>
-      </w:tr>
-      <w:tr>
-        <w:trPr>
-          <w:cnfStyle w:val="000000100000" w:firstRow="0" w:lastRow="0" w:firstColumn="0" w:lastColumn="0" w:oddVBand="0" w:evenVBand="0" w:oddHBand="1" w:evenHBand="0" w:firstRowFirstColumn="0" w:firstRowLastColumn="0" w:lastRowFirstColumn="0" w:lastRowLastColumn="0"/>
-          <w:jc w:val="center"/>
-        </w:trPr>
-        <w:tc>
-          <w:tcPr>
-            <w:cnfStyle w:val="001000000000" w:firstRow="0" w:lastRow="0" w:firstColumn="1" w:lastColumn="0" w:oddVBand="0" w:evenVBand="0" w:oddHBand="0" w:evenHBand="0" w:firstRowFirstColumn="0" w:firstRowLastColumn="0" w:lastRowFirstColumn="0" w:lastRowLastColumn="0"/>
-            <w:tcW w:w="4106" w:type="dxa"/>
-            <w:vAlign w:val="center"/>
-          </w:tcPr>
-          <w:p>
-            <w:pPr>
-              <w:spacing w:line="360" w:lineRule="auto"/>
-              <w:jc w:val="center"/>
-            </w:pPr>
-            <w:r>
-              <w:t>Modalidad</w:t>
-            </w:r>
-          </w:p>
-        </w:tc>
-        <w:tc>
-          <w:tcPr>
-            <w:tcW w:w="4910" w:type="dxa"/>
-            <w:vAlign w:val="center"/>
-          </w:tcPr>
-          <w:p>
-            <w:pPr>
-              <w:spacing w:line="360" w:lineRule="auto"/>
-              <w:jc w:val="center"/>
-              <w:cnfStyle w:val="000000100000" w:firstRow="0" w:lastRow="0" w:firstColumn="0" w:lastColumn="0" w:oddVBand="0" w:evenVBand="0" w:oddHBand="1" w:evenHBand="0" w:firstRowFirstColumn="0" w:firstRowLastColumn="0" w:lastRowFirstColumn="0" w:lastRowLastColumn="0"/>
-              <w:rPr>
-                <w:rFonts w:ascii="Segoe UI Symbol" w:hAnsi="Segoe UI Symbol"/>
-              </w:rPr>
-            </w:pPr>
-            <w:r>
-              <w:rPr>
-                <w:rFonts w:ascii="Segoe UI Symbol" w:hAnsi="Segoe UI Symbol"/>
-              </w:rPr>
-              <w:t>{#</w:t>
-            </w:r>
-            <w:proofErr w:type="gramStart"/>
-            <w:r>
-              <w:rPr>
-                <w:rFonts w:ascii="Segoe UI Symbol" w:hAnsi="Segoe UI Symbol"/>
-              </w:rPr>
-              <w:t>Presencial}☒</w:t>
-            </w:r>
-            <w:proofErr w:type="gramEnd"/>
-            <w:r>
-              <w:rPr>
-                <w:rFonts w:ascii="Segoe UI Symbol" w:hAnsi="Segoe UI Symbol"/>
-              </w:rPr>
-              <w:t>{/Presencial}{^Presencial}☐{/Presencial}Presencial{#Virtual}☒{/Virtual}{^Virtual}☐{/Virtual}Virtual{#Hibrida}☒{/Hibrida}{^Hibrida}☐{/Hibrida} Híbrida</w:t>
-            </w:r>
-          </w:p>
-        </w:tc>
-      </w:tr>
-      <w:tr>
-        <w:trPr>
-          <w:jc w:val="center"/>
-        </w:trPr>
-        <w:tc>
-          <w:tcPr>
-            <w:cnfStyle w:val="001000000000" w:firstRow="0" w:lastRow="0" w:firstColumn="1" w:lastColumn="0" w:oddVBand="0" w:evenVBand="0" w:oddHBand="0" w:evenHBand="0" w:firstRowFirstColumn="0" w:firstRowLastColumn="0" w:lastRowFirstColumn="0" w:lastRowLastColumn="0"/>
-            <w:tcW w:w="4106" w:type="dxa"/>
-            <w:vAlign w:val="center"/>
-          </w:tcPr>
-          <w:p>
-            <w:pPr>
-              <w:spacing w:line="360" w:lineRule="auto"/>
-              <w:jc w:val="center"/>
-            </w:pPr>
-            <w:r>
-              <w:t>Fecha de inicio de estudios</w:t>
-            </w:r>
-          </w:p>
-        </w:tc>
-        <w:tc>
-          <w:tcPr>
-            <w:tcW w:w="4910" w:type="dxa"/>
-            <w:vAlign w:val="center"/>
-          </w:tcPr>
-          <w:p>
-            <w:pPr>
-              <w:spacing w:line="360" w:lineRule="auto"/>
-              <w:jc w:val="center"/>
-              <w:cnfStyle w:val="000000000000" w:firstRow="0" w:lastRow="0" w:firstColumn="0" w:lastColumn="0" w:oddVBand="0" w:evenVBand="0" w:oddHBand="0" w:evenHBand="0" w:firstRowFirstColumn="0" w:firstRowLastColumn="0" w:lastRowFirstColumn="0" w:lastRowLastColumn="0"/>
-            </w:pPr>
-            <w:r>
-              <w:t>{</w:t>
-            </w:r>
-            <w:proofErr w:type="spellStart"/>
-            <w:r>
-              <w:t>Finicio</w:t>
-            </w:r>
-            <w:proofErr w:type="spellEnd"/>
-            <w:r>
-              <w:t>}</w:t>
-            </w:r>
-          </w:p>
-        </w:tc>
-      </w:tr>
-      <w:tr>
-        <w:trPr>
-          <w:cnfStyle w:val="000000100000" w:firstRow="0" w:lastRow="0" w:firstColumn="0" w:lastColumn="0" w:oddVBand="0" w:evenVBand="0" w:oddHBand="1" w:evenHBand="0" w:firstRowFirstColumn="0" w:firstRowLastColumn="0" w:lastRowFirstColumn="0" w:lastRowLastColumn="0"/>
-          <w:jc w:val="center"/>
-        </w:trPr>
-        <w:tc>
-          <w:tcPr>
-            <w:cnfStyle w:val="001000000000" w:firstRow="0" w:lastRow="0" w:firstColumn="1" w:lastColumn="0" w:oddVBand="0" w:evenVBand="0" w:oddHBand="0" w:evenHBand="0" w:firstRowFirstColumn="0" w:firstRowLastColumn="0" w:lastRowFirstColumn="0" w:lastRowLastColumn="0"/>
-            <w:tcW w:w="4106" w:type="dxa"/>
-            <w:vAlign w:val="center"/>
-          </w:tcPr>
-          <w:p>
-            <w:pPr>
-              <w:spacing w:line="360" w:lineRule="auto"/>
-              <w:jc w:val="center"/>
-            </w:pPr>
-            <w:r>
-              <w:t>Fecha prevista de finalización</w:t>
-            </w:r>
-          </w:p>
-        </w:tc>
-        <w:tc>
-          <w:tcPr>
-            <w:tcW w:w="4910" w:type="dxa"/>
-            <w:vAlign w:val="center"/>
-          </w:tcPr>
-          <w:p>
-            <w:pPr>
-              <w:spacing w:line="360" w:lineRule="auto"/>
-              <w:jc w:val="center"/>
-              <w:cnfStyle w:val="000000100000" w:firstRow="0" w:lastRow="0" w:firstColumn="0" w:lastColumn="0" w:oddVBand="0" w:evenVBand="0" w:oddHBand="1" w:evenHBand="0" w:firstRowFirstColumn="0" w:firstRowLastColumn="0" w:lastRowFirstColumn="0" w:lastRowLastColumn="0"/>
-            </w:pPr>
-            <w:r>
-              <w:t>{</w:t>
-            </w:r>
-            <w:proofErr w:type="spellStart"/>
-            <w:r>
-              <w:t>Ffin</w:t>
-            </w:r>
-            <w:proofErr w:type="spellEnd"/>
-            <w:r>
-              <w:t>}</w:t>
-            </w:r>
-          </w:p>
-        </w:tc>
-      </w:tr>
-      <w:tr>
-        <w:trPr>
-          <w:jc w:val="center"/>
-        </w:trPr>
-        <w:tc>
-          <w:tcPr>
-            <w:cnfStyle w:val="001000000000" w:firstRow="0" w:lastRow="0" w:firstColumn="1" w:lastColumn="0" w:oddVBand="0" w:evenVBand="0" w:oddHBand="0" w:evenHBand="0" w:firstRowFirstColumn="0" w:firstRowLastColumn="0" w:lastRowFirstColumn="0" w:lastRowLastColumn="0"/>
-            <w:tcW w:w="4106" w:type="dxa"/>
-            <w:vAlign w:val="center"/>
-          </w:tcPr>
-          <w:p>
-            <w:pPr>
-              <w:spacing w:line="360" w:lineRule="auto"/>
-              <w:jc w:val="center"/>
-            </w:pPr>
-            <w:r>
-              <w:t>Financiamiento ITSQMET</w:t>
-            </w:r>
-          </w:p>
-        </w:tc>
-        <w:tc>
-          <w:tcPr>
-            <w:tcW w:w="4910" w:type="dxa"/>
-            <w:vAlign w:val="center"/>
-          </w:tcPr>
-          <w:p>
-            <w:pPr>
-              <w:spacing w:line="360" w:lineRule="auto"/>
-              <w:jc w:val="center"/>
-              <w:cnfStyle w:val="000000000000" w:firstRow="0" w:lastRow="0" w:firstColumn="0" w:lastColumn="0" w:oddVBand="0" w:evenVBand="0" w:oddHBand="0" w:evenHBand="0" w:firstRowFirstColumn="0" w:firstRowLastColumn="0" w:lastRowFirstColumn="0" w:lastRowLastColumn="0"/>
-              <w:rPr>
-                <w:rFonts w:ascii="Segoe UI Symbol" w:hAnsi="Segoe UI Symbol"/>
-              </w:rPr>
-            </w:pPr>
-            <w:r>
-              <w:rPr>
-                <w:rFonts w:ascii="Segoe UI Symbol" w:hAnsi="Segoe UI Symbol"/>
-              </w:rPr>
-              <w:t>{#</w:t>
-            </w:r>
-            <w:proofErr w:type="gramStart"/>
-            <w:r>
-              <w:rPr>
-                <w:rFonts w:ascii="Segoe UI Symbol" w:hAnsi="Segoe UI Symbol"/>
-              </w:rPr>
-              <w:t>Total}☒</w:t>
-            </w:r>
-            <w:proofErr w:type="gramEnd"/>
-            <w:r>
-              <w:rPr>
-                <w:rFonts w:ascii="Segoe UI Symbol" w:hAnsi="Segoe UI Symbol"/>
-              </w:rPr>
-              <w:t>{/Total}{^Total}☐{/Total}Total{#Parcial}☒{/Parcial}{^Parcial}☐{/Parcial} Parcial{#NoAplica}☒{/NoAplica}{^NoAplica}☐{/NoAplica} No aplica</w:t>
-            </w:r>
-          </w:p>
-        </w:tc>
-      </w:tr>
-      <w:tr>
-        <w:trPr>
-          <w:cnfStyle w:val="000000100000" w:firstRow="0" w:lastRow="0" w:firstColumn="0" w:lastColumn="0" w:oddVBand="0" w:evenVBand="0" w:oddHBand="1" w:evenHBand="0" w:firstRowFirstColumn="0" w:firstRowLastColumn="0" w:lastRowFirstColumn="0" w:lastRowLastColumn="0"/>
-          <w:jc w:val="center"/>
-        </w:trPr>
-        <w:tc>
-          <w:tcPr>
-            <w:cnfStyle w:val="001000000000" w:firstRow="0" w:lastRow="0" w:firstColumn="1" w:lastColumn="0" w:oddVBand="0" w:evenVBand="0" w:oddHBand="0" w:evenHBand="0" w:firstRowFirstColumn="0" w:firstRowLastColumn="0" w:lastRowFirstColumn="0" w:lastRowLastColumn="0"/>
-            <w:tcW w:w="4106" w:type="dxa"/>
-            <w:vAlign w:val="center"/>
-          </w:tcPr>
-          <w:p>
-            <w:pPr>
-              <w:spacing w:line="360" w:lineRule="auto"/>
-              <w:jc w:val="center"/>
-            </w:pPr>
-            <w:r>
-              <w:lastRenderedPageBreak/>
-              <w:t>Acuerdo de Patrocinio Institucional</w:t>
-            </w:r>
-          </w:p>
-        </w:tc>
-        <w:tc>
-          <w:tcPr>
-            <w:tcW w:w="4910" w:type="dxa"/>
-            <w:vAlign w:val="center"/>
-          </w:tcPr>
-          <w:p>
-            <w:pPr>
-              <w:spacing w:line="360" w:lineRule="auto"/>
-              <w:jc w:val="center"/>
-              <w:cnfStyle w:val="000000100000" w:firstRow="0" w:lastRow="0" w:firstColumn="0" w:lastColumn="0" w:oddVBand="0" w:evenVBand="0" w:oddHBand="1" w:evenHBand="0" w:firstRowFirstColumn="0" w:firstRowLastColumn="0" w:lastRowFirstColumn="0" w:lastRowLastColumn="0"/>
-              <w:rPr>
-                <w:rFonts w:ascii="Segoe UI Symbol" w:hAnsi="Segoe UI Symbol"/>
-              </w:rPr>
-            </w:pPr>
-            <w:r>
-              <w:rPr>
-                <w:rFonts w:ascii="Segoe UI Symbol" w:hAnsi="Segoe UI Symbol"/>
-              </w:rPr>
-              <w:t>{#</w:t>
-            </w:r>
-            <w:proofErr w:type="gramStart"/>
-            <w:r>
-              <w:rPr>
-                <w:rFonts w:ascii="Segoe UI Symbol" w:hAnsi="Segoe UI Symbol"/>
-              </w:rPr>
-              <w:t>Si}☒</w:t>
-            </w:r>
-            <w:proofErr w:type="gramEnd"/>
-            <w:r>
-              <w:rPr>
-                <w:rFonts w:ascii="Segoe UI Symbol" w:hAnsi="Segoe UI Symbol"/>
-              </w:rPr>
-              <w:t>{/Si}{^Si}☐{/Si} Sí{#No}☒{/No}{^No}☐{/No} No</w:t>
-            </w:r>
-          </w:p>
-        </w:tc>
-      </w:tr>
-      <w:tr>
-        <w:trPr>
-          <w:jc w:val="center"/>
-        </w:trPr>
-        <w:tc>
-          <w:tcPr>
-            <w:cnfStyle w:val="001000000000" w:firstRow="0" w:lastRow="0" w:firstColumn="1" w:lastColumn="0" w:oddVBand="0" w:evenVBand="0" w:oddHBand="0" w:evenHBand="0" w:firstRowFirstColumn="0" w:firstRowLastColumn="0" w:lastRowFirstColumn="0" w:lastRowLastColumn="0"/>
-            <w:tcW w:w="4106" w:type="dxa"/>
-            <w:vAlign w:val="center"/>
-          </w:tcPr>
-          <w:p>
-            <w:pPr>
-              <w:spacing w:line="360" w:lineRule="auto"/>
-              <w:jc w:val="center"/>
-            </w:pPr>
-            <w:r>
-              <w:t>Tipo de apoyo</w:t>
-            </w:r>
-          </w:p>
-        </w:tc>
-        <w:tc>
-          <w:tcPr>
-            <w:tcW w:w="4910" w:type="dxa"/>
-            <w:vAlign w:val="center"/>
-          </w:tcPr>
-          <w:p>
-            <w:pPr>
-              <w:spacing w:line="360" w:lineRule="auto"/>
-              <w:jc w:val="center"/>
-              <w:cnfStyle w:val="000000000000" w:firstRow="0" w:lastRow="0" w:firstColumn="0" w:lastColumn="0" w:oddVBand="0" w:evenVBand="0" w:oddHBand="0" w:evenHBand="0" w:firstRowFirstColumn="0" w:firstRowLastColumn="0" w:lastRowFirstColumn="0" w:lastRowLastColumn="0"/>
-              <w:rPr>
-                <w:rFonts w:ascii="Segoe UI Symbol" w:hAnsi="Segoe UI Symbol"/>
-              </w:rPr>
-            </w:pPr>
-            <w:r>
-              <w:rPr>
-                <w:rFonts w:ascii="Segoe UI Symbol" w:hAnsi="Segoe UI Symbol"/>
-              </w:rPr>
-              <w:t>{#</w:t>
-            </w:r>
-            <w:proofErr w:type="gramStart"/>
-            <w:r>
-              <w:rPr>
-                <w:rFonts w:ascii="Segoe UI Symbol" w:hAnsi="Segoe UI Symbol"/>
-              </w:rPr>
-              <w:t>Economico}☒</w:t>
-            </w:r>
-            <w:proofErr w:type="gramEnd"/>
-            <w:r>
-              <w:rPr>
-                <w:rFonts w:ascii="Segoe UI Symbol" w:hAnsi="Segoe UI Symbol"/>
-              </w:rPr>
-              <w:t>{/Economico}{^Economico}☐{/Economico}Económico{#Tiempo}☒{/Tiempo}{^Tiempo}☐{/Tiempo} Con tiempo</w:t>
-            </w:r>
-          </w:p>
-        </w:tc>
-      </w:tr>
-      <w:tr>
-        <w:trPr>
-          <w:cnfStyle w:val="000000100000" w:firstRow="0" w:lastRow="0" w:firstColumn="0" w:lastColumn="0" w:oddVBand="0" w:evenVBand="0" w:oddHBand="1" w:evenHBand="0" w:firstRowFirstColumn="0" w:firstRowLastColumn="0" w:lastRowFirstColumn="0" w:lastRowLastColumn="0"/>
-          <w:jc w:val="center"/>
-        </w:trPr>
-        <w:tc>
-          <w:tcPr>
-            <w:cnfStyle w:val="001000000000" w:firstRow="0" w:lastRow="0" w:firstColumn="1" w:lastColumn="0" w:oddVBand="0" w:evenVBand="0" w:oddHBand="0" w:evenHBand="0" w:firstRowFirstColumn="0" w:firstRowLastColumn="0" w:lastRowFirstColumn="0" w:lastRowLastColumn="0"/>
-            <w:tcW w:w="4106" w:type="dxa"/>
-            <w:vAlign w:val="center"/>
-          </w:tcPr>
-          <w:p>
-            <w:pPr>
-              <w:spacing w:line="360" w:lineRule="auto"/>
-              <w:jc w:val="center"/>
-            </w:pPr>
-            <w:r>
-              <w:t>Monto</w:t>
-            </w:r>
-            <w:r>
-              <w:rPr>
-                <w:spacing w:val="-3"/>
-              </w:rPr>
-              <w:t xml:space="preserve"> </w:t>
-            </w:r>
-            <w:r>
-              <w:t>u</w:t>
-            </w:r>
-            <w:r>
-              <w:rPr>
-                <w:spacing w:val="1"/>
-              </w:rPr>
-              <w:t xml:space="preserve"> </w:t>
-            </w:r>
-            <w:r>
-              <w:t>horas</w:t>
-            </w:r>
-            <w:r>
-              <w:rPr>
-                <w:spacing w:val="-2"/>
-              </w:rPr>
-              <w:t xml:space="preserve"> </w:t>
-            </w:r>
-            <w:r>
-              <w:t>de</w:t>
-            </w:r>
-            <w:r>
-              <w:rPr>
-                <w:spacing w:val="-1"/>
-              </w:rPr>
-              <w:t xml:space="preserve"> </w:t>
-            </w:r>
-            <w:r>
-              <w:rPr>
-                <w:spacing w:val="-2"/>
-              </w:rPr>
-              <w:t>apoyo</w:t>
-            </w:r>
-          </w:p>
-        </w:tc>
-        <w:tc>
-          <w:tcPr>
-            <w:tcW w:w="4910" w:type="dxa"/>
-            <w:vAlign w:val="center"/>
-          </w:tcPr>
-          <w:p>
-            <w:pPr>
-              <w:spacing w:line="360" w:lineRule="auto"/>
-              <w:jc w:val="center"/>
-              <w:cnfStyle w:val="000000100000" w:firstRow="0" w:lastRow="0" w:firstColumn="0" w:lastColumn="0" w:oddVBand="0" w:evenVBand="0" w:oddHBand="1" w:evenHBand="0" w:firstRowFirstColumn="0" w:firstRowLastColumn="0" w:lastRowFirstColumn="0" w:lastRowLastColumn="0"/>
-            </w:pPr>
-            <w:r>
-              <w:t>{</w:t>
-            </w:r>
-            <w:proofErr w:type="spellStart"/>
-            <w:r>
-              <w:t>Tdos</w:t>
-            </w:r>
-            <w:proofErr w:type="spellEnd"/>
-            <w:r>
-              <w:t>}</w:t>
-            </w:r>
-          </w:p>
-        </w:tc>
-      </w:tr>
-    </w:tbl>
-    <w:p>
-      <w:pPr>
-        <w:spacing w:line="360" w:lineRule="auto"/>
-        <w:jc w:val="left"/>
-        <w:rPr>
-          <w:b/>
-        </w:rPr>
-      </w:pPr>
-    </w:p>
-    <w:p>
-      <w:pPr>
-        <w:pStyle w:val="Prrafodelista"/>
-        <w:numPr>
-          <w:ilvl w:val="0"/>
-          <w:numId w:val="1"/>
-        </w:numPr>
-        <w:spacing w:line="360" w:lineRule="auto"/>
-        <w:jc w:val="left"/>
-        <w:rPr>
-          <w:b/>
-        </w:rPr>
-      </w:pPr>
-      <w:r>
-        <w:rPr>
-          <w:b/>
-        </w:rPr>
-        <w:t>Avance General</w:t>
-      </w:r>
-    </w:p>
-    <w:tbl>
-      <w:tblPr>
-        <w:tblStyle w:val="Tabladecuadrcula4"/>
-        <w:tblW w:w="0" w:type="auto"/>
-        <w:jc w:val="center"/>
-        <w:tblLook w:val="04A0" w:firstRow="1" w:lastRow="0" w:firstColumn="1" w:lastColumn="0" w:noHBand="0" w:noVBand="1"/>
-      </w:tblPr>
-      <w:tblGrid>
-        <w:gridCol w:w="2254"/>
-        <w:gridCol w:w="2254"/>
-        <w:gridCol w:w="2254"/>
-        <w:gridCol w:w="2254"/>
-      </w:tblGrid>
-      <w:tr>
-        <w:trPr>
-          <w:cnfStyle w:val="100000000000" w:firstRow="1" w:lastRow="0" w:firstColumn="0" w:lastColumn="0" w:oddVBand="0" w:evenVBand="0" w:oddHBand="0" w:evenHBand="0" w:firstRowFirstColumn="0" w:firstRowLastColumn="0" w:lastRowFirstColumn="0" w:lastRowLastColumn="0"/>
-          <w:jc w:val="center"/>
-        </w:trPr>
-        <w:tc>
-          <w:tcPr>
-            <w:cnfStyle w:val="001000000000" w:firstRow="0" w:lastRow="0" w:firstColumn="1" w:lastColumn="0" w:oddVBand="0" w:evenVBand="0" w:oddHBand="0" w:evenHBand="0" w:firstRowFirstColumn="0" w:firstRowLastColumn="0" w:lastRowFirstColumn="0" w:lastRowLastColumn="0"/>
-            <w:tcW w:w="2254" w:type="dxa"/>
-          </w:tcPr>
-          <w:p>
-            <w:pPr>
-              <w:spacing w:line="360" w:lineRule="auto"/>
-              <w:jc w:val="center"/>
-              <w:rPr>
-                <w:b w:val="0"/>
-              </w:rPr>
-            </w:pPr>
-            <w:r>
-              <w:rPr>
-                <w:color w:val="FFFFFF"/>
-              </w:rPr>
-              <w:t>Estado</w:t>
-            </w:r>
-            <w:r>
-              <w:rPr>
-                <w:color w:val="FFFFFF"/>
-                <w:spacing w:val="37"/>
-              </w:rPr>
-              <w:t xml:space="preserve"> </w:t>
-            </w:r>
-            <w:r>
-              <w:rPr>
-                <w:color w:val="FFFFFF"/>
-              </w:rPr>
-              <w:t>actual</w:t>
-            </w:r>
-            <w:r>
-              <w:rPr>
-                <w:color w:val="FFFFFF"/>
-                <w:spacing w:val="37"/>
-              </w:rPr>
-              <w:t xml:space="preserve"> </w:t>
-            </w:r>
-            <w:r>
-              <w:rPr>
-                <w:color w:val="FFFFFF"/>
-              </w:rPr>
-              <w:t>de</w:t>
-            </w:r>
-            <w:r>
-              <w:rPr>
-                <w:color w:val="FFFFFF"/>
-                <w:spacing w:val="34"/>
-              </w:rPr>
-              <w:t xml:space="preserve"> </w:t>
-            </w:r>
-            <w:r>
-              <w:rPr>
-                <w:color w:val="FFFFFF"/>
-              </w:rPr>
-              <w:t xml:space="preserve">la </w:t>
-            </w:r>
-            <w:r>
-              <w:rPr>
-                <w:color w:val="FFFFFF"/>
-                <w:spacing w:val="-2"/>
-              </w:rPr>
-              <w:t>formación</w:t>
-            </w:r>
-          </w:p>
-        </w:tc>
-        <w:tc>
-          <w:tcPr>
-            <w:tcW w:w="2254" w:type="dxa"/>
-          </w:tcPr>
-          <w:p>
-            <w:pPr>
-              <w:pStyle w:val="TableParagraph"/>
-              <w:spacing w:before="6" w:line="360" w:lineRule="auto"/>
-              <w:ind w:left="116"/>
-              <w:jc w:val="center"/>
-              <w:cnfStyle w:val="100000000000" w:firstRow="1" w:lastRow="0" w:firstColumn="0" w:lastColumn="0" w:oddVBand="0" w:evenVBand="0" w:oddHBand="0" w:evenHBand="0" w:firstRowFirstColumn="0" w:firstRowLastColumn="0" w:lastRowFirstColumn="0" w:lastRowLastColumn="0"/>
-              <w:rPr>
-                <w:rFonts w:ascii="Arial"/>
-                <w:b w:val="0"/>
-                <w:sz w:val="24"/>
-              </w:rPr>
-            </w:pPr>
-            <w:r>
-              <w:rPr>
-                <w:rFonts w:ascii="Arial"/>
-                <w:color w:val="FFFFFF"/>
-                <w:spacing w:val="-10"/>
-                <w:sz w:val="24"/>
-              </w:rPr>
-              <w:t>%</w:t>
-            </w:r>
-          </w:p>
-          <w:p>
-            <w:pPr>
-              <w:spacing w:line="360" w:lineRule="auto"/>
-              <w:jc w:val="center"/>
-              <w:cnfStyle w:val="100000000000" w:firstRow="1" w:lastRow="0" w:firstColumn="0" w:lastColumn="0" w:oddVBand="0" w:evenVBand="0" w:oddHBand="0" w:evenHBand="0" w:firstRowFirstColumn="0" w:firstRowLastColumn="0" w:lastRowFirstColumn="0" w:lastRowLastColumn="0"/>
-              <w:rPr>
-                <w:b w:val="0"/>
-              </w:rPr>
-            </w:pPr>
-            <w:r>
-              <w:rPr>
-                <w:color w:val="FFFFFF"/>
-                <w:spacing w:val="-2"/>
-              </w:rPr>
-              <w:t>Avance</w:t>
-            </w:r>
-          </w:p>
-        </w:tc>
-        <w:tc>
-          <w:tcPr>
-            <w:tcW w:w="2254" w:type="dxa"/>
-          </w:tcPr>
-          <w:p>
-            <w:pPr>
-              <w:pStyle w:val="TableParagraph"/>
-              <w:spacing w:before="6" w:line="360" w:lineRule="auto"/>
-              <w:ind w:left="112"/>
-              <w:jc w:val="center"/>
-              <w:cnfStyle w:val="100000000000" w:firstRow="1" w:lastRow="0" w:firstColumn="0" w:lastColumn="0" w:oddVBand="0" w:evenVBand="0" w:oddHBand="0" w:evenHBand="0" w:firstRowFirstColumn="0" w:firstRowLastColumn="0" w:lastRowFirstColumn="0" w:lastRowLastColumn="0"/>
-              <w:rPr>
-                <w:rFonts w:ascii="Arial"/>
-                <w:b w:val="0"/>
-                <w:sz w:val="24"/>
-              </w:rPr>
-            </w:pPr>
-            <w:r>
-              <w:rPr>
-                <w:rFonts w:ascii="Arial"/>
-                <w:color w:val="FFFFFF"/>
-                <w:spacing w:val="-10"/>
-                <w:sz w:val="24"/>
-              </w:rPr>
-              <w:t>%</w:t>
-            </w:r>
-          </w:p>
-          <w:p>
-            <w:pPr>
-              <w:pStyle w:val="TableParagraph"/>
-              <w:spacing w:line="360" w:lineRule="auto"/>
-              <w:ind w:left="112"/>
-              <w:jc w:val="center"/>
-              <w:cnfStyle w:val="100000000000" w:firstRow="1" w:lastRow="0" w:firstColumn="0" w:lastColumn="0" w:oddVBand="0" w:evenVBand="0" w:oddHBand="0" w:evenHBand="0" w:firstRowFirstColumn="0" w:firstRowLastColumn="0" w:lastRowFirstColumn="0" w:lastRowLastColumn="0"/>
-              <w:rPr>
-                <w:rFonts w:ascii="Arial"/>
-                <w:b w:val="0"/>
-                <w:sz w:val="24"/>
-              </w:rPr>
-            </w:pPr>
-            <w:r>
-              <w:rPr>
-                <w:rFonts w:ascii="Arial"/>
-                <w:color w:val="FFFFFF"/>
-                <w:spacing w:val="-2"/>
-                <w:sz w:val="24"/>
-              </w:rPr>
-              <w:t>Restante</w:t>
-            </w:r>
-          </w:p>
-        </w:tc>
-        <w:tc>
-          <w:tcPr>
-            <w:tcW w:w="2254" w:type="dxa"/>
-          </w:tcPr>
-          <w:p>
-            <w:pPr>
-              <w:pStyle w:val="TableParagraph"/>
-              <w:spacing w:before="6" w:line="360" w:lineRule="auto"/>
-              <w:ind w:left="112"/>
-              <w:jc w:val="center"/>
-              <w:cnfStyle w:val="100000000000" w:firstRow="1" w:lastRow="0" w:firstColumn="0" w:lastColumn="0" w:oddVBand="0" w:evenVBand="0" w:oddHBand="0" w:evenHBand="0" w:firstRowFirstColumn="0" w:firstRowLastColumn="0" w:lastRowFirstColumn="0" w:lastRowLastColumn="0"/>
-              <w:rPr>
-                <w:rFonts w:ascii="Arial"/>
-                <w:b w:val="0"/>
-                <w:sz w:val="24"/>
-              </w:rPr>
-            </w:pPr>
-            <w:r>
-              <w:rPr>
-                <w:rFonts w:ascii="Arial"/>
-                <w:color w:val="FFFFFF"/>
-                <w:spacing w:val="-2"/>
-                <w:sz w:val="24"/>
-              </w:rPr>
-              <w:t>Observaciones</w:t>
-            </w:r>
-          </w:p>
-        </w:tc>
-      </w:tr>
-      <w:tr>
-        <w:trPr>
-          <w:cnfStyle w:val="000000100000" w:firstRow="0" w:lastRow="0" w:firstColumn="0" w:lastColumn="0" w:oddVBand="0" w:evenVBand="0" w:oddHBand="1" w:evenHBand="0" w:firstRowFirstColumn="0" w:firstRowLastColumn="0" w:lastRowFirstColumn="0" w:lastRowLastColumn="0"/>
-          <w:jc w:val="center"/>
-        </w:trPr>
-        <w:tc>
-          <w:tcPr>
-            <w:cnfStyle w:val="001000000000" w:firstRow="0" w:lastRow="0" w:firstColumn="1" w:lastColumn="0" w:oddVBand="0" w:evenVBand="0" w:oddHBand="0" w:evenHBand="0" w:firstRowFirstColumn="0" w:firstRowLastColumn="0" w:lastRowFirstColumn="0" w:lastRowLastColumn="0"/>
-            <w:tcW w:w="2254" w:type="dxa"/>
-            <w:vAlign w:val="center"/>
-          </w:tcPr>
-          <w:p>
-            <w:pPr>
-              <w:spacing w:line="360" w:lineRule="auto"/>
-              <w:jc w:val="center"/>
-              <w:rPr>
-                <w:b w:val="0"/>
-              </w:rPr>
-            </w:pPr>
-            <w:r>
-              <w:rPr>
-                <w:b w:val="0"/>
-              </w:rPr>
-              <w:t>{Estado}</w:t>
-            </w:r>
-          </w:p>
-        </w:tc>
-        <w:tc>
-          <w:tcPr>
-            <w:tcW w:w="2254" w:type="dxa"/>
-          </w:tcPr>
-          <w:p>
-            <w:pPr>
-              <w:pStyle w:val="TableParagraph"/>
-              <w:spacing w:before="137" w:line="360" w:lineRule="auto"/>
-              <w:ind w:left="295"/>
-              <w:jc w:val="center"/>
-              <w:cnfStyle w:val="000000100000" w:firstRow="0" w:lastRow="0" w:firstColumn="0" w:lastColumn="0" w:oddVBand="0" w:evenVBand="0" w:oddHBand="1" w:evenHBand="0" w:firstRowFirstColumn="0" w:firstRowLastColumn="0" w:lastRowFirstColumn="0" w:lastRowLastColumn="0"/>
-              <w:rPr>
-                <w:rFonts w:ascii="Arial"/>
-                <w:b/>
-                <w:sz w:val="24"/>
-              </w:rPr>
-            </w:pPr>
-            <w:r>
-              <w:rPr>
-                <w:rFonts w:ascii="Arial"/>
-                <w:b/>
-                <w:spacing w:val="-4"/>
-                <w:sz w:val="24"/>
-              </w:rPr>
-              <w:t>{avance}</w:t>
-            </w:r>
-          </w:p>
-        </w:tc>
-        <w:tc>
-          <w:tcPr>
-            <w:tcW w:w="2254" w:type="dxa"/>
-          </w:tcPr>
-          <w:p>
-            <w:pPr>
-              <w:pStyle w:val="TableParagraph"/>
-              <w:spacing w:before="137" w:line="360" w:lineRule="auto"/>
-              <w:ind w:left="4"/>
-              <w:jc w:val="center"/>
-              <w:cnfStyle w:val="000000100000" w:firstRow="0" w:lastRow="0" w:firstColumn="0" w:lastColumn="0" w:oddVBand="0" w:evenVBand="0" w:oddHBand="1" w:evenHBand="0" w:firstRowFirstColumn="0" w:firstRowLastColumn="0" w:lastRowFirstColumn="0" w:lastRowLastColumn="0"/>
-              <w:rPr>
-                <w:rFonts w:ascii="Arial"/>
-                <w:b/>
-                <w:sz w:val="24"/>
-              </w:rPr>
-            </w:pPr>
-            <w:r>
-              <w:rPr>
-                <w:rFonts w:ascii="Arial"/>
-                <w:b/>
-                <w:spacing w:val="-5"/>
-                <w:sz w:val="24"/>
-              </w:rPr>
-              <w:t>{restante}</w:t>
-            </w:r>
-          </w:p>
-        </w:tc>
-        <w:tc>
-          <w:tcPr>
-            <w:tcW w:w="2254" w:type="dxa"/>
-          </w:tcPr>
-          <w:p>
-            <w:pPr>
-              <w:spacing w:line="360" w:lineRule="auto"/>
-              <w:jc w:val="center"/>
-              <w:cnfStyle w:val="000000100000" w:firstRow="0" w:lastRow="0" w:firstColumn="0" w:lastColumn="0" w:oddVBand="0" w:evenVBand="0" w:oddHBand="1" w:evenHBand="0" w:firstRowFirstColumn="0" w:firstRowLastColumn="0" w:lastRowFirstColumn="0" w:lastRowLastColumn="0"/>
-              <w:rPr>
-                <w:bCs/>
-              </w:rPr>
-            </w:pPr>
-            <w:r>
-              <w:rPr>
-                <w:bCs/>
-              </w:rPr>
-              <w:t>{observaciones}</w:t>
-            </w:r>
-          </w:p>
-        </w:tc>
-      </w:tr>
-    </w:tbl>
-    <w:p>
-      <w:pPr>
-        <w:spacing w:line="360" w:lineRule="auto"/>
-        <w:jc w:val="left"/>
-        <w:rPr>
-          <w:b/>
-        </w:rPr>
-      </w:pPr>
-    </w:p>
-    <w:p>
-      <w:pPr>
-        <w:pStyle w:val="Prrafodelista"/>
-        <w:numPr>
-          <w:ilvl w:val="0"/>
-          <w:numId w:val="1"/>
-        </w:numPr>
-        <w:spacing w:line="360" w:lineRule="auto"/>
-        <w:jc w:val="left"/>
-        <w:rPr>
-          <w:b/>
-        </w:rPr>
-      </w:pPr>
-      <w:r>
-        <w:rPr>
-          <w:b/>
-        </w:rPr>
-        <w:t>Evidencia Presentadas</w:t>
-      </w:r>
-    </w:p>
-    <w:tbl>
-      <w:tblPr>
-        <w:tblStyle w:val="Tabladecuadrcula4"/>
-        <w:tblW w:w="0" w:type="auto"/>
-        <w:jc w:val="center"/>
-        <w:tblLook w:val="04A0" w:firstRow="1" w:lastRow="0" w:firstColumn="1" w:lastColumn="0" w:noHBand="0" w:noVBand="1"/>
-      </w:tblPr>
-      <w:tblGrid>
-        <w:gridCol w:w="3005"/>
-        <w:gridCol w:w="3005"/>
-        <w:gridCol w:w="3006"/>
-      </w:tblGrid>
-      <w:tr>
-        <w:trPr>
-          <w:cnfStyle w:val="100000000000" w:firstRow="1" w:lastRow="0" w:firstColumn="0" w:lastColumn="0" w:oddVBand="0" w:evenVBand="0" w:oddHBand="0" w:evenHBand="0" w:firstRowFirstColumn="0" w:firstRowLastColumn="0" w:lastRowFirstColumn="0" w:lastRowLastColumn="0"/>
-          <w:jc w:val="center"/>
-        </w:trPr>
-        <w:tc>
-          <w:tcPr>
-            <w:cnfStyle w:val="001000000000" w:firstRow="0" w:lastRow="0" w:firstColumn="1" w:lastColumn="0" w:oddVBand="0" w:evenVBand="0" w:oddHBand="0" w:evenHBand="0" w:firstRowFirstColumn="0" w:firstRowLastColumn="0" w:lastRowFirstColumn="0" w:lastRowLastColumn="0"/>
-            <w:tcW w:w="3005" w:type="dxa"/>
-          </w:tcPr>
-          <w:p>
-            <w:pPr>
-              <w:pStyle w:val="TableParagraph"/>
-              <w:spacing w:before="11" w:line="360" w:lineRule="auto"/>
-              <w:ind w:left="111"/>
-              <w:jc w:val="center"/>
-              <w:rPr>
-                <w:rFonts w:ascii="Arial"/>
-                <w:b w:val="0"/>
-                <w:sz w:val="24"/>
-              </w:rPr>
-            </w:pPr>
-            <w:r>
-              <w:rPr>
-                <w:rFonts w:ascii="Arial"/>
-                <w:color w:val="FFFFFF"/>
-                <w:spacing w:val="-2"/>
-                <w:sz w:val="24"/>
-              </w:rPr>
-              <w:t>Fecha</w:t>
-            </w:r>
-          </w:p>
-        </w:tc>
-        <w:tc>
-          <w:tcPr>
-            <w:tcW w:w="3005" w:type="dxa"/>
-          </w:tcPr>
-          <w:p>
-            <w:pPr>
-              <w:pStyle w:val="TableParagraph"/>
-              <w:spacing w:line="360" w:lineRule="auto"/>
-              <w:ind w:left="112" w:right="664"/>
-              <w:jc w:val="center"/>
-              <w:cnfStyle w:val="100000000000" w:firstRow="1" w:lastRow="0" w:firstColumn="0" w:lastColumn="0" w:oddVBand="0" w:evenVBand="0" w:oddHBand="0" w:evenHBand="0" w:firstRowFirstColumn="0" w:firstRowLastColumn="0" w:lastRowFirstColumn="0" w:lastRowLastColumn="0"/>
-              <w:rPr>
-                <w:rFonts w:ascii="Arial"/>
-                <w:b w:val="0"/>
-                <w:sz w:val="24"/>
-              </w:rPr>
-            </w:pPr>
-            <w:r>
-              <w:rPr>
-                <w:rFonts w:ascii="Arial"/>
-                <w:color w:val="FFFFFF"/>
-                <w:spacing w:val="-2"/>
-                <w:sz w:val="24"/>
-              </w:rPr>
-              <w:t>Evidencia entregada</w:t>
-            </w:r>
-          </w:p>
-        </w:tc>
-        <w:tc>
-          <w:tcPr>
-            <w:tcW w:w="3006" w:type="dxa"/>
-          </w:tcPr>
-          <w:p>
-            <w:pPr>
-              <w:pStyle w:val="TableParagraph"/>
-              <w:spacing w:before="11" w:line="360" w:lineRule="auto"/>
-              <w:ind w:left="113"/>
-              <w:jc w:val="center"/>
-              <w:cnfStyle w:val="100000000000" w:firstRow="1" w:lastRow="0" w:firstColumn="0" w:lastColumn="0" w:oddVBand="0" w:evenVBand="0" w:oddHBand="0" w:evenHBand="0" w:firstRowFirstColumn="0" w:firstRowLastColumn="0" w:lastRowFirstColumn="0" w:lastRowLastColumn="0"/>
-              <w:rPr>
-                <w:rFonts w:ascii="Arial"/>
-                <w:b w:val="0"/>
-                <w:sz w:val="24"/>
-              </w:rPr>
-            </w:pPr>
-            <w:r>
-              <w:rPr>
-                <w:rFonts w:ascii="Arial"/>
-                <w:color w:val="FFFFFF"/>
-                <w:spacing w:val="-2"/>
-                <w:sz w:val="24"/>
-              </w:rPr>
-              <w:t>Observaciones</w:t>
-            </w:r>
-          </w:p>
-        </w:tc>
-      </w:tr>
-      <w:tr>
-        <w:trPr>
-          <w:cnfStyle w:val="000000100000" w:firstRow="0" w:lastRow="0" w:firstColumn="0" w:lastColumn="0" w:oddVBand="0" w:evenVBand="0" w:oddHBand="1" w:evenHBand="0" w:firstRowFirstColumn="0" w:firstRowLastColumn="0" w:lastRowFirstColumn="0" w:lastRowLastColumn="0"/>
-          <w:jc w:val="center"/>
-        </w:trPr>
-        <w:tc>
-          <w:tcPr>
-            <w:cnfStyle w:val="001000000000" w:firstRow="0" w:lastRow="0" w:firstColumn="1" w:lastColumn="0" w:oddVBand="0" w:evenVBand="0" w:oddHBand="0" w:evenHBand="0" w:firstRowFirstColumn="0" w:firstRowLastColumn="0" w:lastRowFirstColumn="0" w:lastRowLastColumn="0"/>
-            <w:tcW w:w="3005" w:type="dxa"/>
-          </w:tcPr>
-          <w:p>
-            <w:pPr>
-              <w:spacing w:line="360" w:lineRule="auto"/>
-              <w:jc w:val="center"/>
-              <w:rPr>
-                <w:b w:val="0"/>
-              </w:rPr>
-            </w:pPr>
-            <w:r>
-              <w:rPr>
-                <w:b w:val="0"/>
-              </w:rPr>
-              <w:t>{</w:t>
-            </w:r>
-            <w:proofErr w:type="spellStart"/>
-            <w:r>
-              <w:rPr>
-                <w:b w:val="0"/>
-              </w:rPr>
-              <w:t>fechaActual</w:t>
-            </w:r>
-            <w:proofErr w:type="spellEnd"/>
-            <w:r>
-              <w:rPr>
-                <w:b w:val="0"/>
-              </w:rPr>
-              <w:t>}</w:t>
-            </w:r>
-          </w:p>
-        </w:tc>
-        <w:tc>
-          <w:tcPr>
-            <w:tcW w:w="3005" w:type="dxa"/>
-          </w:tcPr>
-          <w:p>
-            <w:pPr>
-              <w:spacing w:line="360" w:lineRule="auto"/>
-              <w:jc w:val="center"/>
-              <w:cnfStyle w:val="000000100000" w:firstRow="0" w:lastRow="0" w:firstColumn="0" w:lastColumn="0" w:oddVBand="0" w:evenVBand="0" w:oddHBand="1" w:evenHBand="0" w:firstRowFirstColumn="0" w:firstRowLastColumn="0" w:lastRowFirstColumn="0" w:lastRowLastColumn="0"/>
-              <w:rPr>
-                <w:bCs/>
-              </w:rPr>
-            </w:pPr>
-            <w:r>
-              <w:rPr>
-                <w:bCs/>
-              </w:rPr>
-              <w:t>{evidencia}</w:t>
-            </w:r>
-          </w:p>
-        </w:tc>
-        <w:tc>
-          <w:tcPr>
-            <w:tcW w:w="3006" w:type="dxa"/>
-          </w:tcPr>
-          <w:p>
-            <w:pPr>
-              <w:spacing w:line="360" w:lineRule="auto"/>
-              <w:jc w:val="center"/>
-              <w:cnfStyle w:val="000000100000" w:firstRow="0" w:lastRow="0" w:firstColumn="0" w:lastColumn="0" w:oddVBand="0" w:evenVBand="0" w:oddHBand="1" w:evenHBand="0" w:firstRowFirstColumn="0" w:firstRowLastColumn="0" w:lastRowFirstColumn="0" w:lastRowLastColumn="0"/>
-              <w:rPr>
-                <w:bCs/>
-              </w:rPr>
-            </w:pPr>
-            <w:r>
-              <w:rPr>
-                <w:bCs/>
-              </w:rPr>
-              <w:t>{observaciones2}</w:t>
-            </w:r>
-          </w:p>
-        </w:tc>
-      </w:tr>
-    </w:tbl>
-    <w:p>
-      <w:pPr>
-        <w:spacing w:line="360" w:lineRule="auto"/>
-        <w:ind w:left="360"/>
-        <w:jc w:val="left"/>
-        <w:rPr>
-          <w:b/>
-        </w:rPr>
-      </w:pPr>
-    </w:p>
-    <w:p>
-      <w:pPr>
-        <w:pStyle w:val="Prrafodelista"/>
-        <w:numPr>
-          <w:ilvl w:val="0"/>
-          <w:numId w:val="1"/>
-        </w:numPr>
-        <w:spacing w:line="360" w:lineRule="auto"/>
-        <w:jc w:val="left"/>
-        <w:rPr>
-          <w:b/>
-        </w:rPr>
-      </w:pPr>
-      <w:r>
-        <w:rPr>
-          <w:b/>
-        </w:rPr>
-        <w:t xml:space="preserve">Observaciones Finales </w:t>
-      </w:r>
-    </w:p>
-    <w:p>
-      <w:pPr>
-        <w:spacing w:line="360" w:lineRule="auto"/>
-        <w:ind w:left="360"/>
-        <w:jc w:val="left"/>
-        <w:rPr>
-          <w:b/>
-        </w:rPr>
-      </w:pPr>
-      <w:r>
-        <w:t xml:space="preserve">Se actualiza la información académica conforme estudios </w:t>
-      </w:r>
-      <w:r>
-        <w:t xml:space="preserve">el año </w:t>
-      </w:r>
-      <w:r>
-        <w:t>{</w:t>
-      </w:r>
-      <w:proofErr w:type="spellStart"/>
-      <w:r>
-        <w:t>añoActual</w:t>
-      </w:r>
-      <w:proofErr w:type="spellEnd"/>
-      <w:r>
-        <w:t>}</w:t>
-      </w:r>
-    </w:p>
-    <w:p>
-      <w:pPr>
-        <w:pStyle w:val="Prrafodelista"/>
-        <w:numPr>
-          <w:ilvl w:val="0"/>
-          <w:numId w:val="1"/>
-        </w:numPr>
-        <w:spacing w:line="360" w:lineRule="auto"/>
-        <w:jc w:val="left"/>
-        <w:rPr>
-          <w:b/>
-        </w:rPr>
-      </w:pPr>
-      <w:r>
-        <w:rPr>
-          <w:b/>
-        </w:rPr>
-        <w:t>Anexos</w:t>
-      </w:r>
-    </w:p>
-    <w:p>
-      <w:pPr>
-        <w:pStyle w:val="Prrafodelista"/>
-        <w:spacing w:line="360" w:lineRule="auto"/>
-        <w:jc w:val="center"/>
-        <w:rPr>
-          <w:b/>
-        </w:rPr>
-      </w:pPr>
-      <w:r>
-        <w:rPr>
-          <w:b/>
-        </w:rPr>
-        <w:t>{%</w:t>
-      </w:r>
-      <w:proofErr w:type="spellStart"/>
-      <w:r>
-        <w:rPr>
-          <w:b/>
-        </w:rPr>
-        <w:t>image</w:t>
-      </w:r>
-      <w:proofErr w:type="spellEnd"/>
       <w:r>
         <w:rPr>
           <w:b/>
@@ -3727,15 +6353,76 @@
     <w:p>
       <w:pPr>
         <w:pStyle w:val="Prrafodelista"/>
+        <w:spacing w:before="120" w:after="120"/>
+        <w:ind w:right="113"/>
+        <w:rPr>
+          <w:b/>
+          <w:bCs/>
+        </w:rPr>
+      </w:pPr>
+    </w:p>
+    <w:p>
+      <w:pPr>
+        <w:pStyle w:val="Prrafodelista"/>
+        <w:numPr>
+          <w:ilvl w:val="0"/>
+          <w:numId w:val="3"/>
+        </w:numPr>
+        <w:spacing w:before="120" w:after="120"/>
+        <w:ind w:right="113"/>
+        <w:rPr>
+          <w:b/>
+          <w:bCs/>
+        </w:rPr>
+      </w:pPr>
+      <w:r>
+        <w:rPr>
+          <w:b/>
+          <w:bCs/>
+        </w:rPr>
+        <w:t xml:space="preserve">Anexo 2 – Notas Académicas </w:t>
+      </w:r>
+    </w:p>
+    <w:p>
+      <w:pPr>
+        <w:pStyle w:val="Prrafodelista"/>
         <w:spacing w:line="360" w:lineRule="auto"/>
-        <w:jc w:val="center"/>
         <w:rPr>
           <w:b/>
         </w:rPr>
       </w:pPr>
+      <w:r>
+        <w:rPr>
+          <w:b/>
+        </w:rPr>
+        <w:t>{%image</w:t>
+      </w:r>
+      <w:r>
+        <w:rPr>
+          <w:b/>
+        </w:rPr>
+        <w:t>n2</w:t>
+      </w:r>
+      <w:r>
+        <w:rPr>
+          <w:b/>
+        </w:rPr>
+        <w:t>}</w:t>
+      </w:r>
+    </w:p>
+    <w:p>
+      <w:pPr>
+        <w:pStyle w:val="Prrafodelista"/>
+        <w:spacing w:before="120" w:after="120"/>
+        <w:ind w:right="113"/>
+        <w:rPr>
+          <w:b/>
+          <w:bCs/>
+        </w:rPr>
+      </w:pPr>
     </w:p>
     <w:sectPr>
-      <w:headerReference w:type="default" r:id="rId11"/>
+      <w:headerReference w:type="default" r:id="rId12"/>
       <w:pgSz w:w="11906" w:h="16838" w:code="9"/>
       <w:pgMar w:top="1440" w:right="1440" w:bottom="1440" w:left="1440" w:header="709" w:footer="709" w:gutter="0"/>
       <w:cols w:space="708"/>
@@ -3747,7 +6434,7 @@
 </file>
 
 <file path=word/endnotes.xml><?xml version="1.0" encoding="utf-8"?>
-<w:endnotes xmlns:wpc="http://schemas.microsoft.com/office/word/2010/wordprocessingCanvas" xmlns:cx="http://schemas.microsoft.com/office/drawing/2014/chartex" xmlns:cx1="http://schemas.microsoft.com/office/drawing/2015/9/8/chartex" xmlns:cx2="http://schemas.microsoft.com/office/drawing/2015/10/21/chartex" xmlns:cx3="http://schemas.microsoft.com/office/drawing/2016/5/9/chartex" xmlns:cx4="http://schemas.microsoft.com/office/drawing/2016/5/10/chartex" xmlns:cx5="http://schemas.microsoft.com/office/drawing/2016/5/11/chartex" xmlns:cx6="http://schemas.microsoft.com/office/drawing/2016/5/12/chartex" xmlns:cx7="http://schemas.microsoft.com/office/drawing/2016/5/13/chartex" xmlns:cx8="http://schemas.microsoft.com/office/drawing/2016/5/14/chartex" xmlns:mc="http://schemas.openxmlformats.org/markup-compatibility/2006" xmlns:aink="http://schemas.microsoft.com/office/drawing/2016/ink" xmlns:am3d="http://schemas.microsoft.com/office/drawing/2017/model3d" xmlns:o="urn:schemas-microsoft-com:office:office" xmlns:r="http://schemas.openxmlformats.org/officeDocument/2006/relationships" xmlns:m="http://schemas.openxmlformats.org/officeDocument/2006/math" xmlns:v="urn:schemas-microsoft-com:vml" xmlns:wp14="http://schemas.microsoft.com/office/word/2010/wordprocessingDrawing" xmlns:wp="http://schemas.openxmlformats.org/drawingml/2006/wordprocessingDrawing" xmlns:w10="urn:schemas-microsoft-com:office:word" xmlns:w="http://schemas.openxmlformats.org/wordprocessingml/2006/main" xmlns:w14="http://schemas.microsoft.com/office/word/2010/wordml" xmlns:w15="http://schemas.microsoft.com/office/word/2012/wordml" xmlns:w16cid="http://schemas.microsoft.com/office/word/2016/wordml/cid" xmlns:w16se="http://schemas.microsoft.com/office/word/2015/wordml/symex" xmlns:wpg="http://schemas.microsoft.com/office/word/2010/wordprocessingGroup" xmlns:wpi="http://schemas.microsoft.com/office/word/2010/wordprocessingInk" xmlns:wne="http://schemas.microsoft.com/office/word/2006/wordml" xmlns:wps="http://schemas.microsoft.com/office/word/2010/wordprocessingShape" mc:Ignorable="w14 w15 w16se w16cid wp14">
+<w:endnotes xmlns:wpc="http://schemas.microsoft.com/office/word/2010/wordprocessingCanvas" xmlns:cx="http://schemas.microsoft.com/office/drawing/2014/chartex" xmlns:cx1="http://schemas.microsoft.com/office/drawing/2015/9/8/chartex" xmlns:cx2="http://schemas.microsoft.com/office/drawing/2015/10/21/chartex" xmlns:cx3="http://schemas.microsoft.com/office/drawing/2016/5/9/chartex" xmlns:cx4="http://schemas.microsoft.com/office/drawing/2016/5/10/chartex" xmlns:cx5="http://schemas.microsoft.com/office/drawing/2016/5/11/chartex" xmlns:cx6="http://schemas.microsoft.com/office/drawing/2016/5/12/chartex" xmlns:cx7="http://schemas.microsoft.com/office/drawing/2016/5/13/chartex" xmlns:cx8="http://schemas.microsoft.com/office/drawing/2016/5/14/chartex" xmlns:mc="http://schemas.openxmlformats.org/markup-compatibility/2006" xmlns:aink="http://schemas.microsoft.com/office/drawing/2016/ink" xmlns:am3d="http://schemas.microsoft.com/office/drawing/2017/model3d" xmlns:o="urn:schemas-microsoft-com:office:office" xmlns:oel="http://schemas.microsoft.com/office/2019/extlst" xmlns:r="http://schemas.openxmlformats.org/officeDocument/2006/relationships" xmlns:m="http://schemas.openxmlformats.org/officeDocument/2006/math" xmlns:v="urn:schemas-microsoft-com:vml" xmlns:wp14="http://schemas.microsoft.com/office/word/2010/wordprocessingDrawing" xmlns:wp="http://schemas.openxmlformats.org/drawingml/2006/wordprocessingDrawing" xmlns:w10="urn:schemas-microsoft-com:office:word" xmlns:w="http://schemas.openxmlformats.org/wordprocessingml/2006/main" xmlns:w14="http://schemas.microsoft.com/office/word/2010/wordml" xmlns:w15="http://schemas.microsoft.com/office/word/2012/wordml" xmlns:w16cex="http://schemas.microsoft.com/office/word/2018/wordml/cex" xmlns:w16cid="http://schemas.microsoft.com/office/word/2016/wordml/cid" xmlns:w16="http://schemas.microsoft.com/office/word/2018/wordml" xmlns:w16sdtdh="http://schemas.microsoft.com/office/word/2020/wordml/sdtdatahash" xmlns:w16se="http://schemas.microsoft.com/office/word/2015/wordml/symex" xmlns:wpg="http://schemas.microsoft.com/office/word/2010/wordprocessingGroup" xmlns:wpi="http://schemas.microsoft.com/office/word/2010/wordprocessingInk" xmlns:wne="http://schemas.microsoft.com/office/word/2006/wordml" xmlns:wps="http://schemas.microsoft.com/office/word/2010/wordprocessingShape" mc:Ignorable="w14 w15 w16se w16cid w16 w16cex w16sdtdh wp14">
   <w:endnote w:type="separator" w:id="-1">
     <w:p>
       <w:r>
@@ -3766,7 +6453,7 @@
 </file>
 
 <file path=word/footnotes.xml><?xml version="1.0" encoding="utf-8"?>
-<w:footnotes xmlns:wpc="http://schemas.microsoft.com/office/word/2010/wordprocessingCanvas" xmlns:cx="http://schemas.microsoft.com/office/drawing/2014/chartex" xmlns:cx1="http://schemas.microsoft.com/office/drawing/2015/9/8/chartex" xmlns:cx2="http://schemas.microsoft.com/office/drawing/2015/10/21/chartex" xmlns:cx3="http://schemas.microsoft.com/office/drawing/2016/5/9/chartex" xmlns:cx4="http://schemas.microsoft.com/office/drawing/2016/5/10/chartex" xmlns:cx5="http://schemas.microsoft.com/office/drawing/2016/5/11/chartex" xmlns:cx6="http://schemas.microsoft.com/office/drawing/2016/5/12/chartex" xmlns:cx7="http://schemas.microsoft.com/office/drawing/2016/5/13/chartex" xmlns:cx8="http://schemas.microsoft.com/office/drawing/2016/5/14/chartex" xmlns:mc="http://schemas.openxmlformats.org/markup-compatibility/2006" xmlns:aink="http://schemas.microsoft.com/office/drawing/2016/ink" xmlns:am3d="http://schemas.microsoft.com/office/drawing/2017/model3d" xmlns:o="urn:schemas-microsoft-com:office:office" xmlns:r="http://schemas.openxmlformats.org/officeDocument/2006/relationships" xmlns:m="http://schemas.openxmlformats.org/officeDocument/2006/math" xmlns:v="urn:schemas-microsoft-com:vml" xmlns:wp14="http://schemas.microsoft.com/office/word/2010/wordprocessingDrawing" xmlns:wp="http://schemas.openxmlformats.org/drawingml/2006/wordprocessingDrawing" xmlns:w10="urn:schemas-microsoft-com:office:word" xmlns:w="http://schemas.openxmlformats.org/wordprocessingml/2006/main" xmlns:w14="http://schemas.microsoft.com/office/word/2010/wordml" xmlns:w15="http://schemas.microsoft.com/office/word/2012/wordml" xmlns:w16cid="http://schemas.microsoft.com/office/word/2016/wordml/cid" xmlns:w16se="http://schemas.microsoft.com/office/word/2015/wordml/symex" xmlns:wpg="http://schemas.microsoft.com/office/word/2010/wordprocessingGroup" xmlns:wpi="http://schemas.microsoft.com/office/word/2010/wordprocessingInk" xmlns:wne="http://schemas.microsoft.com/office/word/2006/wordml" xmlns:wps="http://schemas.microsoft.com/office/word/2010/wordprocessingShape" mc:Ignorable="w14 w15 w16se w16cid wp14">
+<w:footnotes xmlns:wpc="http://schemas.microsoft.com/office/word/2010/wordprocessingCanvas" xmlns:cx="http://schemas.microsoft.com/office/drawing/2014/chartex" xmlns:cx1="http://schemas.microsoft.com/office/drawing/2015/9/8/chartex" xmlns:cx2="http://schemas.microsoft.com/office/drawing/2015/10/21/chartex" xmlns:cx3="http://schemas.microsoft.com/office/drawing/2016/5/9/chartex" xmlns:cx4="http://schemas.microsoft.com/office/drawing/2016/5/10/chartex" xmlns:cx5="http://schemas.microsoft.com/office/drawing/2016/5/11/chartex" xmlns:cx6="http://schemas.microsoft.com/office/drawing/2016/5/12/chartex" xmlns:cx7="http://schemas.microsoft.com/office/drawing/2016/5/13/chartex" xmlns:cx8="http://schemas.microsoft.com/office/drawing/2016/5/14/chartex" xmlns:mc="http://schemas.openxmlformats.org/markup-compatibility/2006" xmlns:aink="http://schemas.microsoft.com/office/drawing/2016/ink" xmlns:am3d="http://schemas.microsoft.com/office/drawing/2017/model3d" xmlns:o="urn:schemas-microsoft-com:office:office" xmlns:oel="http://schemas.microsoft.com/office/2019/extlst" xmlns:r="http://schemas.openxmlformats.org/officeDocument/2006/relationships" xmlns:m="http://schemas.openxmlformats.org/officeDocument/2006/math" xmlns:v="urn:schemas-microsoft-com:vml" xmlns:wp14="http://schemas.microsoft.com/office/word/2010/wordprocessingDrawing" xmlns:wp="http://schemas.openxmlformats.org/drawingml/2006/wordprocessingDrawing" xmlns:w10="urn:schemas-microsoft-com:office:word" xmlns:w="http://schemas.openxmlformats.org/wordprocessingml/2006/main" xmlns:w14="http://schemas.microsoft.com/office/word/2010/wordml" xmlns:w15="http://schemas.microsoft.com/office/word/2012/wordml" xmlns:w16cex="http://schemas.microsoft.com/office/word/2018/wordml/cex" xmlns:w16cid="http://schemas.microsoft.com/office/word/2016/wordml/cid" xmlns:w16="http://schemas.microsoft.com/office/word/2018/wordml" xmlns:w16sdtdh="http://schemas.microsoft.com/office/word/2020/wordml/sdtdatahash" xmlns:w16se="http://schemas.microsoft.com/office/word/2015/wordml/symex" xmlns:wpg="http://schemas.microsoft.com/office/word/2010/wordprocessingGroup" xmlns:wpi="http://schemas.microsoft.com/office/word/2010/wordprocessingInk" xmlns:wne="http://schemas.microsoft.com/office/word/2006/wordml" xmlns:wps="http://schemas.microsoft.com/office/word/2010/wordprocessingShape" mc:Ignorable="w14 w15 w16se w16cid w16 w16cex w16sdtdh wp14">
   <w:footnote w:type="separator" w:id="-1">
     <w:p>
       <w:r>
@@ -3785,7 +6472,7 @@
 </file>
 
 <file path=word/header1.xml><?xml version="1.0" encoding="utf-8"?>
-<w:hdr xmlns:wpc="http://schemas.microsoft.com/office/word/2010/wordprocessingCanvas" xmlns:cx="http://schemas.microsoft.com/office/drawing/2014/chartex" xmlns:cx1="http://schemas.microsoft.com/office/drawing/2015/9/8/chartex" xmlns:cx2="http://schemas.microsoft.com/office/drawing/2015/10/21/chartex" xmlns:cx3="http://schemas.microsoft.com/office/drawing/2016/5/9/chartex" xmlns:cx4="http://schemas.microsoft.com/office/drawing/2016/5/10/chartex" xmlns:cx5="http://schemas.microsoft.com/office/drawing/2016/5/11/chartex" xmlns:cx6="http://schemas.microsoft.com/office/drawing/2016/5/12/chartex" xmlns:cx7="http://schemas.microsoft.com/office/drawing/2016/5/13/chartex" xmlns:cx8="http://schemas.microsoft.com/office/drawing/2016/5/14/chartex" xmlns:mc="http://schemas.openxmlformats.org/markup-compatibility/2006" xmlns:aink="http://schemas.microsoft.com/office/drawing/2016/ink" xmlns:am3d="http://schemas.microsoft.com/office/drawing/2017/model3d" xmlns:o="urn:schemas-microsoft-com:office:office" xmlns:r="http://schemas.openxmlformats.org/officeDocument/2006/relationships" xmlns:m="http://schemas.openxmlformats.org/officeDocument/2006/math" xmlns:v="urn:schemas-microsoft-com:vml" xmlns:wp14="http://schemas.microsoft.com/office/word/2010/wordprocessingDrawing" xmlns:wp="http://schemas.openxmlformats.org/drawingml/2006/wordprocessingDrawing" xmlns:w10="urn:schemas-microsoft-com:office:word" xmlns:w="http://schemas.openxmlformats.org/wordprocessingml/2006/main" xmlns:w14="http://schemas.microsoft.com/office/word/2010/wordml" xmlns:w15="http://schemas.microsoft.com/office/word/2012/wordml" xmlns:w16cid="http://schemas.microsoft.com/office/word/2016/wordml/cid" xmlns:w16se="http://schemas.microsoft.com/office/word/2015/wordml/symex" xmlns:wpg="http://schemas.microsoft.com/office/word/2010/wordprocessingGroup" xmlns:wpi="http://schemas.microsoft.com/office/word/2010/wordprocessingInk" xmlns:wne="http://schemas.microsoft.com/office/word/2006/wordml" xmlns:wps="http://schemas.microsoft.com/office/word/2010/wordprocessingShape" mc:Ignorable="w14 w15 w16se w16cid wp14">
+<w:hdr xmlns:wpc="http://schemas.microsoft.com/office/word/2010/wordprocessingCanvas" xmlns:cx="http://schemas.microsoft.com/office/drawing/2014/chartex" xmlns:cx1="http://schemas.microsoft.com/office/drawing/2015/9/8/chartex" xmlns:cx2="http://schemas.microsoft.com/office/drawing/2015/10/21/chartex" xmlns:cx3="http://schemas.microsoft.com/office/drawing/2016/5/9/chartex" xmlns:cx4="http://schemas.microsoft.com/office/drawing/2016/5/10/chartex" xmlns:cx5="http://schemas.microsoft.com/office/drawing/2016/5/11/chartex" xmlns:cx6="http://schemas.microsoft.com/office/drawing/2016/5/12/chartex" xmlns:cx7="http://schemas.microsoft.com/office/drawing/2016/5/13/chartex" xmlns:cx8="http://schemas.microsoft.com/office/drawing/2016/5/14/chartex" xmlns:mc="http://schemas.openxmlformats.org/markup-compatibility/2006" xmlns:aink="http://schemas.microsoft.com/office/drawing/2016/ink" xmlns:am3d="http://schemas.microsoft.com/office/drawing/2017/model3d" xmlns:o="urn:schemas-microsoft-com:office:office" xmlns:oel="http://schemas.microsoft.com/office/2019/extlst" xmlns:r="http://schemas.openxmlformats.org/officeDocument/2006/relationships" xmlns:m="http://schemas.openxmlformats.org/officeDocument/2006/math" xmlns:v="urn:schemas-microsoft-com:vml" xmlns:wp14="http://schemas.microsoft.com/office/word/2010/wordprocessingDrawing" xmlns:wp="http://schemas.openxmlformats.org/drawingml/2006/wordprocessingDrawing" xmlns:w10="urn:schemas-microsoft-com:office:word" xmlns:w="http://schemas.openxmlformats.org/wordprocessingml/2006/main" xmlns:w14="http://schemas.microsoft.com/office/word/2010/wordml" xmlns:w15="http://schemas.microsoft.com/office/word/2012/wordml" xmlns:w16cex="http://schemas.microsoft.com/office/word/2018/wordml/cex" xmlns:w16cid="http://schemas.microsoft.com/office/word/2016/wordml/cid" xmlns:w16="http://schemas.microsoft.com/office/word/2018/wordml" xmlns:w16sdtdh="http://schemas.microsoft.com/office/word/2020/wordml/sdtdatahash" xmlns:w16se="http://schemas.microsoft.com/office/word/2015/wordml/symex" xmlns:wpg="http://schemas.microsoft.com/office/word/2010/wordprocessingGroup" xmlns:wpi="http://schemas.microsoft.com/office/word/2010/wordprocessingInk" xmlns:wne="http://schemas.microsoft.com/office/word/2006/wordml" xmlns:wps="http://schemas.microsoft.com/office/word/2010/wordprocessingShape" mc:Ignorable="w14 w15 w16se w16cid w16 w16cex w16sdtdh wp14">
   <w:p>
     <w:pPr>
       <w:pStyle w:val="Encabezado"/>
@@ -3864,14 +6551,14 @@
                             <w:tblLook w:val="0000" w:firstRow="0" w:lastRow="0" w:firstColumn="0" w:lastColumn="0" w:noHBand="0" w:noVBand="0"/>
                           </w:tblPr>
                           <w:tblGrid>
-                            <w:gridCol w:w="2882"/>
-                            <w:gridCol w:w="5720"/>
-                            <w:gridCol w:w="2134"/>
+                            <w:gridCol w:w="2885"/>
+                            <w:gridCol w:w="5728"/>
+                            <w:gridCol w:w="2137"/>
                           </w:tblGrid>
                           <w:tr>
                             <w:trPr>
                               <w:cantSplit/>
-                              <w:trHeight w:val="1128"/>
+                              <w:trHeight w:val="411"/>
                               <w:jc w:val="center"/>
                             </w:trPr>
                             <w:tc>
@@ -3957,12 +6644,16 @@
                                 <w:pPr>
                                   <w:jc w:val="center"/>
                                   <w:rPr>
+                                    <w:b/>
+                                    <w:bCs/>
                                     <w:sz w:val="19"/>
                                     <w:szCs w:val="19"/>
                                   </w:rPr>
                                 </w:pPr>
                                 <w:r>
                                   <w:rPr>
+                                    <w:b/>
+                                    <w:bCs/>
                                     <w:sz w:val="19"/>
                                     <w:szCs w:val="19"/>
                                   </w:rPr>
@@ -4017,7 +6708,7 @@
                           <w:tr>
                             <w:trPr>
                               <w:cantSplit/>
-                              <w:trHeight w:val="452"/>
+                              <w:trHeight w:val="1262"/>
                               <w:jc w:val="center"/>
                             </w:trPr>
                             <w:tc>
@@ -4062,16 +6753,7 @@
                                     <w:sz w:val="19"/>
                                     <w:szCs w:val="19"/>
                                   </w:rPr>
-                                  <w:t>Seguimiento a la Formación Docente</w:t>
-                                </w:r>
-                                <w:r>
-                                  <w:rPr>
-                                    <w:rFonts w:cs="Arial"/>
-                                    <w:b/>
-                                    <w:sz w:val="19"/>
-                                    <w:szCs w:val="19"/>
-                                  </w:rPr>
-                                  <w:t xml:space="preserve">: </w:t>
+                                  <w:t>Reporte de seguimiento de formación docente</w:t>
                                 </w:r>
                               </w:p>
                               <w:p>
@@ -4089,33 +6771,10 @@
                                   <w:rPr>
                                     <w:rFonts w:cs="Arial"/>
                                     <w:b/>
-                                    <w:color w:val="000000"/>
                                     <w:sz w:val="19"/>
                                     <w:szCs w:val="19"/>
                                   </w:rPr>
-                                  <w:t>{</w:t>
-                                </w:r>
-                                <w:proofErr w:type="spellStart"/>
-                                <w:r>
-                                  <w:rPr>
-                                    <w:rFonts w:cs="Arial"/>
-                                    <w:b/>
-                                    <w:color w:val="000000"/>
-                                    <w:sz w:val="19"/>
-                                    <w:szCs w:val="19"/>
-                                  </w:rPr>
-                                  <w:t>NombresC</w:t>
-                                </w:r>
-                                <w:proofErr w:type="spellEnd"/>
-                                <w:r>
-                                  <w:rPr>
-                                    <w:rFonts w:cs="Arial"/>
-                                    <w:b/>
-                                    <w:color w:val="000000"/>
-                                    <w:sz w:val="19"/>
-                                    <w:szCs w:val="19"/>
-                                  </w:rPr>
-                                  <w:t>}</w:t>
+                                  <w:t>Formato institucional de aplicación semestral</w:t>
                                 </w:r>
                               </w:p>
                             </w:tc>
@@ -4140,9 +6799,6 @@
                         <w:p>
                           <w:pPr>
                             <w:jc w:val="left"/>
-                            <w:rPr>
-                              <w:lang w:val="es-EC"/>
-                            </w:rPr>
                           </w:pPr>
                         </w:p>
                       </w:txbxContent>
@@ -4171,7 +6827,7 @@
               <v:stroke joinstyle="miter"/>
               <v:path gradientshapeok="t" o:connecttype="rect"/>
             </v:shapetype>
-            <v:shape id="_x0000_s1028" type="#_x0000_t202" style="position:absolute;left:0;text-align:left;margin-left:0;margin-top:-94.3pt;width:581.1pt;height:93.7pt;z-index:251659264;visibility:visible;mso-wrap-style:square;mso-width-percent:0;mso-height-percent:0;mso-wrap-distance-left:9pt;mso-wrap-distance-top:0;mso-wrap-distance-right:9pt;mso-wrap-distance-bottom:0;mso-position-horizontal:center;mso-position-horizontal-relative:margin;mso-position-vertical:absolute;mso-position-vertical-relative:margin;mso-width-percent:0;mso-height-percent:0;mso-width-relative:margin;mso-height-relative:margin;v-text-anchor:top" o:gfxdata="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" o:allowoverlap="f" fillcolor="white [3201]" stroked="f" strokeweight=".5pt">
+            <v:shape id="_x0000_s1029" type="#_x0000_t202" style="position:absolute;left:0;text-align:left;margin-left:0;margin-top:-94.3pt;width:581.1pt;height:93.7pt;z-index:251659264;visibility:visible;mso-wrap-style:square;mso-width-percent:0;mso-height-percent:0;mso-wrap-distance-left:9pt;mso-wrap-distance-top:0;mso-wrap-distance-right:9pt;mso-wrap-distance-bottom:0;mso-position-horizontal:center;mso-position-horizontal-relative:margin;mso-position-vertical:absolute;mso-position-vertical-relative:margin;mso-width-percent:0;mso-height-percent:0;mso-width-relative:margin;mso-height-relative:margin;v-text-anchor:top" o:gfxdata="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" o:allowoverlap="f" fillcolor="white [3201]" stroked="f" strokeweight=".5pt">
               <v:textbox>
                 <w:txbxContent>
                   <w:tbl>
@@ -4193,14 +6849,14 @@
                       <w:tblLook w:val="0000" w:firstRow="0" w:lastRow="0" w:firstColumn="0" w:lastColumn="0" w:noHBand="0" w:noVBand="0"/>
                     </w:tblPr>
                     <w:tblGrid>
-                      <w:gridCol w:w="2882"/>
-                      <w:gridCol w:w="5720"/>
-                      <w:gridCol w:w="2134"/>
+                      <w:gridCol w:w="2885"/>
+                      <w:gridCol w:w="5728"/>
+                      <w:gridCol w:w="2137"/>
                     </w:tblGrid>
                     <w:tr>
                       <w:trPr>
                         <w:cantSplit/>
-                        <w:trHeight w:val="1128"/>
+                        <w:trHeight w:val="411"/>
                         <w:jc w:val="center"/>
                       </w:trPr>
                       <w:tc>
@@ -4286,12 +6942,16 @@
                           <w:pPr>
                             <w:jc w:val="center"/>
                             <w:rPr>
+                              <w:b/>
+                              <w:bCs/>
                               <w:sz w:val="19"/>
                               <w:szCs w:val="19"/>
                             </w:rPr>
                           </w:pPr>
                           <w:r>
                             <w:rPr>
+                              <w:b/>
+                              <w:bCs/>
                               <w:sz w:val="19"/>
                               <w:szCs w:val="19"/>
                             </w:rPr>
@@ -4346,7 +7006,7 @@
                     <w:tr>
                       <w:trPr>
                         <w:cantSplit/>
-                        <w:trHeight w:val="452"/>
+                        <w:trHeight w:val="1262"/>
                         <w:jc w:val="center"/>
                       </w:trPr>
                       <w:tc>
@@ -4391,16 +7051,7 @@
                               <w:sz w:val="19"/>
                               <w:szCs w:val="19"/>
                             </w:rPr>
-                            <w:t>Seguimiento a la Formación Docente</w:t>
-                          </w:r>
-                          <w:r>
-                            <w:rPr>
-                              <w:rFonts w:cs="Arial"/>
-                              <w:b/>
-                              <w:sz w:val="19"/>
-                              <w:szCs w:val="19"/>
-                            </w:rPr>
-                            <w:t xml:space="preserve">: </w:t>
+                            <w:t>Reporte de seguimiento de formación docente</w:t>
                           </w:r>
                         </w:p>
                         <w:p>
@@ -4418,33 +7069,10 @@
                             <w:rPr>
                               <w:rFonts w:cs="Arial"/>
                               <w:b/>
-                              <w:color w:val="000000"/>
                               <w:sz w:val="19"/>
                               <w:szCs w:val="19"/>
                             </w:rPr>
-                            <w:t>{</w:t>
-                          </w:r>
-                          <w:proofErr w:type="spellStart"/>
-                          <w:r>
-                            <w:rPr>
-                              <w:rFonts w:cs="Arial"/>
-                              <w:b/>
-                              <w:color w:val="000000"/>
-                              <w:sz w:val="19"/>
-                              <w:szCs w:val="19"/>
-                            </w:rPr>
-                            <w:t>NombresC</w:t>
-                          </w:r>
-                          <w:proofErr w:type="spellEnd"/>
-                          <w:r>
-                            <w:rPr>
-                              <w:rFonts w:cs="Arial"/>
-                              <w:b/>
-                              <w:color w:val="000000"/>
-                              <w:sz w:val="19"/>
-                              <w:szCs w:val="19"/>
-                            </w:rPr>
-                            <w:t>}</w:t>
+                            <w:t>Formato institucional de aplicación semestral</w:t>
                           </w:r>
                         </w:p>
                       </w:tc>
@@ -4469,9 +7097,6 @@
                   <w:p>
                     <w:pPr>
                       <w:jc w:val="left"/>
-                      <w:rPr>
-                        <w:lang w:val="es-EC"/>
-                      </w:rPr>
                     </w:pPr>
                   </w:p>
                 </w:txbxContent>
@@ -4508,8 +7133,98 @@
 </file>
 
 <file path=word/numbering.xml><?xml version="1.0" encoding="utf-8"?>
-<w:numbering xmlns:wpc="http://schemas.microsoft.com/office/word/2010/wordprocessingCanvas" xmlns:cx="http://schemas.microsoft.com/office/drawing/2014/chartex" xmlns:cx1="http://schemas.microsoft.com/office/drawing/2015/9/8/chartex" xmlns:cx2="http://schemas.microsoft.com/office/drawing/2015/10/21/chartex" xmlns:cx3="http://schemas.microsoft.com/office/drawing/2016/5/9/chartex" xmlns:cx4="http://schemas.microsoft.com/office/drawing/2016/5/10/chartex" xmlns:cx5="http://schemas.microsoft.com/office/drawing/2016/5/11/chartex" xmlns:cx6="http://schemas.microsoft.com/office/drawing/2016/5/12/chartex" xmlns:cx7="http://schemas.microsoft.com/office/drawing/2016/5/13/chartex" xmlns:cx8="http://schemas.microsoft.com/office/drawing/2016/5/14/chartex" xmlns:mc="http://schemas.openxmlformats.org/markup-compatibility/2006" xmlns:aink="http://schemas.microsoft.com/office/drawing/2016/ink" xmlns:am3d="http://schemas.microsoft.com/office/drawing/2017/model3d" xmlns:o="urn:schemas-microsoft-com:office:office" xmlns:r="http://schemas.openxmlformats.org/officeDocument/2006/relationships" xmlns:m="http://schemas.openxmlformats.org/officeDocument/2006/math" xmlns:v="urn:schemas-microsoft-com:vml" xmlns:wp14="http://schemas.microsoft.com/office/word/2010/wordprocessingDrawing" xmlns:wp="http://schemas.openxmlformats.org/drawingml/2006/wordprocessingDrawing" xmlns:w10="urn:schemas-microsoft-com:office:word" xmlns:w="http://schemas.openxmlformats.org/wordprocessingml/2006/main" xmlns:w14="http://schemas.microsoft.com/office/word/2010/wordml" xmlns:w15="http://schemas.microsoft.com/office/word/2012/wordml" xmlns:w16cid="http://schemas.microsoft.com/office/word/2016/wordml/cid" xmlns:w16se="http://schemas.microsoft.com/office/word/2015/wordml/symex" xmlns:wpg="http://schemas.microsoft.com/office/word/2010/wordprocessingGroup" xmlns:wpi="http://schemas.microsoft.com/office/word/2010/wordprocessingInk" xmlns:wne="http://schemas.microsoft.com/office/word/2006/wordml" xmlns:wps="http://schemas.microsoft.com/office/word/2010/wordprocessingShape" mc:Ignorable="w14 w15 w16se w16cid wp14">
+<w:numbering xmlns:wpc="http://schemas.microsoft.com/office/word/2010/wordprocessingCanvas" xmlns:cx="http://schemas.microsoft.com/office/drawing/2014/chartex" xmlns:cx1="http://schemas.microsoft.com/office/drawing/2015/9/8/chartex" xmlns:cx2="http://schemas.microsoft.com/office/drawing/2015/10/21/chartex" xmlns:cx3="http://schemas.microsoft.com/office/drawing/2016/5/9/chartex" xmlns:cx4="http://schemas.microsoft.com/office/drawing/2016/5/10/chartex" xmlns:cx5="http://schemas.microsoft.com/office/drawing/2016/5/11/chartex" xmlns:cx6="http://schemas.microsoft.com/office/drawing/2016/5/12/chartex" xmlns:cx7="http://schemas.microsoft.com/office/drawing/2016/5/13/chartex" xmlns:cx8="http://schemas.microsoft.com/office/drawing/2016/5/14/chartex" xmlns:mc="http://schemas.openxmlformats.org/markup-compatibility/2006" xmlns:aink="http://schemas.microsoft.com/office/drawing/2016/ink" xmlns:am3d="http://schemas.microsoft.com/office/drawing/2017/model3d" xmlns:o="urn:schemas-microsoft-com:office:office" xmlns:oel="http://schemas.microsoft.com/office/2019/extlst" xmlns:r="http://schemas.openxmlformats.org/officeDocument/2006/relationships" xmlns:m="http://schemas.openxmlformats.org/officeDocument/2006/math" xmlns:v="urn:schemas-microsoft-com:vml" xmlns:wp14="http://schemas.microsoft.com/office/word/2010/wordprocessingDrawing" xmlns:wp="http://schemas.openxmlformats.org/drawingml/2006/wordprocessingDrawing" xmlns:w10="urn:schemas-microsoft-com:office:word" xmlns:w="http://schemas.openxmlformats.org/wordprocessingml/2006/main" xmlns:w14="http://schemas.microsoft.com/office/word/2010/wordml" xmlns:w15="http://schemas.microsoft.com/office/word/2012/wordml" xmlns:w16cex="http://schemas.microsoft.com/office/word/2018/wordml/cex" xmlns:w16cid="http://schemas.microsoft.com/office/word/2016/wordml/cid" xmlns:w16="http://schemas.microsoft.com/office/word/2018/wordml" xmlns:w16sdtdh="http://schemas.microsoft.com/office/word/2020/wordml/sdtdatahash" xmlns:w16se="http://schemas.microsoft.com/office/word/2015/wordml/symex" xmlns:wpg="http://schemas.microsoft.com/office/word/2010/wordprocessingGroup" xmlns:wpi="http://schemas.microsoft.com/office/word/2010/wordprocessingInk" xmlns:wne="http://schemas.microsoft.com/office/word/2006/wordml" xmlns:wps="http://schemas.microsoft.com/office/word/2010/wordprocessingShape" mc:Ignorable="w14 w15 w16se w16cid w16 w16cex w16sdtdh wp14">
   <w:abstractNum w:abstractNumId="0" w15:restartNumberingAfterBreak="0">
+    <w:nsid w:val="367860D0"/>
+    <w:multiLevelType w:val="hybridMultilevel"/>
+    <w:tmpl w:val="1BA4D2CA"/>
+    <w:lvl w:ilvl="0" w:tplc="18106B16">
+      <w:start w:val="1"/>
+      <w:numFmt w:val="decimal"/>
+      <w:pStyle w:val="Ttulo1"/>
+      <w:lvlText w:val="%1."/>
+      <w:lvlJc w:val="left"/>
+      <w:pPr>
+        <w:ind w:left="1800" w:hanging="360"/>
+      </w:pPr>
+      <w:rPr>
+        <w:rFonts w:hint="default"/>
+      </w:rPr>
+    </w:lvl>
+    <w:lvl w:ilvl="1" w:tplc="300A0019" w:tentative="1">
+      <w:start w:val="1"/>
+      <w:numFmt w:val="lowerLetter"/>
+      <w:lvlText w:val="%2."/>
+      <w:lvlJc w:val="left"/>
+      <w:pPr>
+        <w:ind w:left="2160" w:hanging="360"/>
+      </w:pPr>
+    </w:lvl>
+    <w:lvl w:ilvl="2" w:tplc="300A001B" w:tentative="1">
+      <w:start w:val="1"/>
+      <w:numFmt w:val="lowerRoman"/>
+      <w:lvlText w:val="%3."/>
+      <w:lvlJc w:val="right"/>
+      <w:pPr>
+        <w:ind w:left="2880" w:hanging="180"/>
+      </w:pPr>
+    </w:lvl>
+    <w:lvl w:ilvl="3" w:tplc="300A000F" w:tentative="1">
+      <w:start w:val="1"/>
+      <w:numFmt w:val="decimal"/>
+      <w:lvlText w:val="%4."/>
+      <w:lvlJc w:val="left"/>
+      <w:pPr>
+        <w:ind w:left="3600" w:hanging="360"/>
+      </w:pPr>
+    </w:lvl>
+    <w:lvl w:ilvl="4" w:tplc="300A0019" w:tentative="1">
+      <w:start w:val="1"/>
+      <w:numFmt w:val="lowerLetter"/>
+      <w:lvlText w:val="%5."/>
+      <w:lvlJc w:val="left"/>
+      <w:pPr>
+        <w:ind w:left="4320" w:hanging="360"/>
+      </w:pPr>
+    </w:lvl>
+    <w:lvl w:ilvl="5" w:tplc="300A001B" w:tentative="1">
+      <w:start w:val="1"/>
+      <w:numFmt w:val="lowerRoman"/>
+      <w:lvlText w:val="%6."/>
+      <w:lvlJc w:val="right"/>
+      <w:pPr>
+        <w:ind w:left="5040" w:hanging="180"/>
+      </w:pPr>
+    </w:lvl>
+    <w:lvl w:ilvl="6" w:tplc="300A000F" w:tentative="1">
+      <w:start w:val="1"/>
+      <w:numFmt w:val="decimal"/>
+      <w:lvlText w:val="%7."/>
+      <w:lvlJc w:val="left"/>
+      <w:pPr>
+        <w:ind w:left="5760" w:hanging="360"/>
+      </w:pPr>
+    </w:lvl>
+    <w:lvl w:ilvl="7" w:tplc="300A0019" w:tentative="1">
+      <w:start w:val="1"/>
+      <w:numFmt w:val="lowerLetter"/>
+      <w:lvlText w:val="%8."/>
+      <w:lvlJc w:val="left"/>
+      <w:pPr>
+        <w:ind w:left="6480" w:hanging="360"/>
+      </w:pPr>
+    </w:lvl>
+    <w:lvl w:ilvl="8" w:tplc="300A001B" w:tentative="1">
+      <w:start w:val="1"/>
+      <w:numFmt w:val="lowerRoman"/>
+      <w:lvlText w:val="%9."/>
+      <w:lvlJc w:val="right"/>
+      <w:pPr>
+        <w:ind w:left="7200" w:hanging="180"/>
+      </w:pPr>
+    </w:lvl>
+  </w:abstractNum>
+  <w:abstractNum w:abstractNumId="1" w15:restartNumberingAfterBreak="0">
     <w:nsid w:val="43264846"/>
     <w:multiLevelType w:val="hybridMultilevel"/>
     <w:tmpl w:val="D19CD7B6"/>
@@ -4630,7 +7345,7 @@
       </w:rPr>
     </w:lvl>
   </w:abstractNum>
-  <w:abstractNum w:abstractNumId="1" w15:restartNumberingAfterBreak="0">
+  <w:abstractNum w:abstractNumId="2" w15:restartNumberingAfterBreak="0">
     <w:nsid w:val="6FE43F85"/>
     <w:multiLevelType w:val="hybridMultilevel"/>
     <w:tmpl w:val="70AE2722"/>
@@ -4719,17 +7434,112 @@
       </w:pPr>
     </w:lvl>
   </w:abstractNum>
-  <w:num w:numId="1">
+  <w:abstractNum w:abstractNumId="3" w15:restartNumberingAfterBreak="0">
+    <w:nsid w:val="73F6656B"/>
+    <w:multiLevelType w:val="hybridMultilevel"/>
+    <w:tmpl w:val="F002FE44"/>
+    <w:lvl w:ilvl="0" w:tplc="300A000F">
+      <w:start w:val="1"/>
+      <w:numFmt w:val="decimal"/>
+      <w:lvlText w:val="%1."/>
+      <w:lvlJc w:val="left"/>
+      <w:pPr>
+        <w:ind w:left="720" w:hanging="360"/>
+      </w:pPr>
+      <w:rPr>
+        <w:rFonts w:hint="default"/>
+      </w:rPr>
+    </w:lvl>
+    <w:lvl w:ilvl="1" w:tplc="300A0019" w:tentative="1">
+      <w:start w:val="1"/>
+      <w:numFmt w:val="lowerLetter"/>
+      <w:lvlText w:val="%2."/>
+      <w:lvlJc w:val="left"/>
+      <w:pPr>
+        <w:ind w:left="1440" w:hanging="360"/>
+      </w:pPr>
+    </w:lvl>
+    <w:lvl w:ilvl="2" w:tplc="300A001B" w:tentative="1">
+      <w:start w:val="1"/>
+      <w:numFmt w:val="lowerRoman"/>
+      <w:lvlText w:val="%3."/>
+      <w:lvlJc w:val="right"/>
+      <w:pPr>
+        <w:ind w:left="2160" w:hanging="180"/>
+      </w:pPr>
+    </w:lvl>
+    <w:lvl w:ilvl="3" w:tplc="300A000F" w:tentative="1">
+      <w:start w:val="1"/>
+      <w:numFmt w:val="decimal"/>
+      <w:lvlText w:val="%4."/>
+      <w:lvlJc w:val="left"/>
+      <w:pPr>
+        <w:ind w:left="2880" w:hanging="360"/>
+      </w:pPr>
+    </w:lvl>
+    <w:lvl w:ilvl="4" w:tplc="300A0019" w:tentative="1">
+      <w:start w:val="1"/>
+      <w:numFmt w:val="lowerLetter"/>
+      <w:lvlText w:val="%5."/>
+      <w:lvlJc w:val="left"/>
+      <w:pPr>
+        <w:ind w:left="3600" w:hanging="360"/>
+      </w:pPr>
+    </w:lvl>
+    <w:lvl w:ilvl="5" w:tplc="300A001B" w:tentative="1">
+      <w:start w:val="1"/>
+      <w:numFmt w:val="lowerRoman"/>
+      <w:lvlText w:val="%6."/>
+      <w:lvlJc w:val="right"/>
+      <w:pPr>
+        <w:ind w:left="4320" w:hanging="180"/>
+      </w:pPr>
+    </w:lvl>
+    <w:lvl w:ilvl="6" w:tplc="300A000F" w:tentative="1">
+      <w:start w:val="1"/>
+      <w:numFmt w:val="decimal"/>
+      <w:lvlText w:val="%7."/>
+      <w:lvlJc w:val="left"/>
+      <w:pPr>
+        <w:ind w:left="5040" w:hanging="360"/>
+      </w:pPr>
+    </w:lvl>
+    <w:lvl w:ilvl="7" w:tplc="300A0019" w:tentative="1">
+      <w:start w:val="1"/>
+      <w:numFmt w:val="lowerLetter"/>
+      <w:lvlText w:val="%8."/>
+      <w:lvlJc w:val="left"/>
+      <w:pPr>
+        <w:ind w:left="5760" w:hanging="360"/>
+      </w:pPr>
+    </w:lvl>
+    <w:lvl w:ilvl="8" w:tplc="300A001B" w:tentative="1">
+      <w:start w:val="1"/>
+      <w:numFmt w:val="lowerRoman"/>
+      <w:lvlText w:val="%9."/>
+      <w:lvlJc w:val="right"/>
+      <w:pPr>
+        <w:ind w:left="6480" w:hanging="180"/>
+      </w:pPr>
+    </w:lvl>
+  </w:abstractNum>
+  <w:num w:numId="1" w16cid:durableId="1739086787">
+    <w:abstractNumId w:val="2"/>
+  </w:num>
+  <w:num w:numId="2" w16cid:durableId="1709992447">
     <w:abstractNumId w:val="1"/>
   </w:num>
-  <w:num w:numId="2">
+  <w:num w:numId="3" w16cid:durableId="1748766032">
+    <w:abstractNumId w:val="3"/>
+  </w:num>
+  <w:num w:numId="4" w16cid:durableId="1777673018">
     <w:abstractNumId w:val="0"/>
   </w:num>
 </w:numbering>
 </file>
 
 <file path=word/styles.xml><?xml version="1.0" encoding="utf-8"?>
-<w:styles xmlns:mc="http://schemas.openxmlformats.org/markup-compatibility/2006" xmlns:r="http://schemas.openxmlformats.org/officeDocument/2006/relationships" xmlns:w="http://schemas.openxmlformats.org/wordprocessingml/2006/main" xmlns:w14="http://schemas.microsoft.com/office/word/2010/wordml" xmlns:w15="http://schemas.microsoft.com/office/word/2012/wordml" xmlns:w16cid="http://schemas.microsoft.com/office/word/2016/wordml/cid" xmlns:w16se="http://schemas.microsoft.com/office/word/2015/wordml/symex" mc:Ignorable="w14 w15 w16se w16cid">
+<w:styles xmlns:mc="http://schemas.openxmlformats.org/markup-compatibility/2006" xmlns:r="http://schemas.openxmlformats.org/officeDocument/2006/relationships" xmlns:w="http://schemas.openxmlformats.org/wordprocessingml/2006/main" xmlns:w14="http://schemas.microsoft.com/office/word/2010/wordml" xmlns:w15="http://schemas.microsoft.com/office/word/2012/wordml" xmlns:w16cex="http://schemas.microsoft.com/office/word/2018/wordml/cex" xmlns:w16cid="http://schemas.microsoft.com/office/word/2016/wordml/cid" xmlns:w16="http://schemas.microsoft.com/office/word/2018/wordml" xmlns:w16sdtdh="http://schemas.microsoft.com/office/word/2020/wordml/sdtdatahash" xmlns:w16se="http://schemas.microsoft.com/office/word/2015/wordml/symex" mc:Ignorable="w14 w15 w16se w16cid w16 w16cex w16sdtdh">
   <w:docDefaults>
     <w:rPrDefault>
       <w:rPr>
@@ -4745,7 +7555,7 @@
       </w:pPr>
     </w:pPrDefault>
   </w:docDefaults>
-  <w:latentStyles w:defLockedState="0" w:defUIPriority="99" w:defSemiHidden="0" w:defUnhideWhenUsed="0" w:defQFormat="0" w:count="375">
+  <w:latentStyles w:defLockedState="0" w:defUIPriority="99" w:defSemiHidden="0" w:defUnhideWhenUsed="0" w:defQFormat="0" w:count="376">
     <w:lsdException w:name="Normal" w:uiPriority="0" w:qFormat="1"/>
     <w:lsdException w:name="heading 1" w:uiPriority="9" w:qFormat="1"/>
     <w:lsdException w:name="heading 2" w:semiHidden="1" w:uiPriority="9" w:unhideWhenUsed="1" w:qFormat="1"/>
@@ -5121,6 +7931,7 @@
     <w:lsdException w:name="Smart Hyperlink" w:semiHidden="1" w:unhideWhenUsed="1"/>
     <w:lsdException w:name="Hashtag" w:semiHidden="1" w:unhideWhenUsed="1"/>
     <w:lsdException w:name="Unresolved Mention" w:semiHidden="1" w:unhideWhenUsed="1"/>
+    <w:lsdException w:name="Smart Link" w:semiHidden="1" w:unhideWhenUsed="1"/>
   </w:latentStyles>
   <w:style w:type="paragraph" w:default="1" w:styleId="Normal">
     <w:name w:val="Normal"/>
@@ -5134,7 +7945,36 @@
       <w:rFonts w:ascii="Arial" w:eastAsia="Times New Roman" w:hAnsi="Arial" w:cs="Times New Roman"/>
       <w:sz w:val="24"/>
       <w:szCs w:val="20"/>
-      <w:lang w:val="es-ES" w:eastAsia="es-ES"/>
+      <w:lang w:eastAsia="es-ES"/>
+    </w:rPr>
+  </w:style>
+  <w:style w:type="paragraph" w:styleId="Ttulo1">
+    <w:name w:val="heading 1"/>
+    <w:basedOn w:val="Normal"/>
+    <w:next w:val="Normal"/>
+    <w:link w:val="Ttulo1Car"/>
+    <w:uiPriority w:val="9"/>
+    <w:qFormat/>
+    <w:rsid w:val="00F15CBD"/>
+    <w:pPr>
+      <w:keepNext/>
+      <w:keepLines/>
+      <w:numPr>
+        <w:numId w:val="4"/>
+      </w:numPr>
+      <w:spacing w:before="200" w:after="100" w:line="250" w:lineRule="auto"/>
+      <w:ind w:left="0" w:firstLine="0"/>
+      <w:jc w:val="left"/>
+      <w:outlineLvl w:val="0"/>
+    </w:pPr>
+    <w:rPr>
+      <w:rFonts w:asciiTheme="majorHAnsi" w:eastAsiaTheme="majorEastAsia" w:hAnsiTheme="majorHAnsi" w:cstheme="majorBidi"/>
+      <w:b/>
+      <w:bCs/>
+      <w:color w:val="000000"/>
+      <w:sz w:val="25"/>
+      <w:szCs w:val="28"/>
+      <w:lang w:eastAsia="en-US"/>
     </w:rPr>
   </w:style>
   <w:style w:type="character" w:default="1" w:styleId="Fuentedeprrafopredeter">
@@ -5368,6 +8208,38 @@
       <w:ind w:left="720"/>
       <w:contextualSpacing/>
     </w:pPr>
+  </w:style>
+  <w:style w:type="paragraph" w:styleId="Sinespaciado">
+    <w:name w:val="No Spacing"/>
+    <w:basedOn w:val="Normal"/>
+    <w:uiPriority w:val="1"/>
+    <w:qFormat/>
+    <w:rsid w:val="00AE62FB"/>
+    <w:pPr>
+      <w:spacing w:after="160" w:line="250" w:lineRule="auto"/>
+    </w:pPr>
+    <w:rPr>
+      <w:rFonts w:eastAsiaTheme="minorEastAsia" w:cstheme="minorBidi"/>
+      <w:color w:val="000000"/>
+      <w:sz w:val="22"/>
+      <w:szCs w:val="22"/>
+      <w:lang w:val="en-US" w:eastAsia="en-US"/>
+    </w:rPr>
+  </w:style>
+  <w:style w:type="character" w:customStyle="1" w:styleId="Ttulo1Car">
+    <w:name w:val="Título 1 Car"/>
+    <w:basedOn w:val="Fuentedeprrafopredeter"/>
+    <w:link w:val="Ttulo1"/>
+    <w:uiPriority w:val="9"/>
+    <w:rsid w:val="00F15CBD"/>
+    <w:rPr>
+      <w:rFonts w:asciiTheme="majorHAnsi" w:eastAsiaTheme="majorEastAsia" w:hAnsiTheme="majorHAnsi" w:cstheme="majorBidi"/>
+      <w:b/>
+      <w:bCs/>
+      <w:color w:val="000000"/>
+      <w:sz w:val="25"/>
+      <w:szCs w:val="28"/>
+    </w:rPr>
   </w:style>
 </w:styles>
 </file>
@@ -5668,26 +8540,6 @@
 </file>
 
 <file path=customXml/item1.xml><?xml version="1.0" encoding="utf-8"?>
-<?mso-contentType ?>
-<FormTemplates xmlns="http://schemas.microsoft.com/sharepoint/v3/contenttype/forms">
-  <Display>DocumentLibraryForm</Display>
-  <Edit>DocumentLibraryForm</Edit>
-  <New>DocumentLibraryForm</New>
-</FormTemplates>
-</file>
-
-<file path=customXml/item2.xml><?xml version="1.0" encoding="utf-8"?>
-<p:properties xmlns:p="http://schemas.microsoft.com/office/2006/metadata/properties" xmlns:xsi="http://www.w3.org/2001/XMLSchema-instance" xmlns:pc="http://schemas.microsoft.com/office/infopath/2007/PartnerControls">
-  <documentManagement>
-    <TaxCatchAll xmlns="27118ee3-1735-4bf8-b1d8-b92405a04e3d" xsi:nil="true"/>
-    <lcf76f155ced4ddcb4097134ff3c332f xmlns="99f51e6f-0b5b-434c-9b36-ed35023571bc">
-      <Terms xmlns="http://schemas.microsoft.com/office/infopath/2007/PartnerControls"/>
-    </lcf76f155ced4ddcb4097134ff3c332f>
-  </documentManagement>
-</p:properties>
-</file>
-
-<file path=customXml/item3.xml><?xml version="1.0" encoding="utf-8"?>
 <ct:contentTypeSchema xmlns:ct="http://schemas.microsoft.com/office/2006/metadata/contentType" xmlns:ma="http://schemas.microsoft.com/office/2006/metadata/properties/metaAttributes" ct:_="" ma:_="" ma:contentTypeName="Documento" ma:contentTypeID="0x010100AFCCB6245C987745891279558BDB0B3B" ma:contentTypeVersion="10" ma:contentTypeDescription="Crear nuevo documento." ma:contentTypeScope="" ma:versionID="db2b1ef01224d0e4c869899219de097e">
   <xsd:schema xmlns:xsd="http://www.w3.org/2001/XMLSchema" xmlns:xs="http://www.w3.org/2001/XMLSchema" xmlns:p="http://schemas.microsoft.com/office/2006/metadata/properties" xmlns:ns2="99f51e6f-0b5b-434c-9b36-ed35023571bc" xmlns:ns3="27118ee3-1735-4bf8-b1d8-b92405a04e3d" targetNamespace="http://schemas.microsoft.com/office/2006/metadata/properties" ma:root="true" ma:fieldsID="0535449ddeeed03297b3b93236c6a265" ns2:_="" ns3:_="">
     <xsd:import namespace="99f51e6f-0b5b-434c-9b36-ed35023571bc"/>
@@ -5876,10 +8728,45 @@
 </ct:contentTypeSchema>
 </file>
 
+<file path=customXml/item2.xml><?xml version="1.0" encoding="utf-8"?>
+<p:properties xmlns:p="http://schemas.microsoft.com/office/2006/metadata/properties" xmlns:xsi="http://www.w3.org/2001/XMLSchema-instance" xmlns:pc="http://schemas.microsoft.com/office/infopath/2007/PartnerControls">
+  <documentManagement>
+    <TaxCatchAll xmlns="27118ee3-1735-4bf8-b1d8-b92405a04e3d" xsi:nil="true"/>
+    <lcf76f155ced4ddcb4097134ff3c332f xmlns="99f51e6f-0b5b-434c-9b36-ed35023571bc">
+      <Terms xmlns="http://schemas.microsoft.com/office/infopath/2007/PartnerControls"/>
+    </lcf76f155ced4ddcb4097134ff3c332f>
+  </documentManagement>
+</p:properties>
+</file>
+
+<file path=customXml/item3.xml><?xml version="1.0" encoding="utf-8"?>
+<?mso-contentType ?>
+<FormTemplates xmlns="http://schemas.microsoft.com/sharepoint/v3/contenttype/forms">
+  <Display>DocumentLibraryForm</Display>
+  <Edit>DocumentLibraryForm</Edit>
+  <New>DocumentLibraryForm</New>
+</FormTemplates>
+</file>
+
+<file path=customXml/item4.xml><?xml version="1.0" encoding="utf-8"?>
+<b:Sources xmlns:b="http://schemas.openxmlformats.org/officeDocument/2006/bibliography" xmlns="http://schemas.openxmlformats.org/officeDocument/2006/bibliography" SelectedStyle="\APASixthEditionOfficeOnline.xsl" StyleName="APA" Version="6"/>
+</file>
+
 <file path=customXml/itemProps1.xml><?xml version="1.0" encoding="utf-8"?>
-<ds:datastoreItem xmlns:ds="http://schemas.openxmlformats.org/officeDocument/2006/customXml" ds:itemID="{44477994-AD16-4C5E-B397-6F8C2F21346D}">
+<ds:datastoreItem xmlns:ds="http://schemas.openxmlformats.org/officeDocument/2006/customXml" ds:itemID="{0BDD3A80-86CF-4900-80AE-E06463173716}">
   <ds:schemaRefs>
-    <ds:schemaRef ds:uri="http://schemas.microsoft.com/sharepoint/v3/contenttype/forms"/>
+    <ds:schemaRef ds:uri="http://schemas.microsoft.com/office/2006/metadata/contentType"/>
+    <ds:schemaRef ds:uri="http://schemas.microsoft.com/office/2006/metadata/properties/metaAttributes"/>
+    <ds:schemaRef ds:uri="http://www.w3.org/2001/XMLSchema"/>
+    <ds:schemaRef ds:uri="http://schemas.microsoft.com/office/2006/metadata/properties"/>
+    <ds:schemaRef ds:uri="99f51e6f-0b5b-434c-9b36-ed35023571bc"/>
+    <ds:schemaRef ds:uri="27118ee3-1735-4bf8-b1d8-b92405a04e3d"/>
+    <ds:schemaRef ds:uri="http://schemas.microsoft.com/office/2006/documentManagement/types"/>
+    <ds:schemaRef ds:uri="http://schemas.microsoft.com/office/infopath/2007/PartnerControls"/>
+    <ds:schemaRef ds:uri="http://schemas.openxmlformats.org/package/2006/metadata/core-properties"/>
+    <ds:schemaRef ds:uri="http://purl.org/dc/elements/1.1/"/>
+    <ds:schemaRef ds:uri="http://purl.org/dc/terms/"/>
+    <ds:schemaRef ds:uri="http://schemas.microsoft.com/internal/obd"/>
   </ds:schemaRefs>
 </ds:datastoreItem>
 </file>
@@ -5896,20 +8783,17 @@
 </file>
 
 <file path=customXml/itemProps3.xml><?xml version="1.0" encoding="utf-8"?>
-<ds:datastoreItem xmlns:ds="http://schemas.openxmlformats.org/officeDocument/2006/customXml" ds:itemID="{0BDD3A80-86CF-4900-80AE-E06463173716}">
+<ds:datastoreItem xmlns:ds="http://schemas.openxmlformats.org/officeDocument/2006/customXml" ds:itemID="{44477994-AD16-4C5E-B397-6F8C2F21346D}">
   <ds:schemaRefs>
-    <ds:schemaRef ds:uri="http://schemas.microsoft.com/office/2006/metadata/contentType"/>
-    <ds:schemaRef ds:uri="http://schemas.microsoft.com/office/2006/metadata/properties/metaAttributes"/>
-    <ds:schemaRef ds:uri="http://www.w3.org/2001/XMLSchema"/>
-    <ds:schemaRef ds:uri="http://schemas.microsoft.com/office/2006/metadata/properties"/>
-    <ds:schemaRef ds:uri="99f51e6f-0b5b-434c-9b36-ed35023571bc"/>
-    <ds:schemaRef ds:uri="27118ee3-1735-4bf8-b1d8-b92405a04e3d"/>
-    <ds:schemaRef ds:uri="http://schemas.microsoft.com/office/2006/documentManagement/types"/>
-    <ds:schemaRef ds:uri="http://schemas.microsoft.com/office/infopath/2007/PartnerControls"/>
-    <ds:schemaRef ds:uri="http://schemas.openxmlformats.org/package/2006/metadata/core-properties"/>
-    <ds:schemaRef ds:uri="http://purl.org/dc/elements/1.1/"/>
-    <ds:schemaRef ds:uri="http://purl.org/dc/terms/"/>
-    <ds:schemaRef ds:uri="http://schemas.microsoft.com/internal/obd"/>
+    <ds:schemaRef ds:uri="http://schemas.microsoft.com/sharepoint/v3/contenttype/forms"/>
+  </ds:schemaRefs>
+</ds:datastoreItem>
+</file>
+
+<file path=customXml/itemProps4.xml><?xml version="1.0" encoding="utf-8"?>
+<ds:datastoreItem xmlns:ds="http://schemas.openxmlformats.org/officeDocument/2006/customXml" ds:itemID="{05978439-21D7-4FD8-BBDC-29FFB7CC5708}">
+  <ds:schemaRefs>
+    <ds:schemaRef ds:uri="http://schemas.openxmlformats.org/officeDocument/2006/bibliography"/>
   </ds:schemaRefs>
 </ds:datastoreItem>
 </file>